--- a/docs/standards/MFDStudio_External_Client_Interoperability_Specification.docx
+++ b/docs/standards/MFDStudio_External_Client_Interoperability_Specification.docx
@@ -38,7 +38,7 @@
           <w:rFonts w:ascii="Aptos" w:hAnsi="Aptos"/>
           <w:i/>
         </w:rPr>
-        <w:t>Generated on 2026-04-23 19:43</w:t>
+        <w:t>Generated on 2026-04-27 13:42</w:t>
       </w:r>
     </w:p>
     <w:p>
@@ -58,7 +58,7 @@
       <w:pPr>
         <w:pStyle w:val="Titre1"/>
       </w:pPr>
-      <w:bookmarkStart w:id="0" w:name="_Toc227865857"/>
+      <w:bookmarkStart w:id="0" w:name="_Toc228189744"/>
       <w:r>
         <w:lastRenderedPageBreak/>
         <w:t>Table of Contents</w:t>
@@ -110,7 +110,7 @@
         <w:rPr>
           <w:noProof/>
         </w:rPr>
-        <w:instrText xml:space="preserve"> PAGEREF _Toc227865857 \h </w:instrText>
+        <w:instrText xml:space="preserve"> PAGEREF _Toc228189744 \h </w:instrText>
       </w:r>
       <w:r>
         <w:rPr>
@@ -168,7 +168,7 @@
         <w:rPr>
           <w:noProof/>
         </w:rPr>
-        <w:instrText xml:space="preserve"> PAGEREF _Toc227865858 \h </w:instrText>
+        <w:instrText xml:space="preserve"> PAGEREF _Toc228189745 \h </w:instrText>
       </w:r>
       <w:r>
         <w:rPr>
@@ -226,7 +226,7 @@
         <w:rPr>
           <w:noProof/>
         </w:rPr>
-        <w:instrText xml:space="preserve"> PAGEREF _Toc227865859 \h </w:instrText>
+        <w:instrText xml:space="preserve"> PAGEREF _Toc228189746 \h </w:instrText>
       </w:r>
       <w:r>
         <w:rPr>
@@ -284,7 +284,7 @@
         <w:rPr>
           <w:noProof/>
         </w:rPr>
-        <w:instrText xml:space="preserve"> PAGEREF _Toc227865860 \h </w:instrText>
+        <w:instrText xml:space="preserve"> PAGEREF _Toc228189747 \h </w:instrText>
       </w:r>
       <w:r>
         <w:rPr>
@@ -342,7 +342,7 @@
         <w:rPr>
           <w:noProof/>
         </w:rPr>
-        <w:instrText xml:space="preserve"> PAGEREF _Toc227865861 \h </w:instrText>
+        <w:instrText xml:space="preserve"> PAGEREF _Toc228189748 \h </w:instrText>
       </w:r>
       <w:r>
         <w:rPr>
@@ -400,7 +400,7 @@
         <w:rPr>
           <w:noProof/>
         </w:rPr>
-        <w:instrText xml:space="preserve"> PAGEREF _Toc227865862 \h </w:instrText>
+        <w:instrText xml:space="preserve"> PAGEREF _Toc228189749 \h </w:instrText>
       </w:r>
       <w:r>
         <w:rPr>
@@ -458,7 +458,7 @@
         <w:rPr>
           <w:noProof/>
         </w:rPr>
-        <w:instrText xml:space="preserve"> PAGEREF _Toc227865863 \h </w:instrText>
+        <w:instrText xml:space="preserve"> PAGEREF _Toc228189750 \h </w:instrText>
       </w:r>
       <w:r>
         <w:rPr>
@@ -516,7 +516,7 @@
         <w:rPr>
           <w:noProof/>
         </w:rPr>
-        <w:instrText xml:space="preserve"> PAGEREF _Toc227865864 \h </w:instrText>
+        <w:instrText xml:space="preserve"> PAGEREF _Toc228189751 \h </w:instrText>
       </w:r>
       <w:r>
         <w:rPr>
@@ -574,7 +574,7 @@
         <w:rPr>
           <w:noProof/>
         </w:rPr>
-        <w:instrText xml:space="preserve"> PAGEREF _Toc227865865 \h </w:instrText>
+        <w:instrText xml:space="preserve"> PAGEREF _Toc228189752 \h </w:instrText>
       </w:r>
       <w:r>
         <w:rPr>
@@ -632,7 +632,7 @@
         <w:rPr>
           <w:noProof/>
         </w:rPr>
-        <w:instrText xml:space="preserve"> PAGEREF _Toc227865866 \h </w:instrText>
+        <w:instrText xml:space="preserve"> PAGEREF _Toc228189753 \h </w:instrText>
       </w:r>
       <w:r>
         <w:rPr>
@@ -649,7 +649,7 @@
         <w:rPr>
           <w:noProof/>
         </w:rPr>
-        <w:t>6</w:t>
+        <w:t>7</w:t>
       </w:r>
       <w:r>
         <w:rPr>
@@ -690,7 +690,7 @@
         <w:rPr>
           <w:noProof/>
         </w:rPr>
-        <w:instrText xml:space="preserve"> PAGEREF _Toc227865867 \h </w:instrText>
+        <w:instrText xml:space="preserve"> PAGEREF _Toc228189754 \h </w:instrText>
       </w:r>
       <w:r>
         <w:rPr>
@@ -748,7 +748,7 @@
         <w:rPr>
           <w:noProof/>
         </w:rPr>
-        <w:instrText xml:space="preserve"> PAGEREF _Toc227865868 \h </w:instrText>
+        <w:instrText xml:space="preserve"> PAGEREF _Toc228189755 \h </w:instrText>
       </w:r>
       <w:r>
         <w:rPr>
@@ -806,7 +806,7 @@
         <w:rPr>
           <w:noProof/>
         </w:rPr>
-        <w:instrText xml:space="preserve"> PAGEREF _Toc227865869 \h </w:instrText>
+        <w:instrText xml:space="preserve"> PAGEREF _Toc228189756 \h </w:instrText>
       </w:r>
       <w:r>
         <w:rPr>
@@ -864,7 +864,7 @@
         <w:rPr>
           <w:noProof/>
         </w:rPr>
-        <w:instrText xml:space="preserve"> PAGEREF _Toc227865870 \h </w:instrText>
+        <w:instrText xml:space="preserve"> PAGEREF _Toc228189757 \h </w:instrText>
       </w:r>
       <w:r>
         <w:rPr>
@@ -881,7 +881,7 @@
         <w:rPr>
           <w:noProof/>
         </w:rPr>
-        <w:t>7</w:t>
+        <w:t>8</w:t>
       </w:r>
       <w:r>
         <w:rPr>
@@ -922,7 +922,7 @@
         <w:rPr>
           <w:noProof/>
         </w:rPr>
-        <w:instrText xml:space="preserve"> PAGEREF _Toc227865871 \h </w:instrText>
+        <w:instrText xml:space="preserve"> PAGEREF _Toc228189758 \h </w:instrText>
       </w:r>
       <w:r>
         <w:rPr>
@@ -980,7 +980,7 @@
         <w:rPr>
           <w:noProof/>
         </w:rPr>
-        <w:instrText xml:space="preserve"> PAGEREF _Toc227865872 \h </w:instrText>
+        <w:instrText xml:space="preserve"> PAGEREF _Toc228189759 \h </w:instrText>
       </w:r>
       <w:r>
         <w:rPr>
@@ -997,7 +997,7 @@
         <w:rPr>
           <w:noProof/>
         </w:rPr>
-        <w:t>8</w:t>
+        <w:t>9</w:t>
       </w:r>
       <w:r>
         <w:rPr>
@@ -1038,7 +1038,7 @@
         <w:rPr>
           <w:noProof/>
         </w:rPr>
-        <w:instrText xml:space="preserve"> PAGEREF _Toc227865873 \h </w:instrText>
+        <w:instrText xml:space="preserve"> PAGEREF _Toc228189760 \h </w:instrText>
       </w:r>
       <w:r>
         <w:rPr>
@@ -1096,7 +1096,7 @@
         <w:rPr>
           <w:noProof/>
         </w:rPr>
-        <w:instrText xml:space="preserve"> PAGEREF _Toc227865874 \h </w:instrText>
+        <w:instrText xml:space="preserve"> PAGEREF _Toc228189761 \h </w:instrText>
       </w:r>
       <w:r>
         <w:rPr>
@@ -1154,7 +1154,7 @@
         <w:rPr>
           <w:noProof/>
         </w:rPr>
-        <w:instrText xml:space="preserve"> PAGEREF _Toc227865875 \h </w:instrText>
+        <w:instrText xml:space="preserve"> PAGEREF _Toc228189762 \h </w:instrText>
       </w:r>
       <w:r>
         <w:rPr>
@@ -1212,7 +1212,7 @@
         <w:rPr>
           <w:noProof/>
         </w:rPr>
-        <w:instrText xml:space="preserve"> PAGEREF _Toc227865876 \h </w:instrText>
+        <w:instrText xml:space="preserve"> PAGEREF _Toc228189763 \h </w:instrText>
       </w:r>
       <w:r>
         <w:rPr>
@@ -1229,7 +1229,7 @@
         <w:rPr>
           <w:noProof/>
         </w:rPr>
-        <w:t>10</w:t>
+        <w:t>11</w:t>
       </w:r>
       <w:r>
         <w:rPr>
@@ -1270,7 +1270,7 @@
         <w:rPr>
           <w:noProof/>
         </w:rPr>
-        <w:instrText xml:space="preserve"> PAGEREF _Toc227865877 \h </w:instrText>
+        <w:instrText xml:space="preserve"> PAGEREF _Toc228189764 \h </w:instrText>
       </w:r>
       <w:r>
         <w:rPr>
@@ -1328,7 +1328,7 @@
         <w:rPr>
           <w:noProof/>
         </w:rPr>
-        <w:instrText xml:space="preserve"> PAGEREF _Toc227865878 \h </w:instrText>
+        <w:instrText xml:space="preserve"> PAGEREF _Toc228189765 \h </w:instrText>
       </w:r>
       <w:r>
         <w:rPr>
@@ -1386,7 +1386,7 @@
         <w:rPr>
           <w:noProof/>
         </w:rPr>
-        <w:instrText xml:space="preserve"> PAGEREF _Toc227865879 \h </w:instrText>
+        <w:instrText xml:space="preserve"> PAGEREF _Toc228189766 \h </w:instrText>
       </w:r>
       <w:r>
         <w:rPr>
@@ -1403,7 +1403,7 @@
         <w:rPr>
           <w:noProof/>
         </w:rPr>
-        <w:t>11</w:t>
+        <w:t>12</w:t>
       </w:r>
       <w:r>
         <w:rPr>
@@ -1444,7 +1444,7 @@
         <w:rPr>
           <w:noProof/>
         </w:rPr>
-        <w:instrText xml:space="preserve"> PAGEREF _Toc227865880 \h </w:instrText>
+        <w:instrText xml:space="preserve"> PAGEREF _Toc228189767 \h </w:instrText>
       </w:r>
       <w:r>
         <w:rPr>
@@ -1461,7 +1461,7 @@
         <w:rPr>
           <w:noProof/>
         </w:rPr>
-        <w:t>11</w:t>
+        <w:t>12</w:t>
       </w:r>
       <w:r>
         <w:rPr>
@@ -1502,7 +1502,7 @@
         <w:rPr>
           <w:noProof/>
         </w:rPr>
-        <w:instrText xml:space="preserve"> PAGEREF _Toc227865881 \h </w:instrText>
+        <w:instrText xml:space="preserve"> PAGEREF _Toc228189768 \h </w:instrText>
       </w:r>
       <w:r>
         <w:rPr>
@@ -1560,7 +1560,7 @@
         <w:rPr>
           <w:noProof/>
         </w:rPr>
-        <w:instrText xml:space="preserve"> PAGEREF _Toc227865882 \h </w:instrText>
+        <w:instrText xml:space="preserve"> PAGEREF _Toc228189769 \h </w:instrText>
       </w:r>
       <w:r>
         <w:rPr>
@@ -1618,7 +1618,7 @@
         <w:rPr>
           <w:noProof/>
         </w:rPr>
-        <w:instrText xml:space="preserve"> PAGEREF _Toc227865883 \h </w:instrText>
+        <w:instrText xml:space="preserve"> PAGEREF _Toc228189770 \h </w:instrText>
       </w:r>
       <w:r>
         <w:rPr>
@@ -1676,7 +1676,7 @@
         <w:rPr>
           <w:noProof/>
         </w:rPr>
-        <w:instrText xml:space="preserve"> PAGEREF _Toc227865884 \h </w:instrText>
+        <w:instrText xml:space="preserve"> PAGEREF _Toc228189771 \h </w:instrText>
       </w:r>
       <w:r>
         <w:rPr>
@@ -1693,7 +1693,7 @@
         <w:rPr>
           <w:noProof/>
         </w:rPr>
-        <w:t>12</w:t>
+        <w:t>13</w:t>
       </w:r>
       <w:r>
         <w:rPr>
@@ -1734,7 +1734,7 @@
         <w:rPr>
           <w:noProof/>
         </w:rPr>
-        <w:instrText xml:space="preserve"> PAGEREF _Toc227865885 \h </w:instrText>
+        <w:instrText xml:space="preserve"> PAGEREF _Toc228189772 \h </w:instrText>
       </w:r>
       <w:r>
         <w:rPr>
@@ -1792,7 +1792,7 @@
         <w:rPr>
           <w:noProof/>
         </w:rPr>
-        <w:instrText xml:space="preserve"> PAGEREF _Toc227865886 \h </w:instrText>
+        <w:instrText xml:space="preserve"> PAGEREF _Toc228189773 \h </w:instrText>
       </w:r>
       <w:r>
         <w:rPr>
@@ -1809,7 +1809,7 @@
         <w:rPr>
           <w:noProof/>
         </w:rPr>
-        <w:t>13</w:t>
+        <w:t>14</w:t>
       </w:r>
       <w:r>
         <w:rPr>
@@ -1850,7 +1850,7 @@
         <w:rPr>
           <w:noProof/>
         </w:rPr>
-        <w:instrText xml:space="preserve"> PAGEREF _Toc227865887 \h </w:instrText>
+        <w:instrText xml:space="preserve"> PAGEREF _Toc228189774 \h </w:instrText>
       </w:r>
       <w:r>
         <w:rPr>
@@ -1867,7 +1867,7 @@
         <w:rPr>
           <w:noProof/>
         </w:rPr>
-        <w:t>13</w:t>
+        <w:t>14</w:t>
       </w:r>
       <w:r>
         <w:rPr>
@@ -1908,7 +1908,7 @@
         <w:rPr>
           <w:noProof/>
         </w:rPr>
-        <w:instrText xml:space="preserve"> PAGEREF _Toc227865888 \h </w:instrText>
+        <w:instrText xml:space="preserve"> PAGEREF _Toc228189775 \h </w:instrText>
       </w:r>
       <w:r>
         <w:rPr>
@@ -1966,7 +1966,7 @@
         <w:rPr>
           <w:noProof/>
         </w:rPr>
-        <w:instrText xml:space="preserve"> PAGEREF _Toc227865889 \h </w:instrText>
+        <w:instrText xml:space="preserve"> PAGEREF _Toc228189776 \h </w:instrText>
       </w:r>
       <w:r>
         <w:rPr>
@@ -2024,7 +2024,7 @@
         <w:rPr>
           <w:noProof/>
         </w:rPr>
-        <w:instrText xml:space="preserve"> PAGEREF _Toc227865890 \h </w:instrText>
+        <w:instrText xml:space="preserve"> PAGEREF _Toc228189777 \h </w:instrText>
       </w:r>
       <w:r>
         <w:rPr>
@@ -2041,7 +2041,7 @@
         <w:rPr>
           <w:noProof/>
         </w:rPr>
-        <w:t>14</w:t>
+        <w:t>15</w:t>
       </w:r>
       <w:r>
         <w:rPr>
@@ -2083,7 +2083,7 @@
         <w:rPr>
           <w:noProof/>
         </w:rPr>
-        <w:instrText xml:space="preserve"> PAGEREF _Toc227865891 \h </w:instrText>
+        <w:instrText xml:space="preserve"> PAGEREF _Toc228189778 \h </w:instrText>
       </w:r>
       <w:r>
         <w:rPr>
@@ -2100,7 +2100,7 @@
         <w:rPr>
           <w:noProof/>
         </w:rPr>
-        <w:t>14</w:t>
+        <w:t>15</w:t>
       </w:r>
       <w:r>
         <w:rPr>
@@ -2141,7 +2141,7 @@
         <w:rPr>
           <w:noProof/>
         </w:rPr>
-        <w:instrText xml:space="preserve"> PAGEREF _Toc227865892 \h </w:instrText>
+        <w:instrText xml:space="preserve"> PAGEREF _Toc228189779 \h </w:instrText>
       </w:r>
       <w:r>
         <w:rPr>
@@ -2199,7 +2199,7 @@
         <w:rPr>
           <w:noProof/>
         </w:rPr>
-        <w:instrText xml:space="preserve"> PAGEREF _Toc227865893 \h </w:instrText>
+        <w:instrText xml:space="preserve"> PAGEREF _Toc228189780 \h </w:instrText>
       </w:r>
       <w:r>
         <w:rPr>
@@ -2257,7 +2257,7 @@
         <w:rPr>
           <w:noProof/>
         </w:rPr>
-        <w:instrText xml:space="preserve"> PAGEREF _Toc227865894 \h </w:instrText>
+        <w:instrText xml:space="preserve"> PAGEREF _Toc228189781 \h </w:instrText>
       </w:r>
       <w:r>
         <w:rPr>
@@ -2315,7 +2315,7 @@
         <w:rPr>
           <w:noProof/>
         </w:rPr>
-        <w:instrText xml:space="preserve"> PAGEREF _Toc227865895 \h </w:instrText>
+        <w:instrText xml:space="preserve"> PAGEREF _Toc228189782 \h </w:instrText>
       </w:r>
       <w:r>
         <w:rPr>
@@ -2373,7 +2373,7 @@
         <w:rPr>
           <w:noProof/>
         </w:rPr>
-        <w:instrText xml:space="preserve"> PAGEREF _Toc227865896 \h </w:instrText>
+        <w:instrText xml:space="preserve"> PAGEREF _Toc228189783 \h </w:instrText>
       </w:r>
       <w:r>
         <w:rPr>
@@ -2390,7 +2390,7 @@
         <w:rPr>
           <w:noProof/>
         </w:rPr>
-        <w:t>15</w:t>
+        <w:t>16</w:t>
       </w:r>
       <w:r>
         <w:rPr>
@@ -2431,7 +2431,7 @@
         <w:rPr>
           <w:noProof/>
         </w:rPr>
-        <w:instrText xml:space="preserve"> PAGEREF _Toc227865897 \h </w:instrText>
+        <w:instrText xml:space="preserve"> PAGEREF _Toc228189784 \h </w:instrText>
       </w:r>
       <w:r>
         <w:rPr>
@@ -2489,7 +2489,7 @@
         <w:rPr>
           <w:noProof/>
         </w:rPr>
-        <w:instrText xml:space="preserve"> PAGEREF _Toc227865898 \h </w:instrText>
+        <w:instrText xml:space="preserve"> PAGEREF _Toc228189785 \h </w:instrText>
       </w:r>
       <w:r>
         <w:rPr>
@@ -2506,7 +2506,7 @@
         <w:rPr>
           <w:noProof/>
         </w:rPr>
-        <w:t>16</w:t>
+        <w:t>17</w:t>
       </w:r>
       <w:r>
         <w:rPr>
@@ -2547,7 +2547,7 @@
         <w:rPr>
           <w:noProof/>
         </w:rPr>
-        <w:instrText xml:space="preserve"> PAGEREF _Toc227865899 \h </w:instrText>
+        <w:instrText xml:space="preserve"> PAGEREF _Toc228189786 \h </w:instrText>
       </w:r>
       <w:r>
         <w:rPr>
@@ -2605,7 +2605,7 @@
         <w:rPr>
           <w:noProof/>
         </w:rPr>
-        <w:instrText xml:space="preserve"> PAGEREF _Toc227865900 \h </w:instrText>
+        <w:instrText xml:space="preserve"> PAGEREF _Toc228189787 \h </w:instrText>
       </w:r>
       <w:r>
         <w:rPr>
@@ -2663,7 +2663,7 @@
         <w:rPr>
           <w:noProof/>
         </w:rPr>
-        <w:instrText xml:space="preserve"> PAGEREF _Toc227865901 \h </w:instrText>
+        <w:instrText xml:space="preserve"> PAGEREF _Toc228189788 \h </w:instrText>
       </w:r>
       <w:r>
         <w:rPr>
@@ -2680,7 +2680,7 @@
         <w:rPr>
           <w:noProof/>
         </w:rPr>
-        <w:t>17</w:t>
+        <w:t>18</w:t>
       </w:r>
       <w:r>
         <w:rPr>
@@ -2721,7 +2721,7 @@
         <w:rPr>
           <w:noProof/>
         </w:rPr>
-        <w:instrText xml:space="preserve"> PAGEREF _Toc227865902 \h </w:instrText>
+        <w:instrText xml:space="preserve"> PAGEREF _Toc228189789 \h </w:instrText>
       </w:r>
       <w:r>
         <w:rPr>
@@ -2738,7 +2738,7 @@
         <w:rPr>
           <w:noProof/>
         </w:rPr>
-        <w:t>17</w:t>
+        <w:t>18</w:t>
       </w:r>
       <w:r>
         <w:rPr>
@@ -2779,7 +2779,7 @@
         <w:rPr>
           <w:noProof/>
         </w:rPr>
-        <w:instrText xml:space="preserve"> PAGEREF _Toc227865903 \h </w:instrText>
+        <w:instrText xml:space="preserve"> PAGEREF _Toc228189790 \h </w:instrText>
       </w:r>
       <w:r>
         <w:rPr>
@@ -2796,7 +2796,7 @@
         <w:rPr>
           <w:noProof/>
         </w:rPr>
-        <w:t>17</w:t>
+        <w:t>18</w:t>
       </w:r>
       <w:r>
         <w:rPr>
@@ -2837,7 +2837,7 @@
         <w:rPr>
           <w:noProof/>
         </w:rPr>
-        <w:instrText xml:space="preserve"> PAGEREF _Toc227865904 \h </w:instrText>
+        <w:instrText xml:space="preserve"> PAGEREF _Toc228189791 \h </w:instrText>
       </w:r>
       <w:r>
         <w:rPr>
@@ -2855,6 +2855,64 @@
           <w:noProof/>
         </w:rPr>
         <w:t>18</w:t>
+      </w:r>
+      <w:r>
+        <w:rPr>
+          <w:noProof/>
+        </w:rPr>
+        <w:fldChar w:fldCharType="end"/>
+      </w:r>
+    </w:p>
+    <w:p>
+      <w:pPr>
+        <w:pStyle w:val="TM3"/>
+        <w:tabs>
+          <w:tab w:val="right" w:leader="dot" w:pos="9062"/>
+        </w:tabs>
+        <w:rPr>
+          <w:noProof/>
+        </w:rPr>
+      </w:pPr>
+      <w:r>
+        <w:rPr>
+          <w:noProof/>
+        </w:rPr>
+        <w:t>17.1 Requirement-To-Test Traceability</w:t>
+      </w:r>
+      <w:r>
+        <w:rPr>
+          <w:noProof/>
+        </w:rPr>
+        <w:tab/>
+      </w:r>
+      <w:r>
+        <w:rPr>
+          <w:noProof/>
+        </w:rPr>
+        <w:fldChar w:fldCharType="begin"/>
+      </w:r>
+      <w:r>
+        <w:rPr>
+          <w:noProof/>
+        </w:rPr>
+        <w:instrText xml:space="preserve"> PAGEREF _Toc228189792 \h </w:instrText>
+      </w:r>
+      <w:r>
+        <w:rPr>
+          <w:noProof/>
+        </w:rPr>
+      </w:r>
+      <w:r>
+        <w:rPr>
+          <w:noProof/>
+        </w:rPr>
+        <w:fldChar w:fldCharType="separate"/>
+      </w:r>
+      <w:r>
+        <w:rPr>
+          <w:noProof/>
+        </w:rPr>
+        <w:t>19</w:t>
       </w:r>
       <w:r>
         <w:rPr>
@@ -2895,7 +2953,7 @@
         <w:rPr>
           <w:noProof/>
         </w:rPr>
-        <w:instrText xml:space="preserve"> PAGEREF _Toc227865905 \h </w:instrText>
+        <w:instrText xml:space="preserve"> PAGEREF _Toc228189793 \h </w:instrText>
       </w:r>
       <w:r>
         <w:rPr>
@@ -2912,7 +2970,7 @@
         <w:rPr>
           <w:noProof/>
         </w:rPr>
-        <w:t>19</w:t>
+        <w:t>20</w:t>
       </w:r>
       <w:r>
         <w:rPr>
@@ -2953,7 +3011,7 @@
         <w:rPr>
           <w:noProof/>
         </w:rPr>
-        <w:instrText xml:space="preserve"> PAGEREF _Toc227865906 \h </w:instrText>
+        <w:instrText xml:space="preserve"> PAGEREF _Toc228189794 \h </w:instrText>
       </w:r>
       <w:r>
         <w:rPr>
@@ -2970,7 +3028,7 @@
         <w:rPr>
           <w:noProof/>
         </w:rPr>
-        <w:t>19</w:t>
+        <w:t>20</w:t>
       </w:r>
       <w:r>
         <w:rPr>
@@ -2993,7 +3051,7 @@
         <w:rPr>
           <w:noProof/>
         </w:rPr>
-        <w:t>19.1 Name-Resolving Client</w:t>
+        <w:t>19.1 Generated Page Client</w:t>
       </w:r>
       <w:r>
         <w:rPr>
@@ -3011,7 +3069,7 @@
         <w:rPr>
           <w:noProof/>
         </w:rPr>
-        <w:instrText xml:space="preserve"> PAGEREF _Toc227865907 \h </w:instrText>
+        <w:instrText xml:space="preserve"> PAGEREF _Toc228189795 \h </w:instrText>
       </w:r>
       <w:r>
         <w:rPr>
@@ -3028,7 +3086,7 @@
         <w:rPr>
           <w:noProof/>
         </w:rPr>
-        <w:t>19</w:t>
+        <w:t>20</w:t>
       </w:r>
       <w:r>
         <w:rPr>
@@ -3069,7 +3127,7 @@
         <w:rPr>
           <w:noProof/>
         </w:rPr>
-        <w:instrText xml:space="preserve"> PAGEREF _Toc227865908 \h </w:instrText>
+        <w:instrText xml:space="preserve"> PAGEREF _Toc228189796 \h </w:instrText>
       </w:r>
       <w:r>
         <w:rPr>
@@ -3086,7 +3144,7 @@
         <w:rPr>
           <w:noProof/>
         </w:rPr>
-        <w:t>20</w:t>
+        <w:t>21</w:t>
       </w:r>
       <w:r>
         <w:rPr>
@@ -3127,7 +3185,7 @@
         <w:rPr>
           <w:noProof/>
         </w:rPr>
-        <w:instrText xml:space="preserve"> PAGEREF _Toc227865909 \h </w:instrText>
+        <w:instrText xml:space="preserve"> PAGEREF _Toc228189797 \h </w:instrText>
       </w:r>
       <w:r>
         <w:rPr>
@@ -3144,7 +3202,7 @@
         <w:rPr>
           <w:noProof/>
         </w:rPr>
-        <w:t>20</w:t>
+        <w:t>21</w:t>
       </w:r>
       <w:r>
         <w:rPr>
@@ -3185,7 +3243,7 @@
         <w:rPr>
           <w:noProof/>
         </w:rPr>
-        <w:instrText xml:space="preserve"> PAGEREF _Toc227865910 \h </w:instrText>
+        <w:instrText xml:space="preserve"> PAGEREF _Toc228189798 \h </w:instrText>
       </w:r>
       <w:r>
         <w:rPr>
@@ -3202,7 +3260,7 @@
         <w:rPr>
           <w:noProof/>
         </w:rPr>
-        <w:t>21</w:t>
+        <w:t>22</w:t>
       </w:r>
       <w:r>
         <w:rPr>
@@ -3243,7 +3301,7 @@
         <w:rPr>
           <w:noProof/>
         </w:rPr>
-        <w:instrText xml:space="preserve"> PAGEREF _Toc227865911 \h </w:instrText>
+        <w:instrText xml:space="preserve"> PAGEREF _Toc228189799 \h </w:instrText>
       </w:r>
       <w:r>
         <w:rPr>
@@ -3260,7 +3318,7 @@
         <w:rPr>
           <w:noProof/>
         </w:rPr>
-        <w:t>21</w:t>
+        <w:t>22</w:t>
       </w:r>
       <w:r>
         <w:rPr>
@@ -3282,14 +3340,14 @@
     <w:p>
       <w:r>
         <w:lastRenderedPageBreak/>
-        <w:t>Status: Draft 0.1 Aligned release baseline: MFDStudio 1.1.6 Intended audience: external client implementers, integrators, reviewers, and future normalization work</w:t>
+        <w:t>Status: Draft 0.1 Aligned release baseline: MFDStudio current documentation set Intended audience: external client implementers, integrators, reviewers, and future normalization work</w:t>
       </w:r>
     </w:p>
     <w:p>
       <w:pPr>
         <w:pStyle w:val="Titre2"/>
       </w:pPr>
-      <w:bookmarkStart w:id="1" w:name="_Toc227865858"/>
+      <w:bookmarkStart w:id="1" w:name="_Toc228189745"/>
       <w:r>
         <w:t>1. Purpose</w:t>
       </w:r>
@@ -3307,6 +3365,11 @@
     </w:p>
     <w:p>
       <w:r>
+        <w:t>For normal C++ client integrations tied to one authored window, the preferred surface remains the generated API documented in [MFDStudio Generated Client API Standardization](./mfd_generated_client_api_standardization.md). This specification is broader: it also covers the low-level transport and compatibility boundary required by generic and replacement clients.</w:t>
+      </w:r>
+    </w:p>
+    <w:p>
+      <w:r>
         <w:t>This document is written as a normative specification candidate. It therefore:</w:t>
       </w:r>
     </w:p>
@@ -3330,7 +3393,7 @@
       <w:pPr>
         <w:pStyle w:val="Titre2"/>
       </w:pPr>
-      <w:bookmarkStart w:id="2" w:name="_Toc227865859"/>
+      <w:bookmarkStart w:id="2" w:name="_Toc228189746"/>
       <w:r>
         <w:t>2. Scope</w:t>
       </w:r>
@@ -3409,6 +3472,7 @@
     </w:p>
     <w:p>
       <w:r>
+        <w:lastRenderedPageBreak/>
         <w:t>- the full JSON authoring syntax for every asset type</w:t>
       </w:r>
     </w:p>
@@ -3422,393 +3486,402 @@
       <w:pPr>
         <w:pStyle w:val="Titre2"/>
       </w:pPr>
-      <w:bookmarkStart w:id="3" w:name="_Toc227865860"/>
+      <w:bookmarkStart w:id="3" w:name="_Toc228189747"/>
+      <w:r>
+        <w:t>3. Normative Language</w:t>
+      </w:r>
+      <w:bookmarkEnd w:id="3"/>
+    </w:p>
+    <w:p>
+      <w:r>
+        <w:t>The key words `MUST`, `MUST NOT`, `REQUIRED`, `SHOULD`, `SHOULD NOT`, `RECOMMENDED`, `MAY`, and `OPTIONAL` in this document are to be interpreted as described in RFC 2119 style usage.</w:t>
+      </w:r>
+    </w:p>
+    <w:p>
+      <w:r>
+        <w:t>Unless explicitly marked as informative, the statements in Sections 4 to 15 are normative.</w:t>
+      </w:r>
+    </w:p>
+    <w:p>
+      <w:pPr>
+        <w:pStyle w:val="Titre2"/>
+      </w:pPr>
+      <w:bookmarkStart w:id="4" w:name="_Toc228189748"/>
+      <w:r>
+        <w:t>4. Reference Model</w:t>
+      </w:r>
+      <w:bookmarkEnd w:id="4"/>
+    </w:p>
+    <w:p>
+      <w:r>
+        <w:t>The interoperability model is based on four artifacts:</w:t>
+      </w:r>
+    </w:p>
+    <w:p>
+      <w:r>
+        <w:t>1. one authored window JSON file</w:t>
+      </w:r>
+    </w:p>
+    <w:p>
+      <w:r>
+        <w:t>2. one running runtime window that renders and owns the live scene state</w:t>
+      </w:r>
+    </w:p>
+    <w:p>
+      <w:r>
+        <w:t>3. one optional companion generated transport map</w:t>
+      </w:r>
+    </w:p>
+    <w:p>
+      <w:r>
+        <w:t>4. one external client that sends commands and may receive feedback</w:t>
+      </w:r>
+    </w:p>
+    <w:p/>
+    <w:p>
+      <w:r>
+        <w:t>At runtime:</w:t>
+      </w:r>
+    </w:p>
+    <w:p>
+      <w:r>
+        <w:t>- the window owns the rendered scene and authoritative runtime state</w:t>
+      </w:r>
+    </w:p>
+    <w:p>
+      <w:r>
+        <w:t>- the client owns external data and interaction intent</w:t>
+      </w:r>
+    </w:p>
+    <w:p>
+      <w:r>
+        <w:t>- the transport carries typed commands, not renderer internals</w:t>
+      </w:r>
+    </w:p>
+    <w:p/>
+    <w:p>
+      <w:r>
+        <w:t>In the normal deployment model:</w:t>
+      </w:r>
+    </w:p>
+    <w:p>
+      <w:r>
+        <w:t>- the window listens for command UDP packets</w:t>
+      </w:r>
+    </w:p>
+    <w:p>
+      <w:r>
+        <w:t>- the client sends Protocol Buffers command batches over UDP</w:t>
+      </w:r>
+    </w:p>
+    <w:p>
+      <w:r>
+        <w:t>- the window may emit UDP strobe feedback snapshots back to the client</w:t>
+      </w:r>
+    </w:p>
+    <w:p/>
+    <w:p>
+      <w:r>
+        <w:t>![Interoperability reference model](./interop_reference_model.svg)</w:t>
+      </w:r>
+    </w:p>
+    <w:p>
+      <w:pPr>
+        <w:pStyle w:val="Titre2"/>
+      </w:pPr>
+      <w:bookmarkStart w:id="5" w:name="_Toc228189749"/>
+      <w:r>
+        <w:t>5. Terminology</w:t>
+      </w:r>
+      <w:bookmarkEnd w:id="5"/>
+    </w:p>
+    <w:p>
+      <w:r>
+        <w:t>This specification uses the following terms:</w:t>
+      </w:r>
+    </w:p>
+    <w:p>
+      <w:r>
+        <w:t>template</w:t>
+      </w:r>
+    </w:p>
+    <w:p>
+      <w:r>
+        <w:t>reticles</w:t>
+      </w:r>
+    </w:p>
+    <w:p>
+      <w:r>
+        <w:t>transport IDs</w:t>
+      </w:r>
+    </w:p>
+    <w:p>
       <w:r>
         <w:lastRenderedPageBreak/>
-        <w:t>3. Normative Language</w:t>
-      </w:r>
-      <w:bookmarkEnd w:id="3"/>
-    </w:p>
-    <w:p>
-      <w:r>
-        <w:t>The key words `MUST`, `MUST NOT`, `REQUIRED`, `SHOULD`, `SHOULD NOT`, `RECOMMENDED`, `MAY`, and `OPTIONAL` in this document are to be interpreted as described in RFC 2119 style usage.</w:t>
-      </w:r>
-    </w:p>
-    <w:p>
-      <w:r>
-        <w:t>Unless explicitly marked as informative, the statements in Sections 4 to 15 are normative.</w:t>
-      </w:r>
-    </w:p>
+        <w:t>authored-name to transport-ID mapping</w:t>
+      </w:r>
+    </w:p>
+    <w:p>
+      <w:r>
+        <w:t>the shipped MFDStudio example clients</w:t>
+      </w:r>
+    </w:p>
+    <w:p>
+      <w:r>
+        <w:t>- `window`: one runtime host created from one root window JSON file</w:t>
+      </w:r>
+    </w:p>
+    <w:p>
+      <w:r>
+        <w:t>- `page`: one logical display page owned by a window</w:t>
+      </w:r>
+    </w:p>
+    <w:p>
+      <w:r>
+        <w:t>- `static reticle`: one authored reticle instance already present in a page</w:t>
+      </w:r>
+    </w:p>
+    <w:p>
+      <w:r>
+        <w:t>- `dynamic reticle`: one runtime-created instance derived from an authored</w:t>
+      </w:r>
+    </w:p>
+    <w:p>
+      <w:r>
+        <w:t>- `template`: one authored reticle definition that can instantiate dynamic</w:t>
+      </w:r>
+    </w:p>
+    <w:p>
+      <w:r>
+        <w:t>- `primitive`: one visible primitive inside a reticle or template</w:t>
+      </w:r>
+    </w:p>
+    <w:p>
+      <w:r>
+        <w:t>- `transport map`: the companion `.generated.map` file mapping authored names to</w:t>
+      </w:r>
+    </w:p>
+    <w:p>
+      <w:r>
+        <w:t>- `mappingHash`: the hash proving that the client and the window use the same</w:t>
+      </w:r>
+    </w:p>
+    <w:p>
+      <w:r>
+        <w:t>- `replacement client`: any external client implementation that is not one of</w:t>
+      </w:r>
+    </w:p>
+    <w:p/>
     <w:p>
       <w:pPr>
         <w:pStyle w:val="Titre2"/>
       </w:pPr>
-      <w:bookmarkStart w:id="4" w:name="_Toc227865861"/>
-      <w:r>
-        <w:t>4. Reference Model</w:t>
-      </w:r>
-      <w:bookmarkEnd w:id="4"/>
-    </w:p>
-    <w:p>
-      <w:r>
-        <w:t>The interoperability model is based on four artifacts:</w:t>
-      </w:r>
-    </w:p>
-    <w:p>
-      <w:r>
-        <w:t>1. one authored window JSON file</w:t>
-      </w:r>
-    </w:p>
-    <w:p>
-      <w:r>
-        <w:t>2. one running runtime window that renders and owns the live scene state</w:t>
-      </w:r>
-    </w:p>
-    <w:p>
-      <w:r>
-        <w:t>3. one optional companion generated transport map</w:t>
-      </w:r>
-    </w:p>
-    <w:p>
-      <w:r>
-        <w:t>4. one external client that sends commands and may receive feedback</w:t>
+      <w:bookmarkStart w:id="6" w:name="_Toc228189750"/>
+      <w:r>
+        <w:t>6. Conformance Profiles</w:t>
+      </w:r>
+      <w:bookmarkEnd w:id="6"/>
+    </w:p>
+    <w:p>
+      <w:r>
+        <w:t>This specification defines four practical conformance profiles.</w:t>
+      </w:r>
+    </w:p>
+    <w:p>
+      <w:pPr>
+        <w:pStyle w:val="Titre3"/>
+      </w:pPr>
+      <w:bookmarkStart w:id="7" w:name="_Toc228189751"/>
+      <w:r>
+        <w:t>6.1 Profile A - Control Client</w:t>
+      </w:r>
+      <w:bookmarkEnd w:id="7"/>
+    </w:p>
+    <w:p>
+      <w:r>
+        <w:t>A Profile A client MUST support:</w:t>
+      </w:r>
+    </w:p>
+    <w:p>
+      <w:r>
+        <w:t>- endpoint discovery or equivalent static configuration</w:t>
+      </w:r>
+    </w:p>
+    <w:p>
+      <w:r>
+        <w:t>- `ActivatePageCommand`</w:t>
+      </w:r>
+    </w:p>
+    <w:p>
+      <w:r>
+        <w:t>- `SetPageViewCommand`</w:t>
+      </w:r>
+    </w:p>
+    <w:p>
+      <w:r>
+        <w:t>- `UpdateWindowDisplayCommand`</w:t>
+      </w:r>
+    </w:p>
+    <w:p>
+      <w:r>
+        <w:t>- `UpdateReticleCommand`</w:t>
+      </w:r>
+    </w:p>
+    <w:p>
+      <w:r>
+        <w:t>- `ResetWindowCommand`</w:t>
       </w:r>
     </w:p>
     <w:p/>
     <w:p>
-      <w:r>
-        <w:t>At runtime:</w:t>
-      </w:r>
-    </w:p>
-    <w:p>
-      <w:r>
-        <w:t>- the window owns the rendered scene and authoritative runtime state</w:t>
-      </w:r>
-    </w:p>
-    <w:p>
-      <w:r>
-        <w:t>- the client owns external data and interaction intent</w:t>
-      </w:r>
-    </w:p>
-    <w:p>
-      <w:r>
-        <w:t>- the transport carries typed commands, not renderer internals</w:t>
+      <w:pPr>
+        <w:pStyle w:val="Titre3"/>
+      </w:pPr>
+      <w:bookmarkStart w:id="8" w:name="_Toc228189752"/>
+      <w:r>
+        <w:t>6.2 Profile B - Dynamic Data Client</w:t>
+      </w:r>
+      <w:bookmarkEnd w:id="8"/>
+    </w:p>
+    <w:p>
+      <w:r>
+        <w:t>A Profile B client MUST satisfy Profile A and MUST also support:</w:t>
+      </w:r>
+    </w:p>
+    <w:p>
+      <w:r>
+        <w:t>- `UpsertDynamicReticleCommand` or `UpsertDynamicReticlesCommand`</w:t>
+      </w:r>
+    </w:p>
+    <w:p>
+      <w:r>
+        <w:t>- `RemoveDynamicReticleCommand`</w:t>
+      </w:r>
+    </w:p>
+    <w:p>
+      <w:r>
+        <w:t>- `SetDynamicReticleSetVisibilityCommand`</w:t>
+      </w:r>
+    </w:p>
+    <w:p>
+      <w:r>
+        <w:t>- `mappingHash` handling when generated IDs are used</w:t>
       </w:r>
     </w:p>
     <w:p/>
     <w:p>
-      <w:r>
-        <w:t>In the normal deployment model:</w:t>
-      </w:r>
-    </w:p>
-    <w:p>
-      <w:r>
-        <w:t>- the window listens for command UDP packets</w:t>
-      </w:r>
-    </w:p>
-    <w:p>
-      <w:r>
-        <w:t>- the client sends Protocol Buffers command batches over UDP</w:t>
-      </w:r>
-    </w:p>
-    <w:p>
-      <w:r>
-        <w:t>- the window may emit UDP strobe feedback snapshots back to the client</w:t>
+      <w:pPr>
+        <w:pStyle w:val="Titre3"/>
+      </w:pPr>
+      <w:bookmarkStart w:id="9" w:name="_Toc228189753"/>
+      <w:r>
+        <w:lastRenderedPageBreak/>
+        <w:t>6.3 Profile C - Interactive Feedback Client</w:t>
+      </w:r>
+      <w:bookmarkEnd w:id="9"/>
+    </w:p>
+    <w:p>
+      <w:r>
+        <w:t>A Profile C client MUST satisfy Profile B and MUST also support:</w:t>
+      </w:r>
+    </w:p>
+    <w:p>
+      <w:r>
+        <w:t>- `UpdateStrobeCommand`</w:t>
+      </w:r>
+    </w:p>
+    <w:p>
+      <w:r>
+        <w:t>- optional UDP strobe feedback reception and decoding</w:t>
+      </w:r>
+    </w:p>
+    <w:p>
+      <w:r>
+        <w:t>- treating window feedback as authoritative for resolved strobe state</w:t>
       </w:r>
     </w:p>
     <w:p/>
     <w:p>
       <w:pPr>
+        <w:pStyle w:val="Titre3"/>
+      </w:pPr>
+      <w:bookmarkStart w:id="10" w:name="_Toc228189754"/>
+      <w:r>
+        <w:t>6.4 Profile D - Generated UI Binding Client</w:t>
+      </w:r>
+      <w:bookmarkEnd w:id="10"/>
+    </w:p>
+    <w:p>
+      <w:r>
+        <w:t>A Profile D implementation MUST satisfy Profile B and MUST also expose an ergonomic generated binding layer equivalent in role to the shipped generated client UI.</w:t>
+      </w:r>
+    </w:p>
+    <w:p>
+      <w:r>
+        <w:t>Profile D is the preferred integration profile for application-specific C++ clients.</w:t>
+      </w:r>
+    </w:p>
+    <w:p>
+      <w:r>
+        <w:t>At minimum, a Profile D implementation MUST:</w:t>
+      </w:r>
+    </w:p>
+    <w:p>
+      <w:r>
+        <w:t>primitives</w:t>
+      </w:r>
+    </w:p>
+    <w:p>
+      <w:r>
+        <w:t>authored primitive kind is known</w:t>
+      </w:r>
+    </w:p>
+    <w:p>
+      <w:r>
+        <w:t>- expose typed navigation from a generated UI root to pages, reticles, and</w:t>
+      </w:r>
+    </w:p>
+    <w:p>
+      <w:r>
+        <w:t>- expose primitive-kind-specific handles for exposed primitives whenever the</w:t>
+      </w:r>
+    </w:p>
+    <w:p>
+      <w:r>
+        <w:t>- expose one page-scoped strobe handle when the authored page model supports it</w:t>
+      </w:r>
+    </w:p>
+    <w:p>
+      <w:r>
+        <w:t>- expose one typed dynamic-set accessor per authored dynamic template</w:t>
+      </w:r>
+    </w:p>
+    <w:p>
+      <w:r>
+        <w:t>- hide transport IDs from normal application code</w:t>
+      </w:r>
+    </w:p>
+    <w:p>
+      <w:r>
+        <w:t>- provide batch-building helpers that preserve the generated `mappingHash`</w:t>
+      </w:r>
+    </w:p>
+    <w:p/>
+    <w:p>
+      <w:pPr>
         <w:pStyle w:val="Titre2"/>
       </w:pPr>
-      <w:bookmarkStart w:id="5" w:name="_Toc227865862"/>
-      <w:r>
-        <w:t>5. Terminology</w:t>
-      </w:r>
-      <w:bookmarkEnd w:id="5"/>
-    </w:p>
-    <w:p>
-      <w:r>
-        <w:t>This specification uses the following terms:</w:t>
-      </w:r>
-    </w:p>
-    <w:p>
-      <w:r>
-        <w:t>template</w:t>
-      </w:r>
-    </w:p>
-    <w:p>
-      <w:r>
-        <w:t>reticles</w:t>
-      </w:r>
-    </w:p>
-    <w:p>
-      <w:r>
-        <w:t>transport IDs</w:t>
-      </w:r>
-    </w:p>
-    <w:p>
-      <w:r>
-        <w:t>authored-name to transport-ID mapping</w:t>
-      </w:r>
-    </w:p>
-    <w:p>
-      <w:r>
-        <w:t>the shipped MFDStudio example clients</w:t>
-      </w:r>
-    </w:p>
-    <w:p>
-      <w:r>
-        <w:t>- `window`: one runtime host created from one root window JSON file</w:t>
-      </w:r>
-    </w:p>
-    <w:p>
-      <w:r>
-        <w:t>- `page`: one logical display page owned by a window</w:t>
-      </w:r>
-    </w:p>
-    <w:p>
-      <w:r>
-        <w:t>- `static reticle`: one authored reticle instance already present in a page</w:t>
-      </w:r>
-    </w:p>
-    <w:p>
-      <w:r>
-        <w:lastRenderedPageBreak/>
-        <w:t>- `dynamic reticle`: one runtime-created instance derived from an authored</w:t>
-      </w:r>
-    </w:p>
-    <w:p>
-      <w:r>
-        <w:t>- `template`: one authored reticle definition that can instantiate dynamic</w:t>
-      </w:r>
-    </w:p>
-    <w:p>
-      <w:r>
-        <w:t>- `primitive`: one visible primitive inside a reticle or template</w:t>
-      </w:r>
-    </w:p>
-    <w:p>
-      <w:r>
-        <w:t>- `transport map`: the companion `.generated.map` file mapping authored names to</w:t>
-      </w:r>
-    </w:p>
-    <w:p>
-      <w:r>
-        <w:t>- `mappingHash`: the hash proving that the client and the window use the same</w:t>
-      </w:r>
-    </w:p>
-    <w:p>
-      <w:r>
-        <w:t>- `replacement client`: any external client implementation that is not one of</w:t>
-      </w:r>
-    </w:p>
-    <w:p/>
-    <w:p>
-      <w:pPr>
-        <w:pStyle w:val="Titre2"/>
-      </w:pPr>
-      <w:bookmarkStart w:id="6" w:name="_Toc227865863"/>
-      <w:r>
-        <w:t>6. Conformance Profiles</w:t>
-      </w:r>
-      <w:bookmarkEnd w:id="6"/>
-    </w:p>
-    <w:p>
-      <w:r>
-        <w:t>This specification defines four practical conformance profiles.</w:t>
-      </w:r>
+      <w:bookmarkStart w:id="11" w:name="_Toc228189755"/>
+      <w:r>
+        <w:t>7. Discovery Artifacts</w:t>
+      </w:r>
+      <w:bookmarkEnd w:id="11"/>
     </w:p>
     <w:p>
       <w:pPr>
         <w:pStyle w:val="Titre3"/>
       </w:pPr>
-      <w:bookmarkStart w:id="7" w:name="_Toc227865864"/>
-      <w:r>
-        <w:t>6.1 Profile A - Control Client</w:t>
-      </w:r>
-      <w:bookmarkEnd w:id="7"/>
-    </w:p>
-    <w:p>
-      <w:r>
-        <w:t>A Profile A client MUST support:</w:t>
-      </w:r>
-    </w:p>
-    <w:p>
-      <w:r>
-        <w:t>- endpoint discovery or equivalent static configuration</w:t>
-      </w:r>
-    </w:p>
-    <w:p>
-      <w:r>
-        <w:t>- `ActivatePageCommand`</w:t>
-      </w:r>
-    </w:p>
-    <w:p>
-      <w:r>
-        <w:t>- `SetPageViewCommand`</w:t>
-      </w:r>
-    </w:p>
-    <w:p>
-      <w:r>
-        <w:t>- `UpdateWindowDisplayCommand`</w:t>
-      </w:r>
-    </w:p>
-    <w:p>
-      <w:r>
-        <w:t>- `UpdateReticleCommand`</w:t>
-      </w:r>
-    </w:p>
-    <w:p>
-      <w:r>
-        <w:t>- `ResetWindowCommand`</w:t>
-      </w:r>
-    </w:p>
-    <w:p/>
-    <w:p>
-      <w:pPr>
-        <w:pStyle w:val="Titre3"/>
-      </w:pPr>
-      <w:bookmarkStart w:id="8" w:name="_Toc227865865"/>
-      <w:r>
-        <w:t>6.2 Profile B - Dynamic Data Client</w:t>
-      </w:r>
-      <w:bookmarkEnd w:id="8"/>
-    </w:p>
-    <w:p>
-      <w:r>
-        <w:t>A Profile B client MUST satisfy Profile A and MUST also support:</w:t>
-      </w:r>
-    </w:p>
-    <w:p>
-      <w:r>
-        <w:t>- `UpsertDynamicReticleCommand` or `UpsertDynamicReticlesCommand`</w:t>
-      </w:r>
-    </w:p>
-    <w:p>
-      <w:r>
-        <w:t>- `RemoveDynamicReticleCommand`</w:t>
-      </w:r>
-    </w:p>
-    <w:p>
-      <w:r>
-        <w:t>- `SetDynamicReticleSetVisibilityCommand`</w:t>
-      </w:r>
-    </w:p>
-    <w:p>
-      <w:r>
-        <w:t>- `mappingHash` handling when generated IDs are used</w:t>
-      </w:r>
-    </w:p>
-    <w:p/>
-    <w:p>
-      <w:pPr>
-        <w:pStyle w:val="Titre3"/>
-      </w:pPr>
-      <w:bookmarkStart w:id="9" w:name="_Toc227865866"/>
-      <w:r>
-        <w:t>6.3 Profile C - Interactive Feedback Client</w:t>
-      </w:r>
-      <w:bookmarkEnd w:id="9"/>
-    </w:p>
-    <w:p>
-      <w:r>
-        <w:t>A Profile C client MUST satisfy Profile B and MUST also support:</w:t>
-      </w:r>
-    </w:p>
-    <w:p>
-      <w:r>
-        <w:t>- `UpdateStrobeCommand`</w:t>
-      </w:r>
-    </w:p>
-    <w:p>
-      <w:r>
-        <w:t>- optional UDP strobe feedback reception and decoding</w:t>
-      </w:r>
-    </w:p>
-    <w:p>
-      <w:r>
-        <w:t>- treating window feedback as authoritative for resolved strobe state</w:t>
-      </w:r>
-    </w:p>
-    <w:p/>
-    <w:p>
-      <w:pPr>
-        <w:pStyle w:val="Titre3"/>
-      </w:pPr>
-      <w:bookmarkStart w:id="10" w:name="_Toc227865867"/>
-      <w:r>
-        <w:lastRenderedPageBreak/>
-        <w:t>6.4 Profile D - Generated UI Binding Client</w:t>
-      </w:r>
-      <w:bookmarkEnd w:id="10"/>
-    </w:p>
-    <w:p>
-      <w:r>
-        <w:t>A Profile D implementation MUST satisfy Profile B and MUST also expose an ergonomic generated binding layer equivalent in role to the shipped generated client UI.</w:t>
-      </w:r>
-    </w:p>
-    <w:p>
-      <w:r>
-        <w:t>At minimum, a Profile D implementation MUST:</w:t>
-      </w:r>
-    </w:p>
-    <w:p>
-      <w:r>
-        <w:t>primitives</w:t>
-      </w:r>
-    </w:p>
-    <w:p>
-      <w:r>
-        <w:t>authored primitive kind is known</w:t>
-      </w:r>
-    </w:p>
-    <w:p>
-      <w:r>
-        <w:t>- expose typed navigation from a generated UI root to pages, reticles, and</w:t>
-      </w:r>
-    </w:p>
-    <w:p>
-      <w:r>
-        <w:t>- expose primitive-kind-specific handles for exposed primitives whenever the</w:t>
-      </w:r>
-    </w:p>
-    <w:p>
-      <w:r>
-        <w:t>- expose one page-scoped strobe handle when the authored page model supports it</w:t>
-      </w:r>
-    </w:p>
-    <w:p>
-      <w:r>
-        <w:t>- expose one typed dynamic-set accessor per authored dynamic template</w:t>
-      </w:r>
-    </w:p>
-    <w:p>
-      <w:r>
-        <w:t>- hide transport IDs from normal application code</w:t>
-      </w:r>
-    </w:p>
-    <w:p>
-      <w:r>
-        <w:t>- provide batch-building helpers that preserve the generated `mappingHash`</w:t>
-      </w:r>
-    </w:p>
-    <w:p/>
-    <w:p>
-      <w:pPr>
-        <w:pStyle w:val="Titre2"/>
-      </w:pPr>
-      <w:bookmarkStart w:id="11" w:name="_Toc227865868"/>
-      <w:r>
-        <w:t>7. Discovery Artifacts</w:t>
-      </w:r>
-      <w:bookmarkEnd w:id="11"/>
-    </w:p>
-    <w:p>
-      <w:pPr>
-        <w:pStyle w:val="Titre3"/>
-      </w:pPr>
-      <w:bookmarkStart w:id="12" w:name="_Toc227865869"/>
+      <w:bookmarkStart w:id="12" w:name="_Toc228189756"/>
       <w:r>
         <w:t>7.1 Window JSON</w:t>
       </w:r>
@@ -3968,6 +4041,7 @@
     </w:p>
     <w:p>
       <w:r>
+        <w:lastRenderedPageBreak/>
         <w:t>The client MAY obtain equivalent values from a deployment system or manual configuration instead of reading the JSON file directly.</w:t>
       </w:r>
     </w:p>
@@ -3975,7 +4049,7 @@
       <w:pPr>
         <w:pStyle w:val="Titre3"/>
       </w:pPr>
-      <w:bookmarkStart w:id="13" w:name="_Toc227865870"/>
+      <w:bookmarkStart w:id="13" w:name="_Toc228189757"/>
       <w:r>
         <w:t>7.2 Generated Transport Map</w:t>
       </w:r>
@@ -3998,13 +4072,100 @@
     </w:p>
     <w:p>
       <w:r>
+        <w:t>- REQUIRED for name-based interoperability</w:t>
+      </w:r>
+    </w:p>
+    <w:p>
+      <w:r>
+        <w:t>- OPTIONAL for fully ID-based interoperability</w:t>
+      </w:r>
+    </w:p>
+    <w:p/>
+    <w:p>
+      <w:pPr>
+        <w:pStyle w:val="Titre3"/>
+      </w:pPr>
+      <w:bookmarkStart w:id="14" w:name="_Toc228189758"/>
+      <w:r>
+        <w:t>7.3 Generated Client API and UI Binding Layer</w:t>
+      </w:r>
+      <w:bookmarkEnd w:id="14"/>
+    </w:p>
+    <w:p>
+      <w:r>
+        <w:t>The generated client API is not the wire protocol, but it is still an official integration surface of MFDStudio.</w:t>
+      </w:r>
+    </w:p>
+    <w:p>
+      <w:r>
+        <w:t>A replacement client does not need to reuse the generated C++ code as long as it obeys the command, identifier, and transport rules defined here.</w:t>
+      </w:r>
+    </w:p>
+    <w:p>
+      <w:r>
+        <w:t>However, when the client is a C++ application specific to one authored window, the RECOMMENDED path is still to use the generated API directly instead of re-implementing its navigation surface manually.</w:t>
+      </w:r>
+    </w:p>
+    <w:p>
+      <w:r>
+        <w:t>However, any implementation claiming compatibility with the generated UI layer MUST preserve the following client-facing model:</w:t>
+      </w:r>
+    </w:p>
+    <w:p>
+      <w:r>
+        <w:t>- `ui -&gt; page -&gt; reticle -&gt; primitive`</w:t>
+      </w:r>
+    </w:p>
+    <w:p>
+      <w:r>
+        <w:t>- `page -&gt; strobe`</w:t>
+      </w:r>
+    </w:p>
+    <w:p>
+      <w:r>
+        <w:t>- `page -&gt; dynamic set -&gt; dynamic reticle -&gt; primitive`</w:t>
+      </w:r>
+    </w:p>
+    <w:p/>
+    <w:p>
+      <w:r>
+        <w:t>For this specification, the generated primitive-level API is part of the official compatibility surface, not only a convenience wrapper.</w:t>
+      </w:r>
+    </w:p>
+    <w:p>
+      <w:r>
+        <w:t>That means compatibility is evaluated not only at the raw command level, but also at the generated typed-navigation level exposed to application code.</w:t>
+      </w:r>
+    </w:p>
+    <w:p>
+      <w:r>
+        <w:t>The generated UI layer therefore sits above the transport contract and below the application domain code:</w:t>
+      </w:r>
+    </w:p>
+    <w:p>
+      <w:r>
+        <w:t>reach for string-based primitive setters in normal usage</w:t>
+      </w:r>
+    </w:p>
+    <w:p>
+      <w:r>
+        <w:t>- application code mutates typed handles</w:t>
+      </w:r>
+    </w:p>
+    <w:p>
+      <w:r>
+        <w:t>- the generated UI layer converts those mutations into commands</w:t>
+      </w:r>
+    </w:p>
+    <w:p>
+      <w:r>
+        <w:t>- the transport layer serializes and sends the resulting `CommandBatch`</w:t>
+      </w:r>
+    </w:p>
+    <w:p>
+      <w:r>
         <w:lastRenderedPageBreak/>
-        <w:t>- REQUIRED for name-based interoperability</w:t>
-      </w:r>
-    </w:p>
-    <w:p>
-      <w:r>
-        <w:t>- OPTIONAL for fully ID-based interoperability</w:t>
+        <w:t>- generated application code is expected to mutate primitive handles rather than</w:t>
       </w:r>
     </w:p>
     <w:p/>
@@ -4012,158 +4173,317 @@
       <w:pPr>
         <w:pStyle w:val="Titre3"/>
       </w:pPr>
-      <w:bookmarkStart w:id="14" w:name="_Toc227865871"/>
-      <w:r>
-        <w:t>7.3 Generated Client API and UI Binding Layer</w:t>
-      </w:r>
-      <w:bookmarkEnd w:id="14"/>
-    </w:p>
-    <w:p>
-      <w:r>
-        <w:t>The generated client API is not the wire protocol, but it is still an official integration surface of MFDStudio.</w:t>
-      </w:r>
-    </w:p>
-    <w:p>
-      <w:r>
-        <w:t>A replacement client does not need to reuse the generated C++ code as long as it obeys the command, identifier, and transport rules defined here.</w:t>
-      </w:r>
-    </w:p>
-    <w:p>
-      <w:r>
-        <w:t>However, any implementation claiming compatibility with the generated UI layer MUST preserve the following client-facing model:</w:t>
-      </w:r>
-    </w:p>
-    <w:p>
-      <w:r>
-        <w:t>- `ui -&gt; page -&gt; reticle -&gt; primitive`</w:t>
-      </w:r>
-    </w:p>
-    <w:p>
-      <w:r>
-        <w:t>- `page -&gt; strobe`</w:t>
-      </w:r>
-    </w:p>
-    <w:p>
-      <w:r>
-        <w:t>- `page -&gt; dynamic set -&gt; dynamic reticle -&gt; primitive`</w:t>
+      <w:bookmarkStart w:id="15" w:name="_Toc228189759"/>
+      <w:r>
+        <w:t>7.4 Generated Binding Contract</w:t>
+      </w:r>
+      <w:bookmarkEnd w:id="15"/>
+    </w:p>
+    <w:p>
+      <w:r>
+        <w:t>If an implementation exposes a generated UI layer, the following rules apply:</w:t>
+      </w:r>
+    </w:p>
+    <w:p>
+      <w:r>
+        <w:t>current command list</w:t>
+      </w:r>
+    </w:p>
+    <w:p>
+      <w:r>
+        <w:t>carrying the generated `mappingHash`</w:t>
+      </w:r>
+    </w:p>
+    <w:p>
+      <w:r>
+        <w:t>semantically equivalent to `publisher.SubmitLatest(BuildCommandBatch(sequence))`</w:t>
+      </w:r>
+    </w:p>
+    <w:p>
+      <w:r>
+        <w:t>user-supplied-runtime-id-based</w:t>
+      </w:r>
+    </w:p>
+    <w:p>
+      <w:r>
+        <w:t>a substitute for `ResetWindowCommand`</w:t>
+      </w:r>
+    </w:p>
+    <w:p>
+      <w:r>
+        <w:t>- normal application code MUST NOT manipulate transport IDs directly</w:t>
+      </w:r>
+    </w:p>
+    <w:p>
+      <w:r>
+        <w:t>- the generated root MUST provide a `BuildBatch()`-style helper returning the</w:t>
+      </w:r>
+    </w:p>
+    <w:p>
+      <w:r>
+        <w:t>- the generated root MUST provide a `BuildCommandBatch(sequence)`-style helper</w:t>
+      </w:r>
+    </w:p>
+    <w:p>
+      <w:r>
+        <w:t>- a `SubmitLatest(publisher, sequence)`-style helper, if exposed, MUST be</w:t>
+      </w:r>
+    </w:p>
+    <w:p>
+      <w:r>
+        <w:t>- generated page strobe access MUST remain page-scoped</w:t>
+      </w:r>
+    </w:p>
+    <w:p>
+      <w:r>
+        <w:t>- generated dynamic reticle access MUST remain handle-based rather than</w:t>
+      </w:r>
+    </w:p>
+    <w:p>
+      <w:r>
+        <w:t>- a generated `Reset()` helper MUST be treated as a local staging reset, not as</w:t>
       </w:r>
     </w:p>
     <w:p/>
     <w:p>
-      <w:r>
-        <w:t>For this specification, the generated primitive-level API is part of the official compatibility surface, not only a convenience wrapper.</w:t>
-      </w:r>
-    </w:p>
-    <w:p>
-      <w:r>
-        <w:t>That means compatibility is evaluated not only at the raw command level, but also at the generated typed-navigation level exposed to application code.</w:t>
-      </w:r>
-    </w:p>
-    <w:p>
-      <w:r>
-        <w:t>The generated UI layer therefore sits above the transport contract and below the application domain code:</w:t>
-      </w:r>
-    </w:p>
-    <w:p>
-      <w:r>
-        <w:t>reach for string-based primitive setters in normal usage</w:t>
-      </w:r>
-    </w:p>
-    <w:p>
-      <w:r>
-        <w:t>- application code mutates typed handles</w:t>
-      </w:r>
-    </w:p>
-    <w:p>
-      <w:r>
-        <w:t>- the generated UI layer converts those mutations into commands</w:t>
-      </w:r>
-    </w:p>
-    <w:p>
-      <w:r>
-        <w:t>- the transport layer serializes and sends the resulting `CommandBatch`</w:t>
-      </w:r>
-    </w:p>
-    <w:p>
-      <w:r>
-        <w:t>- generated application code is expected to mutate primitive handles rather than</w:t>
+      <w:pPr>
+        <w:pStyle w:val="Titre3"/>
+      </w:pPr>
+      <w:bookmarkStart w:id="16" w:name="_Toc228189760"/>
+      <w:r>
+        <w:t>7.5 Primitive-Level Generated Surface</w:t>
+      </w:r>
+      <w:bookmarkEnd w:id="16"/>
+    </w:p>
+    <w:p>
+      <w:r>
+        <w:t>If an implementation exposes a generated UI layer, each exposed authored primitive MUST be reachable from its owning generated reticle or generated dynamic reticle through one typed accessor.</w:t>
+      </w:r>
+    </w:p>
+    <w:p>
+      <w:r>
+        <w:t>The implementation MUST emit the most specific generated primitive handle type that matches the authored primitive kind when that kind is supported by the public client API.</w:t>
+      </w:r>
+    </w:p>
+    <w:p>
+      <w:r>
+        <w:t>Expected examples include:</w:t>
+      </w:r>
+    </w:p>
+    <w:p>
+      <w:r>
+        <w:t>exists</w:t>
+      </w:r>
+    </w:p>
+    <w:p>
+      <w:r>
+        <w:t>- `TextHandle`</w:t>
+      </w:r>
+    </w:p>
+    <w:p>
+      <w:r>
+        <w:t>- `TimeHandle`</w:t>
+      </w:r>
+    </w:p>
+    <w:p>
+      <w:r>
+        <w:t>- `LineHandle`</w:t>
+      </w:r>
+    </w:p>
+    <w:p>
+      <w:r>
+        <w:t>- `CircleHandle`</w:t>
+      </w:r>
+    </w:p>
+    <w:p>
+      <w:r>
+        <w:t>- `RingHandle`</w:t>
+      </w:r>
+    </w:p>
+    <w:p>
+      <w:r>
+        <w:t>- `RectangleHandle`</w:t>
+      </w:r>
+    </w:p>
+    <w:p>
+      <w:r>
+        <w:t>- `EllipseHandle`</w:t>
+      </w:r>
+    </w:p>
+    <w:p>
+      <w:r>
+        <w:t>- `SquareHandle`</w:t>
+      </w:r>
+    </w:p>
+    <w:p>
+      <w:r>
+        <w:lastRenderedPageBreak/>
+        <w:t>- `DiamondHandle`</w:t>
+      </w:r>
+    </w:p>
+    <w:p>
+      <w:r>
+        <w:t>- `TriangleHandle`</w:t>
+      </w:r>
+    </w:p>
+    <w:p>
+      <w:r>
+        <w:t>- `PolylineHandle`</w:t>
+      </w:r>
+    </w:p>
+    <w:p>
+      <w:r>
+        <w:t>- `BezierHandle`</w:t>
+      </w:r>
+    </w:p>
+    <w:p>
+      <w:r>
+        <w:t>- `ArcHandle`</w:t>
+      </w:r>
+    </w:p>
+    <w:p>
+      <w:r>
+        <w:t>- `ImageHandle`</w:t>
+      </w:r>
+    </w:p>
+    <w:p>
+      <w:r>
+        <w:t>- `PrimitiveHandle` only as a fallback when no more specific public handle type</w:t>
       </w:r>
     </w:p>
     <w:p/>
     <w:p>
+      <w:r>
+        <w:t>Normative rules:</w:t>
+      </w:r>
+    </w:p>
+    <w:p>
+      <w:r>
+        <w:t>exposed authored primitive</w:t>
+      </w:r>
+    </w:p>
+    <w:p>
+      <w:r>
+        <w:t>primitives authored on the backing template</w:t>
+      </w:r>
+    </w:p>
+    <w:p>
+      <w:r>
+        <w:t>data, not in unrelated whole-reticle fallback behavior</w:t>
+      </w:r>
+    </w:p>
+    <w:p>
+      <w:r>
+        <w:t>SHOULD resolve to generated primitive IDs rather than remain name-only</w:t>
+      </w:r>
+    </w:p>
+    <w:p>
+      <w:r>
+        <w:t>low-level string-based primitive patch helpers</w:t>
+      </w:r>
+    </w:p>
+    <w:p>
+      <w:r>
+        <w:t>- static generated reticles MUST expose typed primitive accessors for every</w:t>
+      </w:r>
+    </w:p>
+    <w:p>
+      <w:r>
+        <w:t>- generated dynamic reticles MUST expose the same typed primitive accessors for</w:t>
+      </w:r>
+    </w:p>
+    <w:p>
+      <w:r>
+        <w:t>- mutating one generated primitive handle MUST result in primitive-level patch</w:t>
+      </w:r>
+    </w:p>
+    <w:p>
+      <w:r>
+        <w:t>- when generated primitive IDs are available, the emitted primitive-level patch</w:t>
+      </w:r>
+    </w:p>
+    <w:p>
+      <w:r>
+        <w:t>- generated application code SHOULD prefer these typed primitive accessors over</w:t>
+      </w:r>
+    </w:p>
+    <w:p/>
+    <w:p>
+      <w:pPr>
+        <w:pStyle w:val="Titre2"/>
+      </w:pPr>
+      <w:bookmarkStart w:id="17" w:name="_Toc228189761"/>
+      <w:r>
+        <w:t>8. Transport Profile</w:t>
+      </w:r>
+      <w:bookmarkEnd w:id="17"/>
+    </w:p>
+    <w:p>
       <w:pPr>
         <w:pStyle w:val="Titre3"/>
       </w:pPr>
-      <w:bookmarkStart w:id="15" w:name="_Toc227865872"/>
-      <w:r>
-        <w:t>7.4 Generated Binding Contract</w:t>
-      </w:r>
-      <w:bookmarkEnd w:id="15"/>
-    </w:p>
-    <w:p>
-      <w:r>
-        <w:t>If an implementation exposes a generated UI layer, the following rules apply:</w:t>
-      </w:r>
-    </w:p>
-    <w:p>
-      <w:r>
-        <w:t>current command list</w:t>
-      </w:r>
-    </w:p>
-    <w:p>
-      <w:r>
-        <w:t>carrying the generated `mappingHash`</w:t>
-      </w:r>
-    </w:p>
-    <w:p>
-      <w:r>
-        <w:t>semantically equivalent to `publisher.SubmitLatest(BuildCommandBatch(sequence))`</w:t>
-      </w:r>
-    </w:p>
-    <w:p>
-      <w:r>
-        <w:t>user-supplied-runtime-id-based</w:t>
-      </w:r>
-    </w:p>
-    <w:p>
-      <w:r>
-        <w:t>a substitute for `ResetWindowCommand`</w:t>
+      <w:bookmarkStart w:id="18" w:name="_Toc228189762"/>
+      <w:r>
+        <w:t>8.1 Command Transport</w:t>
+      </w:r>
+      <w:bookmarkEnd w:id="18"/>
+    </w:p>
+    <w:p>
+      <w:r>
+        <w:t>This specification defines one normative transport profile for command interoperability:</w:t>
+      </w:r>
+    </w:p>
+    <w:p>
+      <w:r>
+        <w:t>- Protocol Buffers payloads over UDP</w:t>
+      </w:r>
+    </w:p>
+    <w:p/>
+    <w:p>
+      <w:r>
+        <w:t>The window JSON exposes:</w:t>
+      </w:r>
+    </w:p>
+    <w:p>
+      <w:r>
+        <w:t>- `address`</w:t>
+      </w:r>
+    </w:p>
+    <w:p>
+      <w:r>
+        <w:t>- `port`</w:t>
+      </w:r>
+    </w:p>
+    <w:p>
+      <w:r>
+        <w:t>- `maxPacketSize`</w:t>
+      </w:r>
+    </w:p>
+    <w:p/>
+    <w:p>
+      <w:r>
+        <w:t>A conforming client MUST:</w:t>
       </w:r>
     </w:p>
     <w:p>
       <w:r>
         <w:lastRenderedPageBreak/>
-        <w:t>- normal application code MUST NOT manipulate transport IDs directly</w:t>
-      </w:r>
-    </w:p>
-    <w:p>
-      <w:r>
-        <w:t>- the generated root MUST provide a `BuildBatch()`-style helper returning the</w:t>
-      </w:r>
-    </w:p>
-    <w:p>
-      <w:r>
-        <w:t>- the generated root MUST provide a `BuildCommandBatch(sequence)`-style helper</w:t>
-      </w:r>
-    </w:p>
-    <w:p>
-      <w:r>
-        <w:t>- a `SubmitLatest(publisher, sequence)`-style helper, if exposed, MUST be</w:t>
-      </w:r>
-    </w:p>
-    <w:p>
-      <w:r>
-        <w:t>- generated page strobe access MUST remain page-scoped</w:t>
-      </w:r>
-    </w:p>
-    <w:p>
-      <w:r>
-        <w:t>- generated dynamic reticle access MUST remain handle-based rather than</w:t>
-      </w:r>
-    </w:p>
-    <w:p>
-      <w:r>
-        <w:t>- a generated `Reset()` helper MUST be treated as a local staging reset, not as</w:t>
+        <w:t>across several UDP payloads</w:t>
+      </w:r>
+    </w:p>
+    <w:p>
+      <w:r>
+        <w:t>- send command payloads to the configured UDP endpoint</w:t>
+      </w:r>
+    </w:p>
+    <w:p>
+      <w:r>
+        <w:t>- respect the configured `maxPacketSize`</w:t>
+      </w:r>
+    </w:p>
+    <w:p>
+      <w:r>
+        <w:t>- preserve `sequence` and `mappingHash` when splitting one logical command cycle</w:t>
       </w:r>
     </w:p>
     <w:p/>
@@ -4171,223 +4491,7 @@
       <w:pPr>
         <w:pStyle w:val="Titre3"/>
       </w:pPr>
-      <w:bookmarkStart w:id="16" w:name="_Toc227865873"/>
-      <w:r>
-        <w:t>7.5 Primitive-Level Generated Surface</w:t>
-      </w:r>
-      <w:bookmarkEnd w:id="16"/>
-    </w:p>
-    <w:p>
-      <w:r>
-        <w:t>If an implementation exposes a generated UI layer, each exposed authored primitive MUST be reachable from its owning generated reticle or generated dynamic reticle through one typed accessor.</w:t>
-      </w:r>
-    </w:p>
-    <w:p>
-      <w:r>
-        <w:t>The implementation MUST emit the most specific generated primitive handle type that matches the authored primitive kind when that kind is supported by the public client API.</w:t>
-      </w:r>
-    </w:p>
-    <w:p>
-      <w:r>
-        <w:t>Expected examples include:</w:t>
-      </w:r>
-    </w:p>
-    <w:p>
-      <w:r>
-        <w:t>exists</w:t>
-      </w:r>
-    </w:p>
-    <w:p>
-      <w:r>
-        <w:t>- `TextHandle`</w:t>
-      </w:r>
-    </w:p>
-    <w:p>
-      <w:r>
-        <w:t>- `TimeHandle`</w:t>
-      </w:r>
-    </w:p>
-    <w:p>
-      <w:r>
-        <w:t>- `LineHandle`</w:t>
-      </w:r>
-    </w:p>
-    <w:p>
-      <w:r>
-        <w:t>- `CircleHandle`</w:t>
-      </w:r>
-    </w:p>
-    <w:p>
-      <w:r>
-        <w:t>- `RingHandle`</w:t>
-      </w:r>
-    </w:p>
-    <w:p>
-      <w:r>
-        <w:t>- `RectangleHandle`</w:t>
-      </w:r>
-    </w:p>
-    <w:p>
-      <w:r>
-        <w:t>- `EllipseHandle`</w:t>
-      </w:r>
-    </w:p>
-    <w:p>
-      <w:r>
-        <w:t>- `SquareHandle`</w:t>
-      </w:r>
-    </w:p>
-    <w:p>
-      <w:r>
-        <w:t>- `DiamondHandle`</w:t>
-      </w:r>
-    </w:p>
-    <w:p>
-      <w:r>
-        <w:t>- `PrimitiveHandle` only as a fallback when no more specific public handle type</w:t>
-      </w:r>
-    </w:p>
-    <w:p/>
-    <w:p>
-      <w:r>
-        <w:t>Normative rules:</w:t>
-      </w:r>
-    </w:p>
-    <w:p>
-      <w:r>
-        <w:t>exposed authored primitive</w:t>
-      </w:r>
-    </w:p>
-    <w:p>
-      <w:r>
-        <w:t>primitives authored on the backing template</w:t>
-      </w:r>
-    </w:p>
-    <w:p>
-      <w:r>
-        <w:t>data, not in unrelated whole-reticle fallback behavior</w:t>
-      </w:r>
-    </w:p>
-    <w:p>
-      <w:r>
-        <w:t>SHOULD resolve to generated primitive IDs rather than remain name-only</w:t>
-      </w:r>
-    </w:p>
-    <w:p>
-      <w:r>
-        <w:t>low-level string-based primitive patch helpers</w:t>
-      </w:r>
-    </w:p>
-    <w:p>
-      <w:r>
-        <w:lastRenderedPageBreak/>
-        <w:t>- static generated reticles MUST expose typed primitive accessors for every</w:t>
-      </w:r>
-    </w:p>
-    <w:p>
-      <w:r>
-        <w:t>- generated dynamic reticles MUST expose the same typed primitive accessors for</w:t>
-      </w:r>
-    </w:p>
-    <w:p>
-      <w:r>
-        <w:t>- mutating one generated primitive handle MUST result in primitive-level patch</w:t>
-      </w:r>
-    </w:p>
-    <w:p>
-      <w:r>
-        <w:t>- when generated primitive IDs are available, the emitted primitive-level patch</w:t>
-      </w:r>
-    </w:p>
-    <w:p>
-      <w:r>
-        <w:t>- generated application code SHOULD prefer these typed primitive accessors over</w:t>
-      </w:r>
-    </w:p>
-    <w:p/>
-    <w:p>
-      <w:pPr>
-        <w:pStyle w:val="Titre2"/>
-      </w:pPr>
-      <w:bookmarkStart w:id="17" w:name="_Toc227865874"/>
-      <w:r>
-        <w:t>8. Transport Profile</w:t>
-      </w:r>
-      <w:bookmarkEnd w:id="17"/>
-    </w:p>
-    <w:p>
-      <w:pPr>
-        <w:pStyle w:val="Titre3"/>
-      </w:pPr>
-      <w:bookmarkStart w:id="18" w:name="_Toc227865875"/>
-      <w:r>
-        <w:t>8.1 Command Transport</w:t>
-      </w:r>
-      <w:bookmarkEnd w:id="18"/>
-    </w:p>
-    <w:p>
-      <w:r>
-        <w:t>This specification defines one normative transport profile for command interoperability:</w:t>
-      </w:r>
-    </w:p>
-    <w:p>
-      <w:r>
-        <w:t>- Protocol Buffers payloads over UDP</w:t>
-      </w:r>
-    </w:p>
-    <w:p/>
-    <w:p>
-      <w:r>
-        <w:t>The window JSON exposes:</w:t>
-      </w:r>
-    </w:p>
-    <w:p>
-      <w:r>
-        <w:t>- `address`</w:t>
-      </w:r>
-    </w:p>
-    <w:p>
-      <w:r>
-        <w:t>- `port`</w:t>
-      </w:r>
-    </w:p>
-    <w:p>
-      <w:r>
-        <w:t>- `maxPacketSize`</w:t>
-      </w:r>
-    </w:p>
-    <w:p/>
-    <w:p>
-      <w:r>
-        <w:t>A conforming client MUST:</w:t>
-      </w:r>
-    </w:p>
-    <w:p>
-      <w:r>
-        <w:t>across several UDP payloads</w:t>
-      </w:r>
-    </w:p>
-    <w:p>
-      <w:r>
-        <w:t>- send command payloads to the configured UDP endpoint</w:t>
-      </w:r>
-    </w:p>
-    <w:p>
-      <w:r>
-        <w:t>- respect the configured `maxPacketSize`</w:t>
-      </w:r>
-    </w:p>
-    <w:p>
-      <w:r>
-        <w:t>- preserve `sequence` and `mappingHash` when splitting one logical command cycle</w:t>
-      </w:r>
-    </w:p>
-    <w:p/>
-    <w:p>
-      <w:pPr>
-        <w:pStyle w:val="Titre3"/>
-      </w:pPr>
-      <w:bookmarkStart w:id="19" w:name="_Toc227865876"/>
+      <w:bookmarkStart w:id="19" w:name="_Toc228189763"/>
       <w:r>
         <w:t>8.2 Feedback Transport</w:t>
       </w:r>
@@ -4542,292 +4646,292 @@
     </w:p>
     <w:p>
       <w:r>
+        <w:t>then a Profile C client MAY receive strobe feedback on that UDP endpoint.</w:t>
+      </w:r>
+    </w:p>
+    <w:p>
+      <w:pPr>
+        <w:pStyle w:val="Titre3"/>
+      </w:pPr>
+      <w:bookmarkStart w:id="20" w:name="_Toc228189764"/>
+      <w:r>
+        <w:t>8.3 Reliability Model</w:t>
+      </w:r>
+      <w:bookmarkEnd w:id="20"/>
+    </w:p>
+    <w:p>
+      <w:r>
+        <w:t>UDP is inherently datagram-based and non-transactional.</w:t>
+      </w:r>
+    </w:p>
+    <w:p>
+      <w:r>
+        <w:t>A conforming client MUST assume:</w:t>
+      </w:r>
+    </w:p>
+    <w:p>
+      <w:r>
+        <w:t>- packets may be lost</w:t>
+      </w:r>
+    </w:p>
+    <w:p>
+      <w:r>
+        <w:t>- packets may be delayed</w:t>
+      </w:r>
+    </w:p>
+    <w:p>
+      <w:r>
+        <w:t>- packets may arrive out of order</w:t>
+      </w:r>
+    </w:p>
+    <w:p/>
+    <w:p>
+      <w:r>
+        <w:t>The runtime command model is therefore state-oriented rather than acknowledgement-oriented. Clients SHOULD regularly publish the latest relevant state instead of relying on single-shot reliability.</w:t>
+      </w:r>
+    </w:p>
+    <w:p>
+      <w:pPr>
+        <w:pStyle w:val="Titre2"/>
+      </w:pPr>
+      <w:bookmarkStart w:id="21" w:name="_Toc228189765"/>
+      <w:r>
+        <w:t>9. Coordinate and Value Model</w:t>
+      </w:r>
+      <w:bookmarkEnd w:id="21"/>
+    </w:p>
+    <w:p>
+      <w:r>
+        <w:t>Unless otherwise documented for a specific field:</w:t>
+      </w:r>
+    </w:p>
+    <w:p>
+      <w:r>
+        <w:t>- page-space positions use logical coordinates in the `[-1, 1]` range</w:t>
+      </w:r>
+    </w:p>
+    <w:p>
+      <w:r>
+        <w:t>- rotations are expressed in degrees</w:t>
+      </w:r>
+    </w:p>
+    <w:p>
+      <w:r>
+        <w:t>- brightness is a normalized factor in the `[0, 1]` range</w:t>
+      </w:r>
+    </w:p>
+    <w:p>
+      <w:r>
+        <w:t>- strobe positions are page-scoped logical coordinates</w:t>
+      </w:r>
+    </w:p>
+    <w:p/>
+    <w:p>
+      <w:r>
         <w:lastRenderedPageBreak/>
-        <w:t>then a Profile C client MAY receive strobe feedback on that UDP endpoint.</w:t>
-      </w:r>
+        <w:t>Clients SHOULD clamp or sanitize obviously invalid values before sending them. The runtime remains authoritative for its own safety checks.</w:t>
+      </w:r>
+    </w:p>
+    <w:p>
+      <w:pPr>
+        <w:pStyle w:val="Titre2"/>
+      </w:pPr>
+      <w:bookmarkStart w:id="22" w:name="_Toc228189766"/>
+      <w:r>
+        <w:t>10. Identifier Model</w:t>
+      </w:r>
+      <w:bookmarkEnd w:id="22"/>
     </w:p>
     <w:p>
       <w:pPr>
         <w:pStyle w:val="Titre3"/>
       </w:pPr>
-      <w:bookmarkStart w:id="20" w:name="_Toc227865877"/>
-      <w:r>
-        <w:t>8.3 Reliability Model</w:t>
-      </w:r>
-      <w:bookmarkEnd w:id="20"/>
-    </w:p>
-    <w:p>
-      <w:r>
-        <w:t>UDP is inherently datagram-based and non-transactional.</w:t>
-      </w:r>
-    </w:p>
-    <w:p>
-      <w:r>
-        <w:t>A conforming client MUST assume:</w:t>
-      </w:r>
-    </w:p>
-    <w:p>
-      <w:r>
-        <w:t>- packets may be lost</w:t>
-      </w:r>
-    </w:p>
-    <w:p>
-      <w:r>
-        <w:t>- packets may be delayed</w:t>
-      </w:r>
-    </w:p>
-    <w:p>
-      <w:r>
-        <w:t>- packets may arrive out of order</w:t>
+      <w:bookmarkStart w:id="23" w:name="_Toc228189767"/>
+      <w:r>
+        <w:t>10.1 Authored Names</w:t>
+      </w:r>
+      <w:bookmarkEnd w:id="23"/>
+    </w:p>
+    <w:p>
+      <w:r>
+        <w:t>Authored names are human-readable identifiers such as:</w:t>
+      </w:r>
+    </w:p>
+    <w:p>
+      <w:r>
+        <w:t>- page names</w:t>
+      </w:r>
+    </w:p>
+    <w:p>
+      <w:r>
+        <w:t>- static reticle IDs</w:t>
+      </w:r>
+    </w:p>
+    <w:p>
+      <w:r>
+        <w:t>- dynamic template IDs</w:t>
+      </w:r>
+    </w:p>
+    <w:p>
+      <w:r>
+        <w:t>- primitive IDs</w:t>
+      </w:r>
+    </w:p>
+    <w:p>
+      <w:r>
+        <w:t>- blink type names</w:t>
       </w:r>
     </w:p>
     <w:p/>
     <w:p>
       <w:r>
-        <w:t>The runtime command model is therefore state-oriented rather than acknowledgement-oriented. Clients SHOULD regularly publish the latest relevant state instead of relying on single-shot reliability.</w:t>
+        <w:t>These names are convenient in high-level clients but are not the normative on-wire identity when generated IDs are available.</w:t>
+      </w:r>
+    </w:p>
+    <w:p>
+      <w:pPr>
+        <w:pStyle w:val="Titre3"/>
+      </w:pPr>
+      <w:bookmarkStart w:id="24" w:name="_Toc228189768"/>
+      <w:r>
+        <w:t>10.2 Generated Transport IDs</w:t>
+      </w:r>
+      <w:bookmarkEnd w:id="24"/>
+    </w:p>
+    <w:p>
+      <w:r>
+        <w:t>Generated transport IDs are deterministic 64-bit identifiers derived from the authored model and exported by the generated transport map.</w:t>
+      </w:r>
+    </w:p>
+    <w:p>
+      <w:r>
+        <w:t>When a command uses generated IDs, the client MUST send the matching `mappingHash` in the surrounding `CommandBatch`.</w:t>
+      </w:r>
+    </w:p>
+    <w:p>
+      <w:pPr>
+        <w:pStyle w:val="Titre3"/>
+      </w:pPr>
+      <w:bookmarkStart w:id="25" w:name="_Toc228189769"/>
+      <w:r>
+        <w:t>10.3 Dynamic Runtime IDs</w:t>
+      </w:r>
+      <w:bookmarkEnd w:id="25"/>
+    </w:p>
+    <w:p>
+      <w:r>
+        <w:t>Dynamic reticles are identified on the wire by `runtimeReticleId`.</w:t>
+      </w:r>
+    </w:p>
+    <w:p>
+      <w:r>
+        <w:t>For dynamic reticles:</w:t>
+      </w:r>
+    </w:p>
+    <w:p>
+      <w:r>
+        <w:t>- `reticleId` is only a local convenience alias</w:t>
+      </w:r>
+    </w:p>
+    <w:p>
+      <w:r>
+        <w:t>- `runtimeReticleId` is the authoritative transport identity</w:t>
+      </w:r>
+    </w:p>
+    <w:p>
+      <w:r>
+        <w:t>- the runtime MAY expose hidden alias forms internally</w:t>
+      </w:r>
+    </w:p>
+    <w:p/>
+    <w:p>
+      <w:r>
+        <w:t>A replacement client MUST treat `runtimeReticleId` as the stable transport identity of a dynamic instance.</w:t>
       </w:r>
     </w:p>
     <w:p>
       <w:pPr>
         <w:pStyle w:val="Titre2"/>
       </w:pPr>
-      <w:bookmarkStart w:id="21" w:name="_Toc227865878"/>
-      <w:r>
-        <w:t>9. Coordinate and Value Model</w:t>
-      </w:r>
-      <w:bookmarkEnd w:id="21"/>
-    </w:p>
-    <w:p>
-      <w:r>
-        <w:t>Unless otherwise documented for a specific field:</w:t>
-      </w:r>
-    </w:p>
-    <w:p>
-      <w:r>
-        <w:t>- page-space positions use logical coordinates in the `[-1, 1]` range</w:t>
-      </w:r>
-    </w:p>
-    <w:p>
-      <w:r>
-        <w:t>- rotations are expressed in degrees</w:t>
-      </w:r>
-    </w:p>
-    <w:p>
-      <w:r>
-        <w:t>- brightness is a normalized factor in the `[0, 1]` range</w:t>
-      </w:r>
-    </w:p>
-    <w:p>
-      <w:r>
-        <w:t>- strobe positions are page-scoped logical coordinates</w:t>
+      <w:bookmarkStart w:id="26" w:name="_Toc228189770"/>
+      <w:r>
+        <w:t>11. Command Batch Contract</w:t>
+      </w:r>
+      <w:bookmarkEnd w:id="26"/>
+    </w:p>
+    <w:p>
+      <w:r>
+        <w:t>`CommandBatch` is the unit of one external update cycle.</w:t>
+      </w:r>
+    </w:p>
+    <w:p>
+      <w:r>
+        <w:t>It contains:</w:t>
+      </w:r>
+    </w:p>
+    <w:p>
+      <w:r>
+        <w:t>- `sequence`</w:t>
+      </w:r>
+    </w:p>
+    <w:p>
+      <w:r>
+        <w:t>- `mappingHash`</w:t>
+      </w:r>
+    </w:p>
+    <w:p>
+      <w:r>
+        <w:lastRenderedPageBreak/>
+        <w:t>- `commands`</w:t>
       </w:r>
     </w:p>
     <w:p/>
     <w:p>
       <w:r>
-        <w:t>Clients SHOULD clamp or sanitize obviously invalid values before sending them. The runtime remains authoritative for its own safety checks.</w:t>
-      </w:r>
-    </w:p>
+        <w:t>Normative rules:</w:t>
+      </w:r>
+    </w:p>
+    <w:p>
+      <w:r>
+        <w:t>generated IDs</w:t>
+      </w:r>
+    </w:p>
+    <w:p>
+      <w:r>
+        <w:t>the loaded transport map</w:t>
+      </w:r>
+    </w:p>
+    <w:p>
+      <w:r>
+        <w:t>- a client MAY leave `sequence` at `0` if it does not track an external cycle</w:t>
+      </w:r>
+    </w:p>
+    <w:p>
+      <w:r>
+        <w:t>- a client SHOULD use one stable `sequence` value per external update cycle</w:t>
+      </w:r>
+    </w:p>
+    <w:p>
+      <w:r>
+        <w:t>- a client MUST provide a non-empty `mappingHash` whenever one command uses</w:t>
+      </w:r>
+    </w:p>
+    <w:p>
+      <w:r>
+        <w:t>- a runtime MUST reject a generated-ID batch whose `mappingHash` does not match</w:t>
+      </w:r>
+    </w:p>
+    <w:p>
+      <w:r>
+        <w:t>- a runtime MUST reject generated-ID commands received without `mappingHash`</w:t>
+      </w:r>
+    </w:p>
+    <w:p/>
     <w:p>
       <w:pPr>
         <w:pStyle w:val="Titre2"/>
       </w:pPr>
-      <w:bookmarkStart w:id="22" w:name="_Toc227865879"/>
-      <w:r>
-        <w:t>10. Identifier Model</w:t>
-      </w:r>
-      <w:bookmarkEnd w:id="22"/>
-    </w:p>
-    <w:p>
-      <w:pPr>
-        <w:pStyle w:val="Titre3"/>
-      </w:pPr>
-      <w:bookmarkStart w:id="23" w:name="_Toc227865880"/>
-      <w:r>
-        <w:t>10.1 Authored Names</w:t>
-      </w:r>
-      <w:bookmarkEnd w:id="23"/>
-    </w:p>
-    <w:p>
-      <w:r>
-        <w:t>Authored names are human-readable identifiers such as:</w:t>
-      </w:r>
-    </w:p>
-    <w:p>
-      <w:r>
-        <w:t>- page names</w:t>
-      </w:r>
-    </w:p>
-    <w:p>
-      <w:r>
-        <w:t>- static reticle IDs</w:t>
-      </w:r>
-    </w:p>
-    <w:p>
-      <w:r>
-        <w:t>- dynamic template IDs</w:t>
-      </w:r>
-    </w:p>
-    <w:p>
-      <w:r>
-        <w:t>- primitive IDs</w:t>
-      </w:r>
-    </w:p>
-    <w:p>
-      <w:r>
-        <w:t>- blink type names</w:t>
-      </w:r>
-    </w:p>
-    <w:p/>
-    <w:p>
-      <w:r>
-        <w:t>These names are convenient in high-level clients but are not the normative on-wire identity when generated IDs are available.</w:t>
-      </w:r>
-    </w:p>
-    <w:p>
-      <w:pPr>
-        <w:pStyle w:val="Titre3"/>
-      </w:pPr>
-      <w:bookmarkStart w:id="24" w:name="_Toc227865881"/>
-      <w:r>
-        <w:lastRenderedPageBreak/>
-        <w:t>10.2 Generated Transport IDs</w:t>
-      </w:r>
-      <w:bookmarkEnd w:id="24"/>
-    </w:p>
-    <w:p>
-      <w:r>
-        <w:t>Generated transport IDs are deterministic 64-bit identifiers derived from the authored model and exported by the generated transport map.</w:t>
-      </w:r>
-    </w:p>
-    <w:p>
-      <w:r>
-        <w:t>When a command uses generated IDs, the client MUST send the matching `mappingHash` in the surrounding `CommandBatch`.</w:t>
-      </w:r>
-    </w:p>
-    <w:p>
-      <w:pPr>
-        <w:pStyle w:val="Titre3"/>
-      </w:pPr>
-      <w:bookmarkStart w:id="25" w:name="_Toc227865882"/>
-      <w:r>
-        <w:t>10.3 Dynamic Runtime IDs</w:t>
-      </w:r>
-      <w:bookmarkEnd w:id="25"/>
-    </w:p>
-    <w:p>
-      <w:r>
-        <w:t>Dynamic reticles are identified on the wire by `runtimeReticleId`.</w:t>
-      </w:r>
-    </w:p>
-    <w:p>
-      <w:r>
-        <w:t>For dynamic reticles:</w:t>
-      </w:r>
-    </w:p>
-    <w:p>
-      <w:r>
-        <w:t>- `reticleId` is only a local convenience alias</w:t>
-      </w:r>
-    </w:p>
-    <w:p>
-      <w:r>
-        <w:t>- `runtimeReticleId` is the authoritative transport identity</w:t>
-      </w:r>
-    </w:p>
-    <w:p>
-      <w:r>
-        <w:t>- the runtime MAY expose hidden alias forms internally</w:t>
-      </w:r>
-    </w:p>
-    <w:p/>
-    <w:p>
-      <w:r>
-        <w:t>A replacement client MUST treat `runtimeReticleId` as the stable transport identity of a dynamic instance.</w:t>
-      </w:r>
-    </w:p>
-    <w:p>
-      <w:pPr>
-        <w:pStyle w:val="Titre2"/>
-      </w:pPr>
-      <w:bookmarkStart w:id="26" w:name="_Toc227865883"/>
-      <w:r>
-        <w:t>11. Command Batch Contract</w:t>
-      </w:r>
-      <w:bookmarkEnd w:id="26"/>
-    </w:p>
-    <w:p>
-      <w:r>
-        <w:t>`CommandBatch` is the unit of one external update cycle.</w:t>
-      </w:r>
-    </w:p>
-    <w:p>
-      <w:r>
-        <w:t>It contains:</w:t>
-      </w:r>
-    </w:p>
-    <w:p>
-      <w:r>
-        <w:t>- `sequence`</w:t>
-      </w:r>
-    </w:p>
-    <w:p>
-      <w:r>
-        <w:t>- `mappingHash`</w:t>
-      </w:r>
-    </w:p>
-    <w:p>
-      <w:r>
-        <w:t>- `commands`</w:t>
-      </w:r>
-    </w:p>
-    <w:p/>
-    <w:p>
-      <w:r>
-        <w:t>Normative rules:</w:t>
-      </w:r>
-    </w:p>
-    <w:p>
-      <w:r>
-        <w:t>generated IDs</w:t>
-      </w:r>
-    </w:p>
-    <w:p>
-      <w:r>
-        <w:t>the loaded transport map</w:t>
-      </w:r>
-    </w:p>
-    <w:p>
-      <w:r>
-        <w:t>- a client MAY leave `sequence` at `0` if it does not track an external cycle</w:t>
-      </w:r>
-    </w:p>
-    <w:p>
-      <w:r>
-        <w:t>- a client SHOULD use one stable `sequence` value per external update cycle</w:t>
-      </w:r>
-    </w:p>
-    <w:p>
-      <w:r>
-        <w:t>- a client MUST provide a non-empty `mappingHash` whenever one command uses</w:t>
-      </w:r>
-    </w:p>
-    <w:p>
-      <w:r>
-        <w:t>- a runtime MUST reject a generated-ID batch whose `mappingHash` does not match</w:t>
-      </w:r>
-    </w:p>
-    <w:p>
-      <w:r>
-        <w:t>- a runtime MUST reject generated-ID commands received without `mappingHash`</w:t>
-      </w:r>
-    </w:p>
-    <w:p/>
-    <w:p>
-      <w:pPr>
-        <w:pStyle w:val="Titre2"/>
-      </w:pPr>
-      <w:bookmarkStart w:id="27" w:name="_Toc227865884"/>
+      <w:bookmarkStart w:id="27" w:name="_Toc228189771"/>
       <w:r>
         <w:t>12. Command Semantics</w:t>
       </w:r>
@@ -4884,7 +4988,6 @@
                 <w:b/>
                 <w:sz w:val="20"/>
               </w:rPr>
-              <w:lastRenderedPageBreak/>
               <w:t>Command</w:t>
             </w:r>
           </w:p>
@@ -5399,7 +5502,7 @@
       <w:pPr>
         <w:pStyle w:val="Titre3"/>
       </w:pPr>
-      <w:bookmarkStart w:id="28" w:name="_Toc227865885"/>
+      <w:bookmarkStart w:id="28" w:name="_Toc228189772"/>
       <w:r>
         <w:t>12.1 ActivatePageCommand</w:t>
       </w:r>
@@ -5407,7 +5510,7 @@
     </w:p>
     <w:p>
       <w:r>
-        <w:t>A conforming client MAY activate a page by authored name or by generated page ID.</w:t>
+        <w:t>A conforming client MAY activate a page by authored name or by generated page ID. Generated-ID activation MUST be sent with the matching `mappingHash`; the generated page wrapper workflow carries both values.</w:t>
       </w:r>
     </w:p>
     <w:p>
@@ -5417,6 +5520,7 @@
     </w:p>
     <w:p>
       <w:r>
+        <w:lastRenderedPageBreak/>
         <w:t>- the target page becomes the active page</w:t>
       </w:r>
     </w:p>
@@ -5435,7 +5539,7 @@
       <w:pPr>
         <w:pStyle w:val="Titre3"/>
       </w:pPr>
-      <w:bookmarkStart w:id="29" w:name="_Toc227865886"/>
+      <w:bookmarkStart w:id="29" w:name="_Toc228189773"/>
       <w:r>
         <w:t>12.2 SetPageViewCommand</w:t>
       </w:r>
@@ -5466,7 +5570,7 @@
       <w:pPr>
         <w:pStyle w:val="Titre3"/>
       </w:pPr>
-      <w:bookmarkStart w:id="30" w:name="_Toc227865887"/>
+      <w:bookmarkStart w:id="30" w:name="_Toc228189774"/>
       <w:r>
         <w:t>12.3 UpdateWindowDisplayCommand</w:t>
       </w:r>
@@ -5489,233 +5593,660 @@
     </w:p>
     <w:p>
       <w:r>
+        <w:t>- blackout or disabled state</w:t>
+      </w:r>
+    </w:p>
+    <w:p/>
+    <w:p>
+      <w:r>
+        <w:t>It applies to the rendered output, not to the authored document itself.</w:t>
+      </w:r>
+    </w:p>
+    <w:p>
+      <w:pPr>
+        <w:pStyle w:val="Titre3"/>
+      </w:pPr>
+      <w:bookmarkStart w:id="31" w:name="_Toc228189775"/>
+      <w:r>
+        <w:t>12.4 UpdateReticleCommand</w:t>
+      </w:r>
+      <w:bookmarkEnd w:id="31"/>
+    </w:p>
+    <w:p>
+      <w:r>
+        <w:t>This command applies a `ReticlePatch` to one addressed static reticle.</w:t>
+      </w:r>
+    </w:p>
+    <w:p>
+      <w:r>
+        <w:t>A client MAY patch only a subset of fields. Unspecified fields MUST be treated as unchanged.</w:t>
+      </w:r>
+    </w:p>
+    <w:p>
+      <w:r>
+        <w:t>If the patch uses:</w:t>
+      </w:r>
+    </w:p>
+    <w:p>
+      <w:r>
+        <w:t>- named blink types</w:t>
+      </w:r>
+    </w:p>
+    <w:p>
+      <w:r>
+        <w:t>- named primitive text overrides</w:t>
+      </w:r>
+    </w:p>
+    <w:p>
+      <w:r>
+        <w:t>- named primitive letter spacings</w:t>
+      </w:r>
+    </w:p>
+    <w:p>
+      <w:r>
+        <w:t>- named primitive sub-patches</w:t>
+      </w:r>
+    </w:p>
+    <w:p/>
+    <w:p>
+      <w:r>
+        <w:t>then the client MUST provide enough transport mapping context to resolve those names before serialization.</w:t>
+      </w:r>
+    </w:p>
+    <w:p>
+      <w:pPr>
+        <w:pStyle w:val="Titre3"/>
+      </w:pPr>
+      <w:bookmarkStart w:id="32" w:name="_Toc228189776"/>
+      <w:r>
+        <w:t>12.5 UpdateStrobeCommand</w:t>
+      </w:r>
+      <w:bookmarkEnd w:id="32"/>
+    </w:p>
+    <w:p>
+      <w:r>
+        <w:t>This command is page-scoped and updates:</w:t>
+      </w:r>
+    </w:p>
+    <w:p>
+      <w:r>
+        <w:t>- optional active state</w:t>
+      </w:r>
+    </w:p>
+    <w:p>
+      <w:r>
         <w:lastRenderedPageBreak/>
-        <w:t>- blackout or disabled state</w:t>
+        <w:t>- optional requested position</w:t>
       </w:r>
     </w:p>
     <w:p/>
     <w:p>
       <w:r>
-        <w:t>It applies to the rendered output, not to the authored document itself.</w:t>
+        <w:t>The command expresses intent only. The runtime remains authoritative for the resolved final strobe state after magnetization and capture logic.</w:t>
       </w:r>
     </w:p>
     <w:p>
       <w:pPr>
         <w:pStyle w:val="Titre3"/>
       </w:pPr>
-      <w:bookmarkStart w:id="31" w:name="_Toc227865888"/>
-      <w:r>
-        <w:t>12.4 UpdateReticleCommand</w:t>
-      </w:r>
-      <w:bookmarkEnd w:id="31"/>
-    </w:p>
-    <w:p>
-      <w:r>
-        <w:t>This command applies a `ReticlePatch` to one addressed static reticle.</w:t>
-      </w:r>
-    </w:p>
-    <w:p>
-      <w:r>
-        <w:t>A client MAY patch only a subset of fields. Unspecified fields MUST be treated as unchanged.</w:t>
-      </w:r>
-    </w:p>
-    <w:p>
-      <w:r>
-        <w:t>If the patch uses:</w:t>
-      </w:r>
-    </w:p>
-    <w:p>
-      <w:r>
-        <w:t>- named blink types</w:t>
-      </w:r>
-    </w:p>
-    <w:p>
-      <w:r>
-        <w:t>- named primitive text overrides</w:t>
-      </w:r>
-    </w:p>
-    <w:p>
-      <w:r>
-        <w:t>- named primitive letter spacings</w:t>
-      </w:r>
-    </w:p>
-    <w:p>
-      <w:r>
-        <w:t>- named primitive sub-patches</w:t>
+      <w:bookmarkStart w:id="33" w:name="_Toc228189777"/>
+      <w:r>
+        <w:t>12.6 UpsertDynamicReticleCommand</w:t>
+      </w:r>
+      <w:bookmarkEnd w:id="33"/>
+    </w:p>
+    <w:p>
+      <w:r>
+        <w:t>This command creates a missing dynamic reticle or updates an existing one.</w:t>
+      </w:r>
+    </w:p>
+    <w:p>
+      <w:r>
+        <w:t>When creation is needed:</w:t>
+      </w:r>
+    </w:p>
+    <w:p>
+      <w:r>
+        <w:t>- the template identity MUST be provided</w:t>
+      </w:r>
+    </w:p>
+    <w:p>
+      <w:r>
+        <w:t>- the dynamic instance MUST be identified by `runtimeReticleId` on the wire</w:t>
       </w:r>
     </w:p>
     <w:p/>
     <w:p>
-      <w:r>
-        <w:t>then the client MUST provide enough transport mapping context to resolve those names before serialization.</w:t>
-      </w:r>
-    </w:p>
-    <w:p>
       <w:pPr>
         <w:pStyle w:val="Titre3"/>
       </w:pPr>
-      <w:bookmarkStart w:id="32" w:name="_Toc227865889"/>
-      <w:r>
-        <w:t>12.5 UpdateStrobeCommand</w:t>
-      </w:r>
-      <w:bookmarkEnd w:id="32"/>
-    </w:p>
-    <w:p>
-      <w:r>
-        <w:t>This command is page-scoped and updates:</w:t>
-      </w:r>
-    </w:p>
-    <w:p>
-      <w:r>
-        <w:t>- optional active state</w:t>
-      </w:r>
-    </w:p>
-    <w:p>
-      <w:r>
-        <w:t>- optional requested position</w:t>
+      <w:bookmarkStart w:id="34" w:name="_Toc228189778"/>
+      <w:r>
+        <w:t>12.7 UpsertDynamicReticlesCommand</w:t>
+      </w:r>
+      <w:bookmarkEnd w:id="34"/>
+    </w:p>
+    <w:p>
+      <w:r>
+        <w:t>This command performs the same semantic action as repeated `UpsertDynamicReticleCommand` operations, but for many reticles of the same template inside the same update cycle.</w:t>
+      </w:r>
+    </w:p>
+    <w:p>
+      <w:r>
+        <w:t>A conforming client SHOULD prefer this bulk form for high-rate loops and radar-style workloads.</w:t>
+      </w:r>
+    </w:p>
+    <w:p>
+      <w:pPr>
+        <w:pStyle w:val="Titre3"/>
+      </w:pPr>
+      <w:bookmarkStart w:id="35" w:name="_Toc228189779"/>
+      <w:r>
+        <w:t>12.8 SetDynamicReticleSetVisibilityCommand</w:t>
+      </w:r>
+      <w:bookmarkEnd w:id="35"/>
+    </w:p>
+    <w:p>
+      <w:r>
+        <w:t>This command toggles visibility for the dynamic reticle set defined by one page and one template.</w:t>
+      </w:r>
+    </w:p>
+    <w:p>
+      <w:r>
+        <w:t>It MUST affect only reticles belonging to that page/template set.</w:t>
+      </w:r>
+    </w:p>
+    <w:p>
+      <w:pPr>
+        <w:pStyle w:val="Titre3"/>
+      </w:pPr>
+      <w:bookmarkStart w:id="36" w:name="_Toc228189780"/>
+      <w:r>
+        <w:t>12.9 RemoveDynamicReticleCommand</w:t>
+      </w:r>
+      <w:bookmarkEnd w:id="36"/>
+    </w:p>
+    <w:p>
+      <w:r>
+        <w:t>This command removes one addressed dynamic reticle instance.</w:t>
+      </w:r>
+    </w:p>
+    <w:p>
+      <w:r>
+        <w:t>Removal MUST target the dynamic runtime identity, not only a local alias.</w:t>
+      </w:r>
+    </w:p>
+    <w:p>
+      <w:pPr>
+        <w:pStyle w:val="Titre3"/>
+      </w:pPr>
+      <w:bookmarkStart w:id="37" w:name="_Toc228189781"/>
+      <w:r>
+        <w:t>12.10 ResetWindowCommand</w:t>
+      </w:r>
+      <w:bookmarkEnd w:id="37"/>
+    </w:p>
+    <w:p>
+      <w:r>
+        <w:t>This command restores the runtime to its authored initial state.</w:t>
+      </w:r>
+    </w:p>
+    <w:p>
+      <w:r>
+        <w:t>The runtime reset includes:</w:t>
+      </w:r>
+    </w:p>
+    <w:p>
+      <w:r>
+        <w:t>- active page selection</w:t>
+      </w:r>
+    </w:p>
+    <w:p>
+      <w:r>
+        <w:t>- page views</w:t>
+      </w:r>
+    </w:p>
+    <w:p>
+      <w:r>
+        <w:t>- whole-window display parameters</w:t>
+      </w:r>
+    </w:p>
+    <w:p>
+      <w:r>
+        <w:t>- dynamic reticles</w:t>
+      </w:r>
+    </w:p>
+    <w:p>
+      <w:r>
+        <w:t>- strobe runtime state</w:t>
       </w:r>
     </w:p>
     <w:p/>
     <w:p>
-      <w:r>
-        <w:t>The command expresses intent only. The runtime remains authoritative for the resolved final strobe state after magnetization and capture logic.</w:t>
+      <w:pPr>
+        <w:pStyle w:val="Titre2"/>
+      </w:pPr>
+      <w:bookmarkStart w:id="38" w:name="_Toc228189782"/>
+      <w:r>
+        <w:t>13. Dynamic Reticle Rules</w:t>
+      </w:r>
+      <w:bookmarkEnd w:id="38"/>
+    </w:p>
+    <w:p>
+      <w:r>
+        <w:t>Dynamic reticles are the core compatibility boundary for high-rate clients.</w:t>
+      </w:r>
+    </w:p>
+    <w:p>
+      <w:r>
+        <w:t>A conforming dynamic-data client MUST follow these rules:</w:t>
+      </w:r>
+    </w:p>
+    <w:p>
+      <w:r>
+        <w:lastRenderedPageBreak/>
+        <w:t>- use authored templates as the source of dynamic instances</w:t>
+      </w:r>
+    </w:p>
+    <w:p>
+      <w:r>
+        <w:t>- preserve one stable runtime identity per external logical object</w:t>
+      </w:r>
+    </w:p>
+    <w:p>
+      <w:r>
+        <w:t>- update an existing logical object with the same runtime identity</w:t>
+      </w:r>
+    </w:p>
+    <w:p>
+      <w:r>
+        <w:t>- remove the runtime identity when the logical object disappears</w:t>
+      </w:r>
+    </w:p>
+    <w:p/>
+    <w:p>
+      <w:r>
+        <w:t>For generated client APIs, hidden runtime IDs may be managed internally by the generated dynamic set. That behavior is informative but compatible with this specification.</w:t>
+      </w:r>
+    </w:p>
+    <w:p>
+      <w:r>
+        <w:t>For raw replacement clients, a stable runtime identity strategy is REQUIRED.</w:t>
       </w:r>
     </w:p>
     <w:p>
       <w:pPr>
         <w:pStyle w:val="Titre3"/>
       </w:pPr>
-      <w:bookmarkStart w:id="33" w:name="_Toc227865890"/>
-      <w:r>
-        <w:t>12.6 UpsertDynamicReticleCommand</w:t>
-      </w:r>
-      <w:bookmarkEnd w:id="33"/>
-    </w:p>
-    <w:p>
-      <w:r>
-        <w:t>This command creates a missing dynamic reticle or updates an existing one.</w:t>
-      </w:r>
-    </w:p>
-    <w:p>
-      <w:r>
-        <w:t>When creation is needed:</w:t>
-      </w:r>
-    </w:p>
-    <w:p>
-      <w:r>
-        <w:t>- the template identity MUST be provided</w:t>
-      </w:r>
-    </w:p>
-    <w:p>
-      <w:r>
-        <w:t>- the dynamic instance MUST be identified by `runtimeReticleId` on the wire</w:t>
+      <w:bookmarkStart w:id="39" w:name="_Toc228189783"/>
+      <w:r>
+        <w:t>13.1 Generated Dynamic Set Rules</w:t>
+      </w:r>
+      <w:bookmarkEnd w:id="39"/>
+    </w:p>
+    <w:p>
+      <w:r>
+        <w:t>If a generated UI layer is exposed, one typed dynamic-set accessor MUST exist for each authored dynamic template.</w:t>
+      </w:r>
+    </w:p>
+    <w:p>
+      <w:r>
+        <w:t>For such generated dynamic sets:</w:t>
+      </w:r>
+    </w:p>
+    <w:p>
+      <w:r>
+        <w:t>available when the authored template exposes primitives</w:t>
+      </w:r>
+    </w:p>
+    <w:p>
+      <w:r>
+        <w:t>reticles instead of collapsing everything to one generic primitive wrapper</w:t>
+      </w:r>
+    </w:p>
+    <w:p>
+      <w:r>
+        <w:t>- `Create()` MUST allocate and retain a hidden runtime dynamic identity</w:t>
+      </w:r>
+    </w:p>
+    <w:p>
+      <w:r>
+        <w:t>- `Remove(handle)` MUST remove the instance referenced by the typed handle</w:t>
+      </w:r>
+    </w:p>
+    <w:p>
+      <w:r>
+        <w:t>- application code MUST NOT be required to provide the runtime dynamic ID</w:t>
+      </w:r>
+    </w:p>
+    <w:p>
+      <w:r>
+        <w:t>- primitive-level typed access on the generated dynamic reticle SHOULD remain</w:t>
+      </w:r>
+    </w:p>
+    <w:p>
+      <w:r>
+        <w:t>- primitive-specific handle kinds SHOULD be preserved on generated dynamic</w:t>
       </w:r>
     </w:p>
     <w:p/>
     <w:p>
       <w:pPr>
+        <w:pStyle w:val="Titre2"/>
+      </w:pPr>
+      <w:bookmarkStart w:id="40" w:name="_Toc228189784"/>
+      <w:r>
+        <w:t>14. Optional Strobe Feedback Profile</w:t>
+      </w:r>
+      <w:bookmarkEnd w:id="40"/>
+    </w:p>
+    <w:p>
+      <w:r>
+        <w:t>If feedback UDP is enabled, the window MAY emit `StrobeStatusFeedback`.</w:t>
+      </w:r>
+    </w:p>
+    <w:p>
+      <w:r>
+        <w:t>Important fields are:</w:t>
+      </w:r>
+    </w:p>
+    <w:p>
+      <w:r>
+        <w:t>- `sequence`</w:t>
+      </w:r>
+    </w:p>
+    <w:p>
+      <w:r>
+        <w:t>- `pageName`</w:t>
+      </w:r>
+    </w:p>
+    <w:p>
+      <w:r>
+        <w:t>- `strobeId`</w:t>
+      </w:r>
+    </w:p>
+    <w:p>
+      <w:r>
+        <w:t>- `active`</w:t>
+      </w:r>
+    </w:p>
+    <w:p>
+      <w:r>
+        <w:t>- `position`</w:t>
+      </w:r>
+    </w:p>
+    <w:p>
+      <w:r>
+        <w:t>- `capture`</w:t>
+      </w:r>
+    </w:p>
+    <w:p>
+      <w:r>
+        <w:t>- `magnet`</w:t>
+      </w:r>
+    </w:p>
+    <w:p>
+      <w:r>
+        <w:t>- optional `captureResult`</w:t>
+      </w:r>
+    </w:p>
+    <w:p/>
+    <w:p>
+      <w:r>
+        <w:lastRenderedPageBreak/>
+        <w:t>Normative rules:</w:t>
+      </w:r>
+    </w:p>
+    <w:p>
+      <w:r>
+        <w:t>the requested position</w:t>
+      </w:r>
+    </w:p>
+    <w:p>
+      <w:r>
+        <w:t>target</w:t>
+      </w:r>
+    </w:p>
+    <w:p>
+      <w:r>
+        <w:t>- a feedback-capable client MUST treat feedback as the resolved runtime state</w:t>
+      </w:r>
+    </w:p>
+    <w:p>
+      <w:r>
+        <w:t>- a feedback-capable client MUST NOT assume the resolved strobe position equals</w:t>
+      </w:r>
+    </w:p>
+    <w:p>
+      <w:r>
+        <w:t>- if magnetization is enabled, the feedback position MAY snap to a dynamic</w:t>
+      </w:r>
+    </w:p>
+    <w:p>
+      <w:r>
+        <w:t>- if capture is active, `captureResult` MAY describe the captured target</w:t>
+      </w:r>
+    </w:p>
+    <w:p/>
+    <w:p>
+      <w:pPr>
+        <w:pStyle w:val="Titre2"/>
+      </w:pPr>
+      <w:bookmarkStart w:id="41" w:name="_Toc228189785"/>
+      <w:r>
+        <w:t>15. Error Handling and Mismatch Rules</w:t>
+      </w:r>
+      <w:bookmarkEnd w:id="41"/>
+    </w:p>
+    <w:p>
+      <w:r>
+        <w:t>A conforming client MUST surface at least the following interoperability failures clearly:</w:t>
+      </w:r>
+    </w:p>
+    <w:p>
+      <w:r>
+        <w:t>- command transport unavailable</w:t>
+      </w:r>
+    </w:p>
+    <w:p>
+      <w:r>
+        <w:t>- feedback transport unavailable when feedback is expected</w:t>
+      </w:r>
+    </w:p>
+    <w:p>
+      <w:r>
+        <w:t>- generated transport IDs used without `mappingHash`</w:t>
+      </w:r>
+    </w:p>
+    <w:p>
+      <w:r>
+        <w:t>- `mappingHash` mismatch between client batch and window runtime</w:t>
+      </w:r>
+    </w:p>
+    <w:p>
+      <w:r>
+        <w:t>- missing transport map when name-based helpers require generated resolution</w:t>
+      </w:r>
+    </w:p>
+    <w:p>
+      <w:r>
+        <w:t>- invalid command payload rejected by the runtime</w:t>
+      </w:r>
+    </w:p>
+    <w:p/>
+    <w:p>
+      <w:r>
+        <w:t>Clients SHOULD log enough context to identify:</w:t>
+      </w:r>
+    </w:p>
+    <w:p>
+      <w:r>
+        <w:t>- target page</w:t>
+      </w:r>
+    </w:p>
+    <w:p>
+      <w:r>
+        <w:t>- target reticle or template</w:t>
+      </w:r>
+    </w:p>
+    <w:p>
+      <w:r>
+        <w:t>- external cycle sequence when available</w:t>
+      </w:r>
+    </w:p>
+    <w:p>
+      <w:r>
+        <w:t>- whether the failing path was name-based or ID-based</w:t>
+      </w:r>
+    </w:p>
+    <w:p/>
+    <w:p>
+      <w:pPr>
+        <w:pStyle w:val="Titre2"/>
+      </w:pPr>
+      <w:bookmarkStart w:id="42" w:name="_Toc228189786"/>
+      <w:r>
+        <w:t>16. Recommended Integration Modes</w:t>
+      </w:r>
+      <w:bookmarkEnd w:id="42"/>
+    </w:p>
+    <w:p>
+      <w:pPr>
         <w:pStyle w:val="Titre3"/>
       </w:pPr>
-      <w:bookmarkStart w:id="34" w:name="_Toc227865891"/>
-      <w:r>
-        <w:t>12.7 UpsertDynamicReticlesCommand</w:t>
-      </w:r>
-      <w:bookmarkEnd w:id="34"/>
-    </w:p>
-    <w:p>
-      <w:r>
-        <w:t>This command performs the same semantic action as repeated `UpsertDynamicReticleCommand` operations, but for many reticles of the same template inside the same update cycle.</w:t>
-      </w:r>
-    </w:p>
-    <w:p>
-      <w:r>
-        <w:t>A conforming client SHOULD prefer this bulk form for high-rate loops and radar- like workloads.</w:t>
-      </w:r>
-    </w:p>
+      <w:bookmarkStart w:id="43" w:name="_Toc228189787"/>
+      <w:r>
+        <w:t>16.1 Mode A - Generated Client API</w:t>
+      </w:r>
+      <w:bookmarkEnd w:id="43"/>
+    </w:p>
+    <w:p>
+      <w:r>
+        <w:t>Use this mode when:</w:t>
+      </w:r>
+    </w:p>
+    <w:p>
+      <w:r>
+        <w:t>- you control the C++ integration</w:t>
+      </w:r>
+    </w:p>
+    <w:p>
+      <w:r>
+        <w:t>- you want typed accessors instead of strings</w:t>
+      </w:r>
+    </w:p>
+    <w:p>
+      <w:r>
+        <w:t>- you want the generated layer to hide transport IDs</w:t>
+      </w:r>
+    </w:p>
+    <w:p>
+      <w:r>
+        <w:t>- you want the normal supported client-facing workflow</w:t>
+      </w:r>
+    </w:p>
+    <w:p/>
     <w:p>
       <w:pPr>
         <w:pStyle w:val="Titre3"/>
       </w:pPr>
-      <w:bookmarkStart w:id="35" w:name="_Toc227865892"/>
+      <w:bookmarkStart w:id="44" w:name="_Toc228189788"/>
       <w:r>
         <w:lastRenderedPageBreak/>
-        <w:t>12.8 SetDynamicReticleSetVisibilityCommand</w:t>
-      </w:r>
-      <w:bookmarkEnd w:id="35"/>
-    </w:p>
-    <w:p>
-      <w:r>
-        <w:t>This command toggles visibility for the dynamic reticle set defined by one page and one template.</w:t>
-      </w:r>
-    </w:p>
-    <w:p>
-      <w:r>
-        <w:t>It MUST affect only reticles belonging to that page/template set.</w:t>
-      </w:r>
-    </w:p>
+        <w:t>16.2 Mode B - Raw CommandClient With Transport Map</w:t>
+      </w:r>
+      <w:bookmarkEnd w:id="44"/>
+    </w:p>
+    <w:p>
+      <w:r>
+        <w:t>Use this mode when:</w:t>
+      </w:r>
+    </w:p>
+    <w:p>
+      <w:r>
+        <w:t>- you want to use authored names directly</w:t>
+      </w:r>
+    </w:p>
+    <w:p>
+      <w:r>
+        <w:t>- you can load the window JSON and companion generated map locally</w:t>
+      </w:r>
+    </w:p>
+    <w:p>
+      <w:r>
+        <w:t>- you want high readability with low protocol risk</w:t>
+      </w:r>
+    </w:p>
+    <w:p/>
     <w:p>
       <w:pPr>
         <w:pStyle w:val="Titre3"/>
       </w:pPr>
-      <w:bookmarkStart w:id="36" w:name="_Toc227865893"/>
-      <w:r>
-        <w:t>12.9 RemoveDynamicReticleCommand</w:t>
-      </w:r>
-      <w:bookmarkEnd w:id="36"/>
-    </w:p>
-    <w:p>
-      <w:r>
-        <w:t>This command removes one addressed dynamic reticle instance.</w:t>
-      </w:r>
-    </w:p>
-    <w:p>
-      <w:r>
-        <w:t>Removal MUST target the dynamic runtime identity, not only a local alias.</w:t>
-      </w:r>
-    </w:p>
+      <w:bookmarkStart w:id="45" w:name="_Toc228189789"/>
+      <w:r>
+        <w:t>16.3 Mode C - Fully ID-Based Client</w:t>
+      </w:r>
+      <w:bookmarkEnd w:id="45"/>
+    </w:p>
+    <w:p>
+      <w:r>
+        <w:t>Use this mode when:</w:t>
+      </w:r>
+    </w:p>
+    <w:p>
+      <w:r>
+        <w:t>- your system already distributes generated IDs and `mappingHash`</w:t>
+      </w:r>
+    </w:p>
+    <w:p>
+      <w:r>
+        <w:t>- you want the leanest external integration</w:t>
+      </w:r>
+    </w:p>
+    <w:p>
+      <w:r>
+        <w:t>- you do not want the client to parse the authored asset files</w:t>
+      </w:r>
+    </w:p>
+    <w:p/>
     <w:p>
       <w:pPr>
         <w:pStyle w:val="Titre3"/>
       </w:pPr>
-      <w:bookmarkStart w:id="37" w:name="_Toc227865894"/>
-      <w:r>
-        <w:t>12.10 ResetWindowCommand</w:t>
-      </w:r>
-      <w:bookmarkEnd w:id="37"/>
-    </w:p>
-    <w:p>
-      <w:r>
-        <w:t>This command restores the runtime to its authored initial state.</w:t>
-      </w:r>
-    </w:p>
-    <w:p>
-      <w:r>
-        <w:t>The runtime reset includes:</w:t>
-      </w:r>
-    </w:p>
-    <w:p>
-      <w:r>
-        <w:t>- active page selection</w:t>
-      </w:r>
-    </w:p>
-    <w:p>
-      <w:r>
-        <w:t>- page views</w:t>
-      </w:r>
-    </w:p>
-    <w:p>
-      <w:r>
-        <w:t>- whole-window display parameters</w:t>
-      </w:r>
-    </w:p>
-    <w:p>
-      <w:r>
-        <w:t>- dynamic reticles</w:t>
-      </w:r>
-    </w:p>
-    <w:p>
-      <w:r>
-        <w:t>- strobe runtime state</w:t>
+      <w:bookmarkStart w:id="46" w:name="_Toc228189790"/>
+      <w:r>
+        <w:t>16.4 Mode D - Generated UI Binding</w:t>
+      </w:r>
+      <w:bookmarkEnd w:id="46"/>
+    </w:p>
+    <w:p>
+      <w:r>
+        <w:t>Use this mode when:</w:t>
+      </w:r>
+    </w:p>
+    <w:p>
+      <w:r>
+        <w:t>application-to-transport bridge</w:t>
+      </w:r>
+    </w:p>
+    <w:p>
+      <w:r>
+        <w:t>- you want the official typed page and primitive navigation model</w:t>
+      </w:r>
+    </w:p>
+    <w:p>
+      <w:r>
+        <w:t>- you want transport IDs hidden from application code</w:t>
+      </w:r>
+    </w:p>
+    <w:p>
+      <w:r>
+        <w:t>- you want generated dynamic sets to own runtime dynamic IDs internally</w:t>
+      </w:r>
+    </w:p>
+    <w:p>
+      <w:r>
+        <w:t>- you want `BuildBatch()` and `BuildCommandBatch(sequence)` as the normal</w:t>
       </w:r>
     </w:p>
     <w:p/>
@@ -5723,430 +6254,7 @@
       <w:pPr>
         <w:pStyle w:val="Titre2"/>
       </w:pPr>
-      <w:bookmarkStart w:id="38" w:name="_Toc227865895"/>
-      <w:r>
-        <w:t>13. Dynamic Reticle Rules</w:t>
-      </w:r>
-      <w:bookmarkEnd w:id="38"/>
-    </w:p>
-    <w:p>
-      <w:r>
-        <w:t>Dynamic reticles are the core compatibility boundary for high-rate clients.</w:t>
-      </w:r>
-    </w:p>
-    <w:p>
-      <w:r>
-        <w:t>A conforming dynamic-data client MUST follow these rules:</w:t>
-      </w:r>
-    </w:p>
-    <w:p>
-      <w:r>
-        <w:t>- use authored templates as the source of dynamic instances</w:t>
-      </w:r>
-    </w:p>
-    <w:p>
-      <w:r>
-        <w:t>- preserve one stable runtime identity per external logical object</w:t>
-      </w:r>
-    </w:p>
-    <w:p>
-      <w:r>
-        <w:t>- update an existing logical object with the same runtime identity</w:t>
-      </w:r>
-    </w:p>
-    <w:p>
-      <w:r>
-        <w:t>- remove the runtime identity when the logical object disappears</w:t>
-      </w:r>
-    </w:p>
-    <w:p/>
-    <w:p>
-      <w:r>
-        <w:t>For generated client APIs, hidden runtime IDs may be managed internally by the generated dynamic set. That behavior is informative but compatible with this specification.</w:t>
-      </w:r>
-    </w:p>
-    <w:p>
-      <w:r>
-        <w:t>For raw replacement clients, a stable runtime identity strategy is REQUIRED.</w:t>
-      </w:r>
-    </w:p>
-    <w:p>
-      <w:pPr>
-        <w:pStyle w:val="Titre3"/>
-      </w:pPr>
-      <w:bookmarkStart w:id="39" w:name="_Toc227865896"/>
-      <w:r>
-        <w:t>13.1 Generated Dynamic Set Rules</w:t>
-      </w:r>
-      <w:bookmarkEnd w:id="39"/>
-    </w:p>
-    <w:p>
-      <w:r>
-        <w:t>If a generated UI layer is exposed, one typed dynamic-set accessor MUST exist for each authored dynamic template.</w:t>
-      </w:r>
-    </w:p>
-    <w:p>
-      <w:r>
-        <w:t>For such generated dynamic sets:</w:t>
-      </w:r>
-    </w:p>
-    <w:p>
-      <w:r>
-        <w:t>available when the authored template exposes primitives</w:t>
-      </w:r>
-    </w:p>
-    <w:p>
-      <w:r>
-        <w:t>reticles instead of collapsing everything to one generic primitive wrapper</w:t>
-      </w:r>
-    </w:p>
-    <w:p>
-      <w:r>
-        <w:lastRenderedPageBreak/>
-        <w:t>- `Create()` MUST allocate and retain a hidden runtime dynamic identity</w:t>
-      </w:r>
-    </w:p>
-    <w:p>
-      <w:r>
-        <w:t>- `Remove(handle)` MUST remove the instance referenced by the typed handle</w:t>
-      </w:r>
-    </w:p>
-    <w:p>
-      <w:r>
-        <w:t>- application code MUST NOT be required to provide the runtime dynamic ID</w:t>
-      </w:r>
-    </w:p>
-    <w:p>
-      <w:r>
-        <w:t>- primitive-level typed access on the generated dynamic reticle SHOULD remain</w:t>
-      </w:r>
-    </w:p>
-    <w:p>
-      <w:r>
-        <w:t>- primitive-specific handle kinds SHOULD be preserved on generated dynamic</w:t>
-      </w:r>
-    </w:p>
-    <w:p/>
-    <w:p>
-      <w:pPr>
-        <w:pStyle w:val="Titre2"/>
-      </w:pPr>
-      <w:bookmarkStart w:id="40" w:name="_Toc227865897"/>
-      <w:r>
-        <w:t>14. Optional Strobe Feedback Profile</w:t>
-      </w:r>
-      <w:bookmarkEnd w:id="40"/>
-    </w:p>
-    <w:p>
-      <w:r>
-        <w:t>If feedback UDP is enabled, the window MAY emit `StrobeStatusFeedback`.</w:t>
-      </w:r>
-    </w:p>
-    <w:p>
-      <w:r>
-        <w:t>Important fields are:</w:t>
-      </w:r>
-    </w:p>
-    <w:p>
-      <w:r>
-        <w:t>- `sequence`</w:t>
-      </w:r>
-    </w:p>
-    <w:p>
-      <w:r>
-        <w:t>- `pageName`</w:t>
-      </w:r>
-    </w:p>
-    <w:p>
-      <w:r>
-        <w:t>- `strobeId`</w:t>
-      </w:r>
-    </w:p>
-    <w:p>
-      <w:r>
-        <w:t>- `active`</w:t>
-      </w:r>
-    </w:p>
-    <w:p>
-      <w:r>
-        <w:t>- `position`</w:t>
-      </w:r>
-    </w:p>
-    <w:p>
-      <w:r>
-        <w:t>- `capture`</w:t>
-      </w:r>
-    </w:p>
-    <w:p>
-      <w:r>
-        <w:t>- `magnet`</w:t>
-      </w:r>
-    </w:p>
-    <w:p>
-      <w:r>
-        <w:t>- optional `captureResult`</w:t>
-      </w:r>
-    </w:p>
-    <w:p/>
-    <w:p>
-      <w:r>
-        <w:t>Normative rules:</w:t>
-      </w:r>
-    </w:p>
-    <w:p>
-      <w:r>
-        <w:t>the requested position</w:t>
-      </w:r>
-    </w:p>
-    <w:p>
-      <w:r>
-        <w:t>target</w:t>
-      </w:r>
-    </w:p>
-    <w:p>
-      <w:r>
-        <w:t>- a feedback-capable client MUST treat feedback as the resolved runtime state</w:t>
-      </w:r>
-    </w:p>
-    <w:p>
-      <w:r>
-        <w:t>- a feedback-capable client MUST NOT assume the resolved strobe position equals</w:t>
-      </w:r>
-    </w:p>
-    <w:p>
-      <w:r>
-        <w:t>- if magnetization is enabled, the feedback position MAY snap to a dynamic</w:t>
-      </w:r>
-    </w:p>
-    <w:p>
-      <w:r>
-        <w:t>- if capture is active, `captureResult` MAY describe the captured target</w:t>
-      </w:r>
-    </w:p>
-    <w:p/>
-    <w:p>
-      <w:pPr>
-        <w:pStyle w:val="Titre2"/>
-      </w:pPr>
-      <w:bookmarkStart w:id="41" w:name="_Toc227865898"/>
-      <w:r>
-        <w:t>15. Error Handling and Mismatch Rules</w:t>
-      </w:r>
-      <w:bookmarkEnd w:id="41"/>
-    </w:p>
-    <w:p>
-      <w:r>
-        <w:t>A conforming client MUST surface at least the following interoperability failures clearly:</w:t>
-      </w:r>
-    </w:p>
-    <w:p>
-      <w:r>
-        <w:t>- command transport unavailable</w:t>
-      </w:r>
-    </w:p>
-    <w:p>
-      <w:r>
-        <w:t>- feedback transport unavailable when feedback is expected</w:t>
-      </w:r>
-    </w:p>
-    <w:p>
-      <w:r>
-        <w:t>- generated transport IDs used without `mappingHash`</w:t>
-      </w:r>
-    </w:p>
-    <w:p>
-      <w:r>
-        <w:lastRenderedPageBreak/>
-        <w:t>- `mappingHash` mismatch between client batch and window runtime</w:t>
-      </w:r>
-    </w:p>
-    <w:p>
-      <w:r>
-        <w:t>- missing transport map when name-based helpers require generated resolution</w:t>
-      </w:r>
-    </w:p>
-    <w:p>
-      <w:r>
-        <w:t>- invalid command payload rejected by the runtime</w:t>
-      </w:r>
-    </w:p>
-    <w:p/>
-    <w:p>
-      <w:r>
-        <w:t>Clients SHOULD log enough context to identify:</w:t>
-      </w:r>
-    </w:p>
-    <w:p>
-      <w:r>
-        <w:t>- target page</w:t>
-      </w:r>
-    </w:p>
-    <w:p>
-      <w:r>
-        <w:t>- target reticle or template</w:t>
-      </w:r>
-    </w:p>
-    <w:p>
-      <w:r>
-        <w:t>- external cycle sequence when available</w:t>
-      </w:r>
-    </w:p>
-    <w:p>
-      <w:r>
-        <w:t>- whether the failing path was name-based or ID-based</w:t>
-      </w:r>
-    </w:p>
-    <w:p/>
-    <w:p>
-      <w:pPr>
-        <w:pStyle w:val="Titre2"/>
-      </w:pPr>
-      <w:bookmarkStart w:id="42" w:name="_Toc227865899"/>
-      <w:r>
-        <w:t>16. Recommended Integration Modes</w:t>
-      </w:r>
-      <w:bookmarkEnd w:id="42"/>
-    </w:p>
-    <w:p>
-      <w:pPr>
-        <w:pStyle w:val="Titre3"/>
-      </w:pPr>
-      <w:bookmarkStart w:id="43" w:name="_Toc227865900"/>
-      <w:r>
-        <w:t>16.1 Mode A - Generated Client API</w:t>
-      </w:r>
-      <w:bookmarkEnd w:id="43"/>
-    </w:p>
-    <w:p>
-      <w:r>
-        <w:t>Use this mode when:</w:t>
-      </w:r>
-    </w:p>
-    <w:p>
-      <w:r>
-        <w:t>- you control the C++ integration</w:t>
-      </w:r>
-    </w:p>
-    <w:p>
-      <w:r>
-        <w:t>- you want typed accessors instead of strings</w:t>
-      </w:r>
-    </w:p>
-    <w:p>
-      <w:r>
-        <w:t>- you want the generated layer to hide transport IDs</w:t>
-      </w:r>
-    </w:p>
-    <w:p/>
-    <w:p>
-      <w:pPr>
-        <w:pStyle w:val="Titre3"/>
-      </w:pPr>
-      <w:bookmarkStart w:id="44" w:name="_Toc227865901"/>
-      <w:r>
-        <w:t>16.2 Mode B - Raw CommandClient With Transport Map</w:t>
-      </w:r>
-      <w:bookmarkEnd w:id="44"/>
-    </w:p>
-    <w:p>
-      <w:r>
-        <w:t>Use this mode when:</w:t>
-      </w:r>
-    </w:p>
-    <w:p>
-      <w:r>
-        <w:t>- you want to use authored names directly</w:t>
-      </w:r>
-    </w:p>
-    <w:p>
-      <w:r>
-        <w:t>- you can load the window JSON and companion generated map locally</w:t>
-      </w:r>
-    </w:p>
-    <w:p>
-      <w:r>
-        <w:t>- you want high readability with low protocol risk</w:t>
-      </w:r>
-    </w:p>
-    <w:p/>
-    <w:p>
-      <w:pPr>
-        <w:pStyle w:val="Titre3"/>
-      </w:pPr>
-      <w:bookmarkStart w:id="45" w:name="_Toc227865902"/>
-      <w:r>
-        <w:t>16.3 Mode C - Fully ID-Based Client</w:t>
-      </w:r>
-      <w:bookmarkEnd w:id="45"/>
-    </w:p>
-    <w:p>
-      <w:r>
-        <w:t>Use this mode when:</w:t>
-      </w:r>
-    </w:p>
-    <w:p>
-      <w:r>
-        <w:t>- your system already distributes generated IDs and `mappingHash`</w:t>
-      </w:r>
-    </w:p>
-    <w:p>
-      <w:r>
-        <w:t>- you want the leanest external integration</w:t>
-      </w:r>
-    </w:p>
-    <w:p>
-      <w:r>
-        <w:t>- you do not want the client to parse the authored asset files</w:t>
-      </w:r>
-    </w:p>
-    <w:p/>
-    <w:p>
-      <w:pPr>
-        <w:pStyle w:val="Titre3"/>
-      </w:pPr>
-      <w:bookmarkStart w:id="46" w:name="_Toc227865903"/>
-      <w:r>
-        <w:t>16.4 Mode D - Generated UI Binding</w:t>
-      </w:r>
-      <w:bookmarkEnd w:id="46"/>
-    </w:p>
-    <w:p>
-      <w:r>
-        <w:t>Use this mode when:</w:t>
-      </w:r>
-    </w:p>
-    <w:p>
-      <w:r>
-        <w:lastRenderedPageBreak/>
-        <w:t>application-to-transport bridge</w:t>
-      </w:r>
-    </w:p>
-    <w:p>
-      <w:r>
-        <w:t>- you want the official typed page and primitive navigation model</w:t>
-      </w:r>
-    </w:p>
-    <w:p>
-      <w:r>
-        <w:t>- you want transport IDs hidden from application code</w:t>
-      </w:r>
-    </w:p>
-    <w:p>
-      <w:r>
-        <w:t>- you want generated dynamic sets to own runtime dynamic IDs internally</w:t>
-      </w:r>
-    </w:p>
-    <w:p>
-      <w:r>
-        <w:t>- you want `BuildBatch()` and `BuildCommandBatch(sequence)` as the normal</w:t>
-      </w:r>
-    </w:p>
-    <w:p/>
-    <w:p>
-      <w:pPr>
-        <w:pStyle w:val="Titre2"/>
-      </w:pPr>
-      <w:bookmarkStart w:id="47" w:name="_Toc227865904"/>
+      <w:bookmarkStart w:id="47" w:name="_Toc228189791"/>
       <w:r>
         <w:t>17. Minimal Replacement-Client Checklist</w:t>
       </w:r>
@@ -6589,6 +6697,7 @@
                 <w:rFonts w:ascii="Aptos" w:hAnsi="Aptos"/>
                 <w:sz w:val="20"/>
               </w:rPr>
+              <w:lastRenderedPageBreak/>
               <w:t>send one reset command</w:t>
             </w:r>
           </w:p>
@@ -6741,8 +6850,8 @@
         <w:tblLook w:val="0000" w:firstRow="0" w:lastRow="0" w:firstColumn="0" w:lastColumn="0" w:noHBand="0" w:noVBand="0"/>
       </w:tblPr>
       <w:tblGrid>
-        <w:gridCol w:w="3221"/>
-        <w:gridCol w:w="5841"/>
+        <w:gridCol w:w="2826"/>
+        <w:gridCol w:w="6236"/>
       </w:tblGrid>
       <w:tr>
         <w:tblPrEx>
@@ -6935,7 +7044,7 @@
                 <w:rFonts w:ascii="Aptos" w:hAnsi="Aptos"/>
                 <w:sz w:val="20"/>
               </w:rPr>
-              <w:t>text, line, ring, rectangle, and other supported primitive kinds expose dedicated handle types</w:t>
+              <w:t>text, line, ring, triangle, polyline, bezier, arc, rectangle, and other supported primitive kinds expose dedicated handle types</w:t>
             </w:r>
           </w:p>
         </w:tc>
@@ -6963,7 +7072,6 @@
                 <w:rFonts w:ascii="Aptos" w:hAnsi="Aptos"/>
                 <w:sz w:val="20"/>
               </w:rPr>
-              <w:lastRenderedPageBreak/>
               <w:t>generated strobe handle remains page-scoped</w:t>
             </w:r>
           </w:p>
@@ -7138,13 +7246,55 @@
     <w:p/>
     <w:p>
       <w:pPr>
+        <w:pStyle w:val="Titre3"/>
+      </w:pPr>
+      <w:bookmarkStart w:id="48" w:name="_Toc228189792"/>
+      <w:r>
+        <w:t>17.1 Requirement-To-Test Traceability</w:t>
+      </w:r>
+      <w:bookmarkEnd w:id="48"/>
+    </w:p>
+    <w:p>
+      <w:r>
+        <w:t>The specification is intended to be traceable to automated evidence, not only to prose. The conformance matrix is the operational companion that records which requirements are already covered, which ones are only partially covered, and which ones still require dedicated tests.</w:t>
+      </w:r>
+    </w:p>
+    <w:p>
+      <w:r>
+        <w:t>![Conformance evidence flow](./conformance_evidence_flow.svg)</w:t>
+      </w:r>
+    </w:p>
+    <w:p>
+      <w:r>
+        <w:t>This traceability split is deliberate:</w:t>
+      </w:r>
+    </w:p>
+    <w:p>
+      <w:r>
+        <w:t>- the specification defines the interoperability contract</w:t>
+      </w:r>
+    </w:p>
+    <w:p>
+      <w:r>
+        <w:t>- the conformance matrix links that contract to repository tests</w:t>
+      </w:r>
+    </w:p>
+    <w:p>
+      <w:r>
+        <w:t>- gaps remain visible until they are backed by an automated check</w:t>
+      </w:r>
+    </w:p>
+    <w:p/>
+    <w:p>
+      <w:pPr>
         <w:pStyle w:val="Titre2"/>
       </w:pPr>
-      <w:bookmarkStart w:id="48" w:name="_Toc227865905"/>
-      <w:r>
+      <w:bookmarkStart w:id="49" w:name="_Toc228189793"/>
+      <w:r>
+        <w:lastRenderedPageBreak/>
         <w:t>18. Implementation Guidance</w:t>
       </w:r>
-      <w:bookmarkEnd w:id="48"/>
+      <w:bookmarkEnd w:id="49"/>
     </w:p>
     <w:p>
       <w:r>
@@ -7201,21 +7351,21 @@
       <w:pPr>
         <w:pStyle w:val="Titre2"/>
       </w:pPr>
-      <w:bookmarkStart w:id="49" w:name="_Toc227865906"/>
+      <w:bookmarkStart w:id="50" w:name="_Toc228189794"/>
       <w:r>
         <w:t>19. Example Integration Snippets</w:t>
       </w:r>
-      <w:bookmarkEnd w:id="49"/>
+      <w:bookmarkEnd w:id="50"/>
     </w:p>
     <w:p>
       <w:pPr>
         <w:pStyle w:val="Titre3"/>
       </w:pPr>
-      <w:bookmarkStart w:id="50" w:name="_Toc227865907"/>
-      <w:r>
-        <w:t>19.1 Name-Resolving Client</w:t>
-      </w:r>
-      <w:bookmarkEnd w:id="50"/>
+      <w:bookmarkStart w:id="51" w:name="_Toc228189795"/>
+      <w:r>
+        <w:t>19.1 Generated Page Client</w:t>
+      </w:r>
+      <w:bookmarkEnd w:id="51"/>
     </w:p>
     <w:p>
       <w:pPr>
@@ -7231,7 +7381,7 @@
           <w:rFonts w:ascii="Consolas" w:hAnsi="Consolas"/>
           <w:sz w:val="18"/>
         </w:rPr>
-        <w:t>#include "mfd/control/CommandClient.h"</w:t>
+        <w:t>#include "FullDemoMockupUi.h"</w:t>
       </w:r>
     </w:p>
     <w:p>
@@ -7248,7 +7398,7 @@
           <w:rFonts w:ascii="Consolas" w:hAnsi="Consolas"/>
           <w:sz w:val="18"/>
         </w:rPr>
-        <w:t>#include "mfd/io/JsonLoader.h"</w:t>
+        <w:t>#include "mfd/control/CommandClient.h"</w:t>
       </w:r>
     </w:p>
     <w:p>
@@ -7260,6 +7410,13 @@
           <w:sz w:val="18"/>
         </w:rPr>
       </w:pPr>
+      <w:r>
+        <w:rPr>
+          <w:rFonts w:ascii="Consolas" w:hAnsi="Consolas"/>
+          <w:sz w:val="18"/>
+        </w:rPr>
+        <w:t>#include "mfd/io/JsonLoader.h"</w:t>
+      </w:r>
     </w:p>
     <w:p>
       <w:pPr>
@@ -7270,13 +7427,6 @@
           <w:sz w:val="18"/>
         </w:rPr>
       </w:pPr>
-      <w:r>
-        <w:rPr>
-          <w:rFonts w:ascii="Consolas" w:hAnsi="Consolas"/>
-          <w:sz w:val="18"/>
-        </w:rPr>
-        <w:t>mfd::JsonLoader loader;</w:t>
-      </w:r>
     </w:p>
     <w:p>
       <w:pPr>
@@ -7292,7 +7442,7 @@
           <w:rFonts w:ascii="Consolas" w:hAnsi="Consolas"/>
           <w:sz w:val="18"/>
         </w:rPr>
-        <w:t>const auto loaded = loader.LoadWindowConfiguration("assets/windows/demo_pages.json");</w:t>
+        <w:t>mfd::JsonLoader loader;</w:t>
       </w:r>
     </w:p>
     <w:p>
@@ -7304,6 +7454,13 @@
           <w:sz w:val="18"/>
         </w:rPr>
       </w:pPr>
+      <w:r>
+        <w:rPr>
+          <w:rFonts w:ascii="Consolas" w:hAnsi="Consolas"/>
+          <w:sz w:val="18"/>
+        </w:rPr>
+        <w:t>const auto loaded = loader.LoadWindowConfiguration("assets/windows/demo_pages.json");</w:t>
+      </w:r>
     </w:p>
     <w:p>
       <w:pPr>
@@ -7314,13 +7471,6 @@
           <w:sz w:val="18"/>
         </w:rPr>
       </w:pPr>
-      <w:r>
-        <w:rPr>
-          <w:rFonts w:ascii="Consolas" w:hAnsi="Consolas"/>
-          <w:sz w:val="18"/>
-        </w:rPr>
-        <w:t>if (!loaded.window.commandTransports.udp.has_value() || !loaded.generatedTransportMap.has_value())</w:t>
-      </w:r>
     </w:p>
     <w:p>
       <w:pPr>
@@ -7336,7 +7486,7 @@
           <w:rFonts w:ascii="Consolas" w:hAnsi="Consolas"/>
           <w:sz w:val="18"/>
         </w:rPr>
-        <w:t>{</w:t>
+        <w:t>if (!loaded.window.commandTransports.udp.has_value())</w:t>
       </w:r>
     </w:p>
     <w:p>
@@ -7353,7 +7503,7 @@
           <w:rFonts w:ascii="Consolas" w:hAnsi="Consolas"/>
           <w:sz w:val="18"/>
         </w:rPr>
-        <w:t xml:space="preserve">    return 1;</w:t>
+        <w:t>{</w:t>
       </w:r>
     </w:p>
     <w:p>
@@ -7370,7 +7520,7 @@
           <w:rFonts w:ascii="Consolas" w:hAnsi="Consolas"/>
           <w:sz w:val="18"/>
         </w:rPr>
-        <w:t>}</w:t>
+        <w:t xml:space="preserve">    return 1;</w:t>
       </w:r>
     </w:p>
     <w:p>
@@ -7382,6 +7532,13 @@
           <w:sz w:val="18"/>
         </w:rPr>
       </w:pPr>
+      <w:r>
+        <w:rPr>
+          <w:rFonts w:ascii="Consolas" w:hAnsi="Consolas"/>
+          <w:sz w:val="18"/>
+        </w:rPr>
+        <w:t>}</w:t>
+      </w:r>
     </w:p>
     <w:p>
       <w:pPr>
@@ -7392,13 +7549,6 @@
           <w:sz w:val="18"/>
         </w:rPr>
       </w:pPr>
-      <w:r>
-        <w:rPr>
-          <w:rFonts w:ascii="Consolas" w:hAnsi="Consolas"/>
-          <w:sz w:val="18"/>
-        </w:rPr>
-        <w:t>mfd::CommandClient client(*loaded.window.commandTransports.udp, loaded.generatedTransportMap);</w:t>
-      </w:r>
     </w:p>
     <w:p>
       <w:pPr>
@@ -7414,7 +7564,7 @@
           <w:rFonts w:ascii="Consolas" w:hAnsi="Consolas"/>
           <w:sz w:val="18"/>
         </w:rPr>
-        <w:t>if (!client.IsReady())</w:t>
+        <w:t>mfd::CommandClient client(*loaded.window.commandTransports.udp);</w:t>
       </w:r>
     </w:p>
     <w:p>
@@ -7431,7 +7581,7 @@
           <w:rFonts w:ascii="Consolas" w:hAnsi="Consolas"/>
           <w:sz w:val="18"/>
         </w:rPr>
-        <w:t>{</w:t>
+        <w:t>if (!client.IsReady())</w:t>
       </w:r>
     </w:p>
     <w:p>
@@ -7448,7 +7598,7 @@
           <w:rFonts w:ascii="Consolas" w:hAnsi="Consolas"/>
           <w:sz w:val="18"/>
         </w:rPr>
-        <w:t xml:space="preserve">    return 1;</w:t>
+        <w:t>{</w:t>
       </w:r>
     </w:p>
     <w:p>
@@ -7465,7 +7615,7 @@
           <w:rFonts w:ascii="Consolas" w:hAnsi="Consolas"/>
           <w:sz w:val="18"/>
         </w:rPr>
-        <w:t>}</w:t>
+        <w:t xml:space="preserve">    return 1;</w:t>
       </w:r>
     </w:p>
     <w:p>
@@ -7477,6 +7627,13 @@
           <w:sz w:val="18"/>
         </w:rPr>
       </w:pPr>
+      <w:r>
+        <w:rPr>
+          <w:rFonts w:ascii="Consolas" w:hAnsi="Consolas"/>
+          <w:sz w:val="18"/>
+        </w:rPr>
+        <w:t>}</w:t>
+      </w:r>
     </w:p>
     <w:p>
       <w:pPr>
@@ -7487,29 +7644,23 @@
           <w:sz w:val="18"/>
         </w:rPr>
       </w:pPr>
-      <w:r>
-        <w:rPr>
-          <w:rFonts w:ascii="Consolas" w:hAnsi="Consolas"/>
-          <w:sz w:val="18"/>
-        </w:rPr>
-        <w:t>client.ActivatePage("Radar");</w:t>
-      </w:r>
     </w:p>
     <w:p>
       <w:pPr>
         <w:spacing w:after="120"/>
         <w:ind w:left="360"/>
-      </w:pPr>
-    </w:p>
-    <w:p>
-      <w:pPr>
-        <w:pStyle w:val="Titre3"/>
-      </w:pPr>
-      <w:bookmarkStart w:id="51" w:name="_Toc227865908"/>
-      <w:r>
-        <w:t>19.2 Bulk Dynamic Update Cycle</w:t>
-      </w:r>
-      <w:bookmarkEnd w:id="51"/>
+        <w:rPr>
+          <w:rFonts w:ascii="Consolas" w:hAnsi="Consolas"/>
+          <w:sz w:val="18"/>
+        </w:rPr>
+      </w:pPr>
+      <w:r>
+        <w:rPr>
+          <w:rFonts w:ascii="Consolas" w:hAnsi="Consolas"/>
+          <w:sz w:val="18"/>
+        </w:rPr>
+        <w:t>full_demo_ui::FullDemoMockupUi ui;</w:t>
+      </w:r>
     </w:p>
     <w:p>
       <w:pPr>
@@ -7525,18 +7676,30 @@
           <w:rFonts w:ascii="Consolas" w:hAnsi="Consolas"/>
           <w:sz w:val="18"/>
         </w:rPr>
-        <w:t>std::vector&lt;mfd::DynamicReticleState&gt; reticles;</w:t>
+        <w:t>client.ActivatePage(ui.Radar());</w:t>
       </w:r>
     </w:p>
     <w:p>
       <w:pPr>
         <w:spacing w:after="120"/>
         <w:ind w:left="360"/>
-        <w:rPr>
-          <w:rFonts w:ascii="Consolas" w:hAnsi="Consolas"/>
-          <w:sz w:val="18"/>
-        </w:rPr>
-      </w:pPr>
+      </w:pPr>
+    </w:p>
+    <w:p>
+      <w:r>
+        <w:lastRenderedPageBreak/>
+        <w:t>Generated page wrappers expose the stable page transport id and generated mapping hash to `CommandClient`, so this page-level call does not need a local transport map. Raw name-resolving helpers remain available for generic tooling, but they are a compatibility surface rather than the preferred generated-client workflow.</w:t>
+      </w:r>
+    </w:p>
+    <w:p>
+      <w:pPr>
+        <w:pStyle w:val="Titre3"/>
+      </w:pPr>
+      <w:bookmarkStart w:id="52" w:name="_Toc228189796"/>
+      <w:r>
+        <w:t>19.2 Bulk Dynamic Update Cycle</w:t>
+      </w:r>
+      <w:bookmarkEnd w:id="52"/>
     </w:p>
     <w:p>
       <w:pPr>
@@ -7552,7 +7715,7 @@
           <w:rFonts w:ascii="Consolas" w:hAnsi="Consolas"/>
           <w:sz w:val="18"/>
         </w:rPr>
-        <w:t>for (const Track&amp; track : tracks)</w:t>
+        <w:t>std::vector&lt;mfd::DynamicReticleState&gt; reticles;</w:t>
       </w:r>
     </w:p>
     <w:p>
@@ -7564,13 +7727,6 @@
           <w:sz w:val="18"/>
         </w:rPr>
       </w:pPr>
-      <w:r>
-        <w:rPr>
-          <w:rFonts w:ascii="Consolas" w:hAnsi="Consolas"/>
-          <w:sz w:val="18"/>
-        </w:rPr>
-        <w:t>{</w:t>
-      </w:r>
     </w:p>
     <w:p>
       <w:pPr>
@@ -7586,7 +7742,7 @@
           <w:rFonts w:ascii="Consolas" w:hAnsi="Consolas"/>
           <w:sz w:val="18"/>
         </w:rPr>
-        <w:t xml:space="preserve">    mfd::ReticlePatch patch;</w:t>
+        <w:t>for (const Track&amp; track : tracks)</w:t>
       </w:r>
     </w:p>
     <w:p>
@@ -7603,7 +7759,7 @@
           <w:rFonts w:ascii="Consolas" w:hAnsi="Consolas"/>
           <w:sz w:val="18"/>
         </w:rPr>
-        <w:t xml:space="preserve">    patch.visible = true;</w:t>
+        <w:t>{</w:t>
       </w:r>
     </w:p>
     <w:p>
@@ -7620,7 +7776,7 @@
           <w:rFonts w:ascii="Consolas" w:hAnsi="Consolas"/>
           <w:sz w:val="18"/>
         </w:rPr>
-        <w:t xml:space="preserve">    patch.position = mfd::Vec2 {track.x, track.y};</w:t>
+        <w:t xml:space="preserve">    mfd::ReticlePatch patch;</w:t>
       </w:r>
     </w:p>
     <w:p>
@@ -7637,7 +7793,7 @@
           <w:rFonts w:ascii="Consolas" w:hAnsi="Consolas"/>
           <w:sz w:val="18"/>
         </w:rPr>
-        <w:t xml:space="preserve">    patch.rotationDegrees = track.headingDegrees;</w:t>
+        <w:t xml:space="preserve">    patch.visible = true;</w:t>
       </w:r>
     </w:p>
     <w:p>
@@ -7654,7 +7810,7 @@
           <w:rFonts w:ascii="Consolas" w:hAnsi="Consolas"/>
           <w:sz w:val="18"/>
         </w:rPr>
-        <w:t xml:space="preserve">    patch.texts.emplace("track_label", track.label);</w:t>
+        <w:t xml:space="preserve">    patch.position = mfd::Vec2 {track.x, track.y};</w:t>
       </w:r>
     </w:p>
     <w:p>
@@ -7666,6 +7822,13 @@
           <w:sz w:val="18"/>
         </w:rPr>
       </w:pPr>
+      <w:r>
+        <w:rPr>
+          <w:rFonts w:ascii="Consolas" w:hAnsi="Consolas"/>
+          <w:sz w:val="18"/>
+        </w:rPr>
+        <w:t xml:space="preserve">    patch.rotationDegrees = track.headingDegrees;</w:t>
+      </w:r>
     </w:p>
     <w:p>
       <w:pPr>
@@ -7681,7 +7844,7 @@
           <w:rFonts w:ascii="Consolas" w:hAnsi="Consolas"/>
           <w:sz w:val="18"/>
         </w:rPr>
-        <w:t xml:space="preserve">    reticles.push_back(mfd::DynamicReticleState {track.runtimeAlias, track.runtimeId, std::move(patch)});</w:t>
+        <w:t xml:space="preserve">    patch.texts.emplace("track_label", track.label);</w:t>
       </w:r>
     </w:p>
     <w:p>
@@ -7693,13 +7856,6 @@
           <w:sz w:val="18"/>
         </w:rPr>
       </w:pPr>
-      <w:r>
-        <w:rPr>
-          <w:rFonts w:ascii="Consolas" w:hAnsi="Consolas"/>
-          <w:sz w:val="18"/>
-        </w:rPr>
-        <w:t>}</w:t>
-      </w:r>
     </w:p>
     <w:p>
       <w:pPr>
@@ -7710,6 +7866,13 @@
           <w:sz w:val="18"/>
         </w:rPr>
       </w:pPr>
+      <w:r>
+        <w:rPr>
+          <w:rFonts w:ascii="Consolas" w:hAnsi="Consolas"/>
+          <w:sz w:val="18"/>
+        </w:rPr>
+        <w:t xml:space="preserve">    reticles.push_back(mfd::DynamicReticleState {track.runtimeAlias, track.runtimeId, std::move(patch)});</w:t>
+      </w:r>
     </w:p>
     <w:p>
       <w:pPr>
@@ -7725,7 +7888,7 @@
           <w:rFonts w:ascii="Consolas" w:hAnsi="Consolas"/>
           <w:sz w:val="18"/>
         </w:rPr>
-        <w:t>mfd::UpsertDynamicReticlesCommand command;</w:t>
+        <w:t>}</w:t>
       </w:r>
     </w:p>
     <w:p>
@@ -7737,13 +7900,6 @@
           <w:sz w:val="18"/>
         </w:rPr>
       </w:pPr>
-      <w:r>
-        <w:rPr>
-          <w:rFonts w:ascii="Consolas" w:hAnsi="Consolas"/>
-          <w:sz w:val="18"/>
-        </w:rPr>
-        <w:t>command.page = "Radar";</w:t>
-      </w:r>
     </w:p>
     <w:p>
       <w:pPr>
@@ -7759,7 +7915,7 @@
           <w:rFonts w:ascii="Consolas" w:hAnsi="Consolas"/>
           <w:sz w:val="18"/>
         </w:rPr>
-        <w:t>command.templateId = "radar_track";</w:t>
+        <w:t>mfd::UpsertDynamicReticlesCommand command;</w:t>
       </w:r>
     </w:p>
     <w:p>
@@ -7776,7 +7932,7 @@
           <w:rFonts w:ascii="Consolas" w:hAnsi="Consolas"/>
           <w:sz w:val="18"/>
         </w:rPr>
-        <w:t>command.reticles = std::move(reticles);</w:t>
+        <w:t>command.page = "Radar";</w:t>
       </w:r>
     </w:p>
     <w:p>
@@ -7788,6 +7944,13 @@
           <w:sz w:val="18"/>
         </w:rPr>
       </w:pPr>
+      <w:r>
+        <w:rPr>
+          <w:rFonts w:ascii="Consolas" w:hAnsi="Consolas"/>
+          <w:sz w:val="18"/>
+        </w:rPr>
+        <w:t>command.templateId = "radar_track";</w:t>
+      </w:r>
     </w:p>
     <w:p>
       <w:pPr>
@@ -7803,7 +7966,7 @@
           <w:rFonts w:ascii="Consolas" w:hAnsi="Consolas"/>
           <w:sz w:val="18"/>
         </w:rPr>
-        <w:t>mfd::CommandBatch batch;</w:t>
+        <w:t>command.reticles = std::move(reticles);</w:t>
       </w:r>
     </w:p>
     <w:p>
@@ -7815,13 +7978,6 @@
           <w:sz w:val="18"/>
         </w:rPr>
       </w:pPr>
-      <w:r>
-        <w:rPr>
-          <w:rFonts w:ascii="Consolas" w:hAnsi="Consolas"/>
-          <w:sz w:val="18"/>
-        </w:rPr>
-        <w:t>batch.sequence = frameSequence;</w:t>
-      </w:r>
     </w:p>
     <w:p>
       <w:pPr>
@@ -7837,7 +7993,7 @@
           <w:rFonts w:ascii="Consolas" w:hAnsi="Consolas"/>
           <w:sz w:val="18"/>
         </w:rPr>
-        <w:t>batch.commands.push_back(std::move(command));</w:t>
+        <w:t>mfd::CommandBatch batch;</w:t>
       </w:r>
     </w:p>
     <w:p>
@@ -7849,6 +8005,13 @@
           <w:sz w:val="18"/>
         </w:rPr>
       </w:pPr>
+      <w:r>
+        <w:rPr>
+          <w:rFonts w:ascii="Consolas" w:hAnsi="Consolas"/>
+          <w:sz w:val="18"/>
+        </w:rPr>
+        <w:t>batch.sequence = frameSequence;</w:t>
+      </w:r>
     </w:p>
     <w:p>
       <w:pPr>
@@ -7864,24 +8027,18 @@
           <w:rFonts w:ascii="Consolas" w:hAnsi="Consolas"/>
           <w:sz w:val="18"/>
         </w:rPr>
-        <w:t>client.SendBatch(batch);</w:t>
+        <w:t>batch.commands.push_back(std::move(command));</w:t>
       </w:r>
     </w:p>
     <w:p>
       <w:pPr>
         <w:spacing w:after="120"/>
         <w:ind w:left="360"/>
-      </w:pPr>
-    </w:p>
-    <w:p>
-      <w:pPr>
-        <w:pStyle w:val="Titre3"/>
-      </w:pPr>
-      <w:bookmarkStart w:id="52" w:name="_Toc227865909"/>
-      <w:r>
-        <w:t>19.3 Strobe Feedback Receiver</w:t>
-      </w:r>
-      <w:bookmarkEnd w:id="52"/>
+        <w:rPr>
+          <w:rFonts w:ascii="Consolas" w:hAnsi="Consolas"/>
+          <w:sz w:val="18"/>
+        </w:rPr>
+      </w:pPr>
     </w:p>
     <w:p>
       <w:pPr>
@@ -7897,25 +8054,24 @@
           <w:rFonts w:ascii="Consolas" w:hAnsi="Consolas"/>
           <w:sz w:val="18"/>
         </w:rPr>
-        <w:t>auto feedbackChannel = mfd::CreateFeedbackReceiverChannel(feedbackUdp);</w:t>
+        <w:t>client.SendBatch(batch);</w:t>
       </w:r>
     </w:p>
     <w:p>
       <w:pPr>
         <w:spacing w:after="120"/>
         <w:ind w:left="360"/>
-        <w:rPr>
-          <w:rFonts w:ascii="Consolas" w:hAnsi="Consolas"/>
-          <w:sz w:val="18"/>
-        </w:rPr>
-      </w:pPr>
-      <w:r>
-        <w:rPr>
-          <w:rFonts w:ascii="Consolas" w:hAnsi="Consolas"/>
-          <w:sz w:val="18"/>
-        </w:rPr>
-        <w:t>const auto payload = feedbackChannel-&gt;TryReceive();</w:t>
-      </w:r>
+      </w:pPr>
+    </w:p>
+    <w:p>
+      <w:pPr>
+        <w:pStyle w:val="Titre3"/>
+      </w:pPr>
+      <w:bookmarkStart w:id="53" w:name="_Toc228189797"/>
+      <w:r>
+        <w:t>19.3 Strobe Feedback Receiver</w:t>
+      </w:r>
+      <w:bookmarkEnd w:id="53"/>
     </w:p>
     <w:p>
       <w:pPr>
@@ -7931,7 +8087,7 @@
           <w:rFonts w:ascii="Consolas" w:hAnsi="Consolas"/>
           <w:sz w:val="18"/>
         </w:rPr>
-        <w:t>if (payload.has_value())</w:t>
+        <w:t>auto feedbackChannel = mfd::CreateFeedbackReceiverChannel(feedbackUdp);</w:t>
       </w:r>
     </w:p>
     <w:p>
@@ -7948,8 +8104,7 @@
           <w:rFonts w:ascii="Consolas" w:hAnsi="Consolas"/>
           <w:sz w:val="18"/>
         </w:rPr>
-        <w:lastRenderedPageBreak/>
-        <w:t>{</w:t>
+        <w:t>const auto payload = feedbackChannel-&gt;TryReceive();</w:t>
       </w:r>
     </w:p>
     <w:p>
@@ -7966,7 +8121,7 @@
           <w:rFonts w:ascii="Consolas" w:hAnsi="Consolas"/>
           <w:sz w:val="18"/>
         </w:rPr>
-        <w:t xml:space="preserve">    const auto feedback =</w:t>
+        <w:t>if (payload.has_value())</w:t>
       </w:r>
     </w:p>
     <w:p>
@@ -7983,7 +8138,7 @@
           <w:rFonts w:ascii="Consolas" w:hAnsi="Consolas"/>
           <w:sz w:val="18"/>
         </w:rPr>
-        <w:t xml:space="preserve">        mfd::DeserializeStrobeStatusFeedback(</w:t>
+        <w:t>{</w:t>
       </w:r>
     </w:p>
     <w:p>
@@ -8000,7 +8155,7 @@
           <w:rFonts w:ascii="Consolas" w:hAnsi="Consolas"/>
           <w:sz w:val="18"/>
         </w:rPr>
-        <w:t xml:space="preserve">            std::string_view(reinterpret_cast&lt;const char*&gt;(payload-&gt;data()), payload-&gt;size()));</w:t>
+        <w:t xml:space="preserve">    const auto feedback =</w:t>
       </w:r>
     </w:p>
     <w:p>
@@ -8017,24 +8172,58 @@
           <w:rFonts w:ascii="Consolas" w:hAnsi="Consolas"/>
           <w:sz w:val="18"/>
         </w:rPr>
-        <w:t>}</w:t>
+        <w:t xml:space="preserve">        mfd::DeserializeStrobeStatusFeedback(</w:t>
       </w:r>
     </w:p>
     <w:p>
       <w:pPr>
         <w:spacing w:after="120"/>
         <w:ind w:left="360"/>
+        <w:rPr>
+          <w:rFonts w:ascii="Consolas" w:hAnsi="Consolas"/>
+          <w:sz w:val="18"/>
+        </w:rPr>
+      </w:pPr>
+      <w:r>
+        <w:rPr>
+          <w:rFonts w:ascii="Consolas" w:hAnsi="Consolas"/>
+          <w:sz w:val="18"/>
+        </w:rPr>
+        <w:t xml:space="preserve">            std::string_view(reinterpret_cast&lt;const char*&gt;(payload-&gt;data()), payload-&gt;size()));</w:t>
+      </w:r>
+    </w:p>
+    <w:p>
+      <w:pPr>
+        <w:spacing w:after="120"/>
+        <w:ind w:left="360"/>
+        <w:rPr>
+          <w:rFonts w:ascii="Consolas" w:hAnsi="Consolas"/>
+          <w:sz w:val="18"/>
+        </w:rPr>
+      </w:pPr>
+      <w:r>
+        <w:rPr>
+          <w:rFonts w:ascii="Consolas" w:hAnsi="Consolas"/>
+          <w:sz w:val="18"/>
+        </w:rPr>
+        <w:t>}</w:t>
+      </w:r>
+    </w:p>
+    <w:p>
+      <w:pPr>
+        <w:spacing w:after="120"/>
+        <w:ind w:left="360"/>
       </w:pPr>
     </w:p>
     <w:p>
       <w:pPr>
         <w:pStyle w:val="Titre2"/>
       </w:pPr>
-      <w:bookmarkStart w:id="53" w:name="_Toc227865910"/>
+      <w:bookmarkStart w:id="54" w:name="_Toc228189798"/>
       <w:r>
         <w:t>20. Related Documents</w:t>
       </w:r>
-      <w:bookmarkEnd w:id="53"/>
+      <w:bookmarkEnd w:id="54"/>
     </w:p>
     <w:p>
       <w:r>
@@ -8048,6 +8237,11 @@
     </w:p>
     <w:p>
       <w:r>
+        <w:t>- [Generated Client API Standardization](./mfd_generated_client_api_standardization.md)</w:t>
+      </w:r>
+    </w:p>
+    <w:p>
+      <w:r>
         <w:t>- [Client Conformance Matrix](./mfd_client_conformance_matrix.md)</w:t>
       </w:r>
     </w:p>
@@ -8086,11 +8280,11 @@
       <w:pPr>
         <w:pStyle w:val="Titre2"/>
       </w:pPr>
-      <w:bookmarkStart w:id="54" w:name="_Toc227865911"/>
+      <w:bookmarkStart w:id="55" w:name="_Toc228189799"/>
       <w:r>
         <w:t>21. Candidate Evolution Path</w:t>
       </w:r>
-      <w:bookmarkEnd w:id="54"/>
+      <w:bookmarkEnd w:id="55"/>
     </w:p>
     <w:p>
       <w:r>
@@ -8563,7 +8757,7 @@
     <w:link w:val="Titre1Car"/>
     <w:uiPriority w:val="9"/>
     <w:qFormat/>
-    <w:rsid w:val="0004132D"/>
+    <w:rsid w:val="002E14E9"/>
     <w:pPr>
       <w:keepNext/>
       <w:keepLines/>
@@ -8585,7 +8779,7 @@
     <w:uiPriority w:val="9"/>
     <w:unhideWhenUsed/>
     <w:qFormat/>
-    <w:rsid w:val="0004132D"/>
+    <w:rsid w:val="002E14E9"/>
     <w:pPr>
       <w:keepNext/>
       <w:keepLines/>
@@ -8607,7 +8801,7 @@
     <w:uiPriority w:val="9"/>
     <w:unhideWhenUsed/>
     <w:qFormat/>
-    <w:rsid w:val="0004132D"/>
+    <w:rsid w:val="002E14E9"/>
     <w:pPr>
       <w:keepNext/>
       <w:keepLines/>
@@ -8630,7 +8824,7 @@
     <w:semiHidden/>
     <w:unhideWhenUsed/>
     <w:qFormat/>
-    <w:rsid w:val="0004132D"/>
+    <w:rsid w:val="002E14E9"/>
     <w:pPr>
       <w:keepNext/>
       <w:keepLines/>
@@ -8653,7 +8847,7 @@
     <w:semiHidden/>
     <w:unhideWhenUsed/>
     <w:qFormat/>
-    <w:rsid w:val="0004132D"/>
+    <w:rsid w:val="002E14E9"/>
     <w:pPr>
       <w:keepNext/>
       <w:keepLines/>
@@ -8674,7 +8868,7 @@
     <w:semiHidden/>
     <w:unhideWhenUsed/>
     <w:qFormat/>
-    <w:rsid w:val="0004132D"/>
+    <w:rsid w:val="002E14E9"/>
     <w:pPr>
       <w:keepNext/>
       <w:keepLines/>
@@ -8697,7 +8891,7 @@
     <w:semiHidden/>
     <w:unhideWhenUsed/>
     <w:qFormat/>
-    <w:rsid w:val="0004132D"/>
+    <w:rsid w:val="002E14E9"/>
     <w:pPr>
       <w:keepNext/>
       <w:keepLines/>
@@ -8718,7 +8912,7 @@
     <w:semiHidden/>
     <w:unhideWhenUsed/>
     <w:qFormat/>
-    <w:rsid w:val="0004132D"/>
+    <w:rsid w:val="002E14E9"/>
     <w:pPr>
       <w:keepNext/>
       <w:keepLines/>
@@ -8741,7 +8935,7 @@
     <w:semiHidden/>
     <w:unhideWhenUsed/>
     <w:qFormat/>
-    <w:rsid w:val="0004132D"/>
+    <w:rsid w:val="002E14E9"/>
     <w:pPr>
       <w:keepNext/>
       <w:keepLines/>
@@ -8785,7 +8979,7 @@
     <w:basedOn w:val="Policepardfaut"/>
     <w:link w:val="Titre1"/>
     <w:uiPriority w:val="9"/>
-    <w:rsid w:val="0004132D"/>
+    <w:rsid w:val="002E14E9"/>
     <w:rPr>
       <w:rFonts w:asciiTheme="majorHAnsi" w:eastAsiaTheme="majorEastAsia" w:hAnsiTheme="majorHAnsi" w:cstheme="majorBidi"/>
       <w:color w:val="2F5496" w:themeColor="accent1" w:themeShade="BF"/>
@@ -8798,7 +8992,7 @@
     <w:basedOn w:val="Policepardfaut"/>
     <w:link w:val="Titre2"/>
     <w:uiPriority w:val="9"/>
-    <w:rsid w:val="0004132D"/>
+    <w:rsid w:val="002E14E9"/>
     <w:rPr>
       <w:rFonts w:asciiTheme="majorHAnsi" w:eastAsiaTheme="majorEastAsia" w:hAnsiTheme="majorHAnsi" w:cstheme="majorBidi"/>
       <w:color w:val="2F5496" w:themeColor="accent1" w:themeShade="BF"/>
@@ -8811,7 +9005,7 @@
     <w:basedOn w:val="Policepardfaut"/>
     <w:link w:val="Titre3"/>
     <w:uiPriority w:val="9"/>
-    <w:rsid w:val="0004132D"/>
+    <w:rsid w:val="002E14E9"/>
     <w:rPr>
       <w:rFonts w:eastAsiaTheme="majorEastAsia" w:cstheme="majorBidi"/>
       <w:color w:val="2F5496" w:themeColor="accent1" w:themeShade="BF"/>
@@ -8825,7 +9019,7 @@
     <w:link w:val="Titre4"/>
     <w:uiPriority w:val="9"/>
     <w:semiHidden/>
-    <w:rsid w:val="0004132D"/>
+    <w:rsid w:val="002E14E9"/>
     <w:rPr>
       <w:rFonts w:eastAsiaTheme="majorEastAsia" w:cstheme="majorBidi"/>
       <w:i/>
@@ -8839,7 +9033,7 @@
     <w:link w:val="Titre5"/>
     <w:uiPriority w:val="9"/>
     <w:semiHidden/>
-    <w:rsid w:val="0004132D"/>
+    <w:rsid w:val="002E14E9"/>
     <w:rPr>
       <w:rFonts w:eastAsiaTheme="majorEastAsia" w:cstheme="majorBidi"/>
       <w:color w:val="2F5496" w:themeColor="accent1" w:themeShade="BF"/>
@@ -8851,7 +9045,7 @@
     <w:link w:val="Titre6"/>
     <w:uiPriority w:val="9"/>
     <w:semiHidden/>
-    <w:rsid w:val="0004132D"/>
+    <w:rsid w:val="002E14E9"/>
     <w:rPr>
       <w:rFonts w:eastAsiaTheme="majorEastAsia" w:cstheme="majorBidi"/>
       <w:i/>
@@ -8865,7 +9059,7 @@
     <w:link w:val="Titre7"/>
     <w:uiPriority w:val="9"/>
     <w:semiHidden/>
-    <w:rsid w:val="0004132D"/>
+    <w:rsid w:val="002E14E9"/>
     <w:rPr>
       <w:rFonts w:eastAsiaTheme="majorEastAsia" w:cstheme="majorBidi"/>
       <w:color w:val="595959" w:themeColor="text1" w:themeTint="A6"/>
@@ -8877,7 +9071,7 @@
     <w:link w:val="Titre8"/>
     <w:uiPriority w:val="9"/>
     <w:semiHidden/>
-    <w:rsid w:val="0004132D"/>
+    <w:rsid w:val="002E14E9"/>
     <w:rPr>
       <w:rFonts w:eastAsiaTheme="majorEastAsia" w:cstheme="majorBidi"/>
       <w:i/>
@@ -8891,7 +9085,7 @@
     <w:link w:val="Titre9"/>
     <w:uiPriority w:val="9"/>
     <w:semiHidden/>
-    <w:rsid w:val="0004132D"/>
+    <w:rsid w:val="002E14E9"/>
     <w:rPr>
       <w:rFonts w:eastAsiaTheme="majorEastAsia" w:cstheme="majorBidi"/>
       <w:color w:val="272727" w:themeColor="text1" w:themeTint="D8"/>
@@ -8904,7 +9098,7 @@
     <w:link w:val="TitreCar"/>
     <w:uiPriority w:val="10"/>
     <w:qFormat/>
-    <w:rsid w:val="0004132D"/>
+    <w:rsid w:val="002E14E9"/>
     <w:pPr>
       <w:spacing w:after="80" w:line="240" w:lineRule="auto"/>
       <w:contextualSpacing/>
@@ -8922,7 +9116,7 @@
     <w:basedOn w:val="Policepardfaut"/>
     <w:link w:val="Titre"/>
     <w:uiPriority w:val="10"/>
-    <w:rsid w:val="0004132D"/>
+    <w:rsid w:val="002E14E9"/>
     <w:rPr>
       <w:rFonts w:asciiTheme="majorHAnsi" w:eastAsiaTheme="majorEastAsia" w:hAnsiTheme="majorHAnsi" w:cstheme="majorBidi"/>
       <w:spacing w:val="-10"/>
@@ -8938,7 +9132,7 @@
     <w:link w:val="Sous-titreCar"/>
     <w:uiPriority w:val="11"/>
     <w:qFormat/>
-    <w:rsid w:val="0004132D"/>
+    <w:rsid w:val="002E14E9"/>
     <w:pPr>
       <w:numPr>
         <w:ilvl w:val="1"/>
@@ -8957,7 +9151,7 @@
     <w:basedOn w:val="Policepardfaut"/>
     <w:link w:val="Sous-titre"/>
     <w:uiPriority w:val="11"/>
-    <w:rsid w:val="0004132D"/>
+    <w:rsid w:val="002E14E9"/>
     <w:rPr>
       <w:rFonts w:eastAsiaTheme="majorEastAsia" w:cstheme="majorBidi"/>
       <w:color w:val="595959" w:themeColor="text1" w:themeTint="A6"/>
@@ -8973,7 +9167,7 @@
     <w:link w:val="CitationCar"/>
     <w:uiPriority w:val="29"/>
     <w:qFormat/>
-    <w:rsid w:val="0004132D"/>
+    <w:rsid w:val="002E14E9"/>
     <w:pPr>
       <w:spacing w:before="160"/>
       <w:jc w:val="center"/>
@@ -8989,7 +9183,7 @@
     <w:basedOn w:val="Policepardfaut"/>
     <w:link w:val="Citation"/>
     <w:uiPriority w:val="29"/>
-    <w:rsid w:val="0004132D"/>
+    <w:rsid w:val="002E14E9"/>
     <w:rPr>
       <w:i/>
       <w:iCs/>
@@ -9001,7 +9195,7 @@
     <w:basedOn w:val="Normal"/>
     <w:uiPriority w:val="34"/>
     <w:qFormat/>
-    <w:rsid w:val="0004132D"/>
+    <w:rsid w:val="002E14E9"/>
     <w:pPr>
       <w:ind w:left="720"/>
       <w:contextualSpacing/>
@@ -9012,7 +9206,7 @@
     <w:basedOn w:val="Policepardfaut"/>
     <w:uiPriority w:val="21"/>
     <w:qFormat/>
-    <w:rsid w:val="0004132D"/>
+    <w:rsid w:val="002E14E9"/>
     <w:rPr>
       <w:i/>
       <w:iCs/>
@@ -9026,7 +9220,7 @@
     <w:link w:val="CitationintenseCar"/>
     <w:uiPriority w:val="30"/>
     <w:qFormat/>
-    <w:rsid w:val="0004132D"/>
+    <w:rsid w:val="002E14E9"/>
     <w:pPr>
       <w:pBdr>
         <w:top w:val="single" w:sz="4" w:space="10" w:color="2F5496" w:themeColor="accent1" w:themeShade="BF"/>
@@ -9047,7 +9241,7 @@
     <w:basedOn w:val="Policepardfaut"/>
     <w:link w:val="Citationintense"/>
     <w:uiPriority w:val="30"/>
-    <w:rsid w:val="0004132D"/>
+    <w:rsid w:val="002E14E9"/>
     <w:rPr>
       <w:i/>
       <w:iCs/>
@@ -9059,7 +9253,7 @@
     <w:basedOn w:val="Policepardfaut"/>
     <w:uiPriority w:val="32"/>
     <w:qFormat/>
-    <w:rsid w:val="0004132D"/>
+    <w:rsid w:val="002E14E9"/>
     <w:rPr>
       <w:b/>
       <w:bCs/>
@@ -9075,7 +9269,7 @@
     <w:autoRedefine/>
     <w:uiPriority w:val="39"/>
     <w:unhideWhenUsed/>
-    <w:rsid w:val="0004132D"/>
+    <w:rsid w:val="002E14E9"/>
     <w:pPr>
       <w:spacing w:after="100"/>
     </w:pPr>
@@ -9087,7 +9281,7 @@
     <w:autoRedefine/>
     <w:uiPriority w:val="39"/>
     <w:unhideWhenUsed/>
-    <w:rsid w:val="0004132D"/>
+    <w:rsid w:val="002E14E9"/>
     <w:pPr>
       <w:spacing w:after="100"/>
       <w:ind w:left="220"/>
@@ -9100,7 +9294,7 @@
     <w:autoRedefine/>
     <w:uiPriority w:val="39"/>
     <w:unhideWhenUsed/>
-    <w:rsid w:val="0004132D"/>
+    <w:rsid w:val="002E14E9"/>
     <w:pPr>
       <w:spacing w:after="100"/>
       <w:ind w:left="440"/>

--- a/docs/standards/MFDStudio_External_Client_Interoperability_Specification.docx
+++ b/docs/standards/MFDStudio_External_Client_Interoperability_Specification.docx
@@ -38,7 +38,7 @@
           <w:rFonts w:ascii="Aptos" w:hAnsi="Aptos"/>
           <w:i/>
         </w:rPr>
-        <w:t>Generated on 2026-04-27 13:42</w:t>
+        <w:t>Generated on 2026-05-23 19:05</w:t>
       </w:r>
     </w:p>
     <w:p>
@@ -58,7 +58,7 @@
       <w:pPr>
         <w:pStyle w:val="Titre1"/>
       </w:pPr>
-      <w:bookmarkStart w:id="0" w:name="_Toc228189744"/>
+      <w:bookmarkStart w:id="0" w:name="_Toc230455562"/>
       <w:r>
         <w:lastRenderedPageBreak/>
         <w:t>Table of Contents</w:t>
@@ -110,7 +110,7 @@
         <w:rPr>
           <w:noProof/>
         </w:rPr>
-        <w:instrText xml:space="preserve"> PAGEREF _Toc228189744 \h </w:instrText>
+        <w:instrText xml:space="preserve"> PAGEREF _Toc230455562 \h </w:instrText>
       </w:r>
       <w:r>
         <w:rPr>
@@ -168,7 +168,7 @@
         <w:rPr>
           <w:noProof/>
         </w:rPr>
-        <w:instrText xml:space="preserve"> PAGEREF _Toc228189745 \h </w:instrText>
+        <w:instrText xml:space="preserve"> PAGEREF _Toc230455563 \h </w:instrText>
       </w:r>
       <w:r>
         <w:rPr>
@@ -226,7 +226,7 @@
         <w:rPr>
           <w:noProof/>
         </w:rPr>
-        <w:instrText xml:space="preserve"> PAGEREF _Toc228189746 \h </w:instrText>
+        <w:instrText xml:space="preserve"> PAGEREF _Toc230455564 \h </w:instrText>
       </w:r>
       <w:r>
         <w:rPr>
@@ -284,7 +284,7 @@
         <w:rPr>
           <w:noProof/>
         </w:rPr>
-        <w:instrText xml:space="preserve"> PAGEREF _Toc228189747 \h </w:instrText>
+        <w:instrText xml:space="preserve"> PAGEREF _Toc230455565 \h </w:instrText>
       </w:r>
       <w:r>
         <w:rPr>
@@ -342,7 +342,7 @@
         <w:rPr>
           <w:noProof/>
         </w:rPr>
-        <w:instrText xml:space="preserve"> PAGEREF _Toc228189748 \h </w:instrText>
+        <w:instrText xml:space="preserve"> PAGEREF _Toc230455566 \h </w:instrText>
       </w:r>
       <w:r>
         <w:rPr>
@@ -400,7 +400,7 @@
         <w:rPr>
           <w:noProof/>
         </w:rPr>
-        <w:instrText xml:space="preserve"> PAGEREF _Toc228189749 \h </w:instrText>
+        <w:instrText xml:space="preserve"> PAGEREF _Toc230455567 \h </w:instrText>
       </w:r>
       <w:r>
         <w:rPr>
@@ -458,7 +458,7 @@
         <w:rPr>
           <w:noProof/>
         </w:rPr>
-        <w:instrText xml:space="preserve"> PAGEREF _Toc228189750 \h </w:instrText>
+        <w:instrText xml:space="preserve"> PAGEREF _Toc230455568 \h </w:instrText>
       </w:r>
       <w:r>
         <w:rPr>
@@ -516,7 +516,7 @@
         <w:rPr>
           <w:noProof/>
         </w:rPr>
-        <w:instrText xml:space="preserve"> PAGEREF _Toc228189751 \h </w:instrText>
+        <w:instrText xml:space="preserve"> PAGEREF _Toc230455569 \h </w:instrText>
       </w:r>
       <w:r>
         <w:rPr>
@@ -574,7 +574,7 @@
         <w:rPr>
           <w:noProof/>
         </w:rPr>
-        <w:instrText xml:space="preserve"> PAGEREF _Toc228189752 \h </w:instrText>
+        <w:instrText xml:space="preserve"> PAGEREF _Toc230455570 \h </w:instrText>
       </w:r>
       <w:r>
         <w:rPr>
@@ -632,7 +632,7 @@
         <w:rPr>
           <w:noProof/>
         </w:rPr>
-        <w:instrText xml:space="preserve"> PAGEREF _Toc228189753 \h </w:instrText>
+        <w:instrText xml:space="preserve"> PAGEREF _Toc230455571 \h </w:instrText>
       </w:r>
       <w:r>
         <w:rPr>
@@ -690,7 +690,7 @@
         <w:rPr>
           <w:noProof/>
         </w:rPr>
-        <w:instrText xml:space="preserve"> PAGEREF _Toc228189754 \h </w:instrText>
+        <w:instrText xml:space="preserve"> PAGEREF _Toc230455572 \h </w:instrText>
       </w:r>
       <w:r>
         <w:rPr>
@@ -748,7 +748,7 @@
         <w:rPr>
           <w:noProof/>
         </w:rPr>
-        <w:instrText xml:space="preserve"> PAGEREF _Toc228189755 \h </w:instrText>
+        <w:instrText xml:space="preserve"> PAGEREF _Toc230455573 \h </w:instrText>
       </w:r>
       <w:r>
         <w:rPr>
@@ -806,7 +806,7 @@
         <w:rPr>
           <w:noProof/>
         </w:rPr>
-        <w:instrText xml:space="preserve"> PAGEREF _Toc228189756 \h </w:instrText>
+        <w:instrText xml:space="preserve"> PAGEREF _Toc230455574 \h </w:instrText>
       </w:r>
       <w:r>
         <w:rPr>
@@ -864,7 +864,7 @@
         <w:rPr>
           <w:noProof/>
         </w:rPr>
-        <w:instrText xml:space="preserve"> PAGEREF _Toc228189757 \h </w:instrText>
+        <w:instrText xml:space="preserve"> PAGEREF _Toc230455575 \h </w:instrText>
       </w:r>
       <w:r>
         <w:rPr>
@@ -922,7 +922,7 @@
         <w:rPr>
           <w:noProof/>
         </w:rPr>
-        <w:instrText xml:space="preserve"> PAGEREF _Toc228189758 \h </w:instrText>
+        <w:instrText xml:space="preserve"> PAGEREF _Toc230455576 \h </w:instrText>
       </w:r>
       <w:r>
         <w:rPr>
@@ -980,7 +980,7 @@
         <w:rPr>
           <w:noProof/>
         </w:rPr>
-        <w:instrText xml:space="preserve"> PAGEREF _Toc228189759 \h </w:instrText>
+        <w:instrText xml:space="preserve"> PAGEREF _Toc230455577 \h </w:instrText>
       </w:r>
       <w:r>
         <w:rPr>
@@ -1038,7 +1038,7 @@
         <w:rPr>
           <w:noProof/>
         </w:rPr>
-        <w:instrText xml:space="preserve"> PAGEREF _Toc228189760 \h </w:instrText>
+        <w:instrText xml:space="preserve"> PAGEREF _Toc230455578 \h </w:instrText>
       </w:r>
       <w:r>
         <w:rPr>
@@ -1096,7 +1096,7 @@
         <w:rPr>
           <w:noProof/>
         </w:rPr>
-        <w:instrText xml:space="preserve"> PAGEREF _Toc228189761 \h </w:instrText>
+        <w:instrText xml:space="preserve"> PAGEREF _Toc230455579 \h </w:instrText>
       </w:r>
       <w:r>
         <w:rPr>
@@ -1113,7 +1113,7 @@
         <w:rPr>
           <w:noProof/>
         </w:rPr>
-        <w:t>10</w:t>
+        <w:t>11</w:t>
       </w:r>
       <w:r>
         <w:rPr>
@@ -1154,7 +1154,7 @@
         <w:rPr>
           <w:noProof/>
         </w:rPr>
-        <w:instrText xml:space="preserve"> PAGEREF _Toc228189762 \h </w:instrText>
+        <w:instrText xml:space="preserve"> PAGEREF _Toc230455580 \h </w:instrText>
       </w:r>
       <w:r>
         <w:rPr>
@@ -1171,7 +1171,7 @@
         <w:rPr>
           <w:noProof/>
         </w:rPr>
-        <w:t>10</w:t>
+        <w:t>11</w:t>
       </w:r>
       <w:r>
         <w:rPr>
@@ -1212,7 +1212,7 @@
         <w:rPr>
           <w:noProof/>
         </w:rPr>
-        <w:instrText xml:space="preserve"> PAGEREF _Toc228189763 \h </w:instrText>
+        <w:instrText xml:space="preserve"> PAGEREF _Toc230455581 \h </w:instrText>
       </w:r>
       <w:r>
         <w:rPr>
@@ -1270,7 +1270,7 @@
         <w:rPr>
           <w:noProof/>
         </w:rPr>
-        <w:instrText xml:space="preserve"> PAGEREF _Toc228189764 \h </w:instrText>
+        <w:instrText xml:space="preserve"> PAGEREF _Toc230455582 \h </w:instrText>
       </w:r>
       <w:r>
         <w:rPr>
@@ -1287,7 +1287,7 @@
         <w:rPr>
           <w:noProof/>
         </w:rPr>
-        <w:t>11</w:t>
+        <w:t>12</w:t>
       </w:r>
       <w:r>
         <w:rPr>
@@ -1328,7 +1328,7 @@
         <w:rPr>
           <w:noProof/>
         </w:rPr>
-        <w:instrText xml:space="preserve"> PAGEREF _Toc228189765 \h </w:instrText>
+        <w:instrText xml:space="preserve"> PAGEREF _Toc230455583 \h </w:instrText>
       </w:r>
       <w:r>
         <w:rPr>
@@ -1345,7 +1345,7 @@
         <w:rPr>
           <w:noProof/>
         </w:rPr>
-        <w:t>11</w:t>
+        <w:t>12</w:t>
       </w:r>
       <w:r>
         <w:rPr>
@@ -1386,7 +1386,7 @@
         <w:rPr>
           <w:noProof/>
         </w:rPr>
-        <w:instrText xml:space="preserve"> PAGEREF _Toc228189766 \h </w:instrText>
+        <w:instrText xml:space="preserve"> PAGEREF _Toc230455584 \h </w:instrText>
       </w:r>
       <w:r>
         <w:rPr>
@@ -1444,7 +1444,7 @@
         <w:rPr>
           <w:noProof/>
         </w:rPr>
-        <w:instrText xml:space="preserve"> PAGEREF _Toc228189767 \h </w:instrText>
+        <w:instrText xml:space="preserve"> PAGEREF _Toc230455585 \h </w:instrText>
       </w:r>
       <w:r>
         <w:rPr>
@@ -1502,7 +1502,7 @@
         <w:rPr>
           <w:noProof/>
         </w:rPr>
-        <w:instrText xml:space="preserve"> PAGEREF _Toc228189768 \h </w:instrText>
+        <w:instrText xml:space="preserve"> PAGEREF _Toc230455586 \h </w:instrText>
       </w:r>
       <w:r>
         <w:rPr>
@@ -1560,7 +1560,7 @@
         <w:rPr>
           <w:noProof/>
         </w:rPr>
-        <w:instrText xml:space="preserve"> PAGEREF _Toc228189769 \h </w:instrText>
+        <w:instrText xml:space="preserve"> PAGEREF _Toc230455587 \h </w:instrText>
       </w:r>
       <w:r>
         <w:rPr>
@@ -1577,7 +1577,7 @@
         <w:rPr>
           <w:noProof/>
         </w:rPr>
-        <w:t>12</w:t>
+        <w:t>13</w:t>
       </w:r>
       <w:r>
         <w:rPr>
@@ -1618,7 +1618,7 @@
         <w:rPr>
           <w:noProof/>
         </w:rPr>
-        <w:instrText xml:space="preserve"> PAGEREF _Toc228189770 \h </w:instrText>
+        <w:instrText xml:space="preserve"> PAGEREF _Toc230455588 \h </w:instrText>
       </w:r>
       <w:r>
         <w:rPr>
@@ -1635,7 +1635,7 @@
         <w:rPr>
           <w:noProof/>
         </w:rPr>
-        <w:t>12</w:t>
+        <w:t>13</w:t>
       </w:r>
       <w:r>
         <w:rPr>
@@ -1676,7 +1676,7 @@
         <w:rPr>
           <w:noProof/>
         </w:rPr>
-        <w:instrText xml:space="preserve"> PAGEREF _Toc228189771 \h </w:instrText>
+        <w:instrText xml:space="preserve"> PAGEREF _Toc230455589 \h </w:instrText>
       </w:r>
       <w:r>
         <w:rPr>
@@ -1734,7 +1734,7 @@
         <w:rPr>
           <w:noProof/>
         </w:rPr>
-        <w:instrText xml:space="preserve"> PAGEREF _Toc228189772 \h </w:instrText>
+        <w:instrText xml:space="preserve"> PAGEREF _Toc230455590 \h </w:instrText>
       </w:r>
       <w:r>
         <w:rPr>
@@ -1751,7 +1751,7 @@
         <w:rPr>
           <w:noProof/>
         </w:rPr>
-        <w:t>13</w:t>
+        <w:t>14</w:t>
       </w:r>
       <w:r>
         <w:rPr>
@@ -1792,7 +1792,7 @@
         <w:rPr>
           <w:noProof/>
         </w:rPr>
-        <w:instrText xml:space="preserve"> PAGEREF _Toc228189773 \h </w:instrText>
+        <w:instrText xml:space="preserve"> PAGEREF _Toc230455591 \h </w:instrText>
       </w:r>
       <w:r>
         <w:rPr>
@@ -1850,7 +1850,7 @@
         <w:rPr>
           <w:noProof/>
         </w:rPr>
-        <w:instrText xml:space="preserve"> PAGEREF _Toc228189774 \h </w:instrText>
+        <w:instrText xml:space="preserve"> PAGEREF _Toc230455592 \h </w:instrText>
       </w:r>
       <w:r>
         <w:rPr>
@@ -1908,7 +1908,7 @@
         <w:rPr>
           <w:noProof/>
         </w:rPr>
-        <w:instrText xml:space="preserve"> PAGEREF _Toc228189775 \h </w:instrText>
+        <w:instrText xml:space="preserve"> PAGEREF _Toc230455593 \h </w:instrText>
       </w:r>
       <w:r>
         <w:rPr>
@@ -1925,7 +1925,7 @@
         <w:rPr>
           <w:noProof/>
         </w:rPr>
-        <w:t>14</w:t>
+        <w:t>15</w:t>
       </w:r>
       <w:r>
         <w:rPr>
@@ -1966,7 +1966,7 @@
         <w:rPr>
           <w:noProof/>
         </w:rPr>
-        <w:instrText xml:space="preserve"> PAGEREF _Toc228189776 \h </w:instrText>
+        <w:instrText xml:space="preserve"> PAGEREF _Toc230455594 \h </w:instrText>
       </w:r>
       <w:r>
         <w:rPr>
@@ -1983,7 +1983,7 @@
         <w:rPr>
           <w:noProof/>
         </w:rPr>
-        <w:t>14</w:t>
+        <w:t>15</w:t>
       </w:r>
       <w:r>
         <w:rPr>
@@ -2024,7 +2024,7 @@
         <w:rPr>
           <w:noProof/>
         </w:rPr>
-        <w:instrText xml:space="preserve"> PAGEREF _Toc228189777 \h </w:instrText>
+        <w:instrText xml:space="preserve"> PAGEREF _Toc230455595 \h </w:instrText>
       </w:r>
       <w:r>
         <w:rPr>
@@ -2083,7 +2083,7 @@
         <w:rPr>
           <w:noProof/>
         </w:rPr>
-        <w:instrText xml:space="preserve"> PAGEREF _Toc228189778 \h </w:instrText>
+        <w:instrText xml:space="preserve"> PAGEREF _Toc230455596 \h </w:instrText>
       </w:r>
       <w:r>
         <w:rPr>
@@ -2141,7 +2141,7 @@
         <w:rPr>
           <w:noProof/>
         </w:rPr>
-        <w:instrText xml:space="preserve"> PAGEREF _Toc228189779 \h </w:instrText>
+        <w:instrText xml:space="preserve"> PAGEREF _Toc230455597 \h </w:instrText>
       </w:r>
       <w:r>
         <w:rPr>
@@ -2158,7 +2158,7 @@
         <w:rPr>
           <w:noProof/>
         </w:rPr>
-        <w:t>15</w:t>
+        <w:t>16</w:t>
       </w:r>
       <w:r>
         <w:rPr>
@@ -2199,7 +2199,7 @@
         <w:rPr>
           <w:noProof/>
         </w:rPr>
-        <w:instrText xml:space="preserve"> PAGEREF _Toc228189780 \h </w:instrText>
+        <w:instrText xml:space="preserve"> PAGEREF _Toc230455598 \h </w:instrText>
       </w:r>
       <w:r>
         <w:rPr>
@@ -2216,7 +2216,7 @@
         <w:rPr>
           <w:noProof/>
         </w:rPr>
-        <w:t>15</w:t>
+        <w:t>16</w:t>
       </w:r>
       <w:r>
         <w:rPr>
@@ -2257,7 +2257,7 @@
         <w:rPr>
           <w:noProof/>
         </w:rPr>
-        <w:instrText xml:space="preserve"> PAGEREF _Toc228189781 \h </w:instrText>
+        <w:instrText xml:space="preserve"> PAGEREF _Toc230455599 \h </w:instrText>
       </w:r>
       <w:r>
         <w:rPr>
@@ -2274,7 +2274,7 @@
         <w:rPr>
           <w:noProof/>
         </w:rPr>
-        <w:t>15</w:t>
+        <w:t>16</w:t>
       </w:r>
       <w:r>
         <w:rPr>
@@ -2315,7 +2315,7 @@
         <w:rPr>
           <w:noProof/>
         </w:rPr>
-        <w:instrText xml:space="preserve"> PAGEREF _Toc228189782 \h </w:instrText>
+        <w:instrText xml:space="preserve"> PAGEREF _Toc230455600 \h </w:instrText>
       </w:r>
       <w:r>
         <w:rPr>
@@ -2332,7 +2332,7 @@
         <w:rPr>
           <w:noProof/>
         </w:rPr>
-        <w:t>15</w:t>
+        <w:t>16</w:t>
       </w:r>
       <w:r>
         <w:rPr>
@@ -2373,7 +2373,7 @@
         <w:rPr>
           <w:noProof/>
         </w:rPr>
-        <w:instrText xml:space="preserve"> PAGEREF _Toc228189783 \h </w:instrText>
+        <w:instrText xml:space="preserve"> PAGEREF _Toc230455601 \h </w:instrText>
       </w:r>
       <w:r>
         <w:rPr>
@@ -2413,7 +2413,7 @@
         <w:rPr>
           <w:noProof/>
         </w:rPr>
-        <w:t>14. Optional Strobe Feedback Profile</w:t>
+        <w:t>14. Optional Runtime Feedback Profile</w:t>
       </w:r>
       <w:r>
         <w:rPr>
@@ -2431,7 +2431,7 @@
         <w:rPr>
           <w:noProof/>
         </w:rPr>
-        <w:instrText xml:space="preserve"> PAGEREF _Toc228189784 \h </w:instrText>
+        <w:instrText xml:space="preserve"> PAGEREF _Toc230455602 \h </w:instrText>
       </w:r>
       <w:r>
         <w:rPr>
@@ -2448,7 +2448,7 @@
         <w:rPr>
           <w:noProof/>
         </w:rPr>
-        <w:t>16</w:t>
+        <w:t>17</w:t>
       </w:r>
       <w:r>
         <w:rPr>
@@ -2489,7 +2489,7 @@
         <w:rPr>
           <w:noProof/>
         </w:rPr>
-        <w:instrText xml:space="preserve"> PAGEREF _Toc228189785 \h </w:instrText>
+        <w:instrText xml:space="preserve"> PAGEREF _Toc230455603 \h </w:instrText>
       </w:r>
       <w:r>
         <w:rPr>
@@ -2506,7 +2506,7 @@
         <w:rPr>
           <w:noProof/>
         </w:rPr>
-        <w:t>17</w:t>
+        <w:t>18</w:t>
       </w:r>
       <w:r>
         <w:rPr>
@@ -2547,7 +2547,7 @@
         <w:rPr>
           <w:noProof/>
         </w:rPr>
-        <w:instrText xml:space="preserve"> PAGEREF _Toc228189786 \h </w:instrText>
+        <w:instrText xml:space="preserve"> PAGEREF _Toc230455604 \h </w:instrText>
       </w:r>
       <w:r>
         <w:rPr>
@@ -2564,7 +2564,7 @@
         <w:rPr>
           <w:noProof/>
         </w:rPr>
-        <w:t>17</w:t>
+        <w:t>18</w:t>
       </w:r>
       <w:r>
         <w:rPr>
@@ -2605,7 +2605,7 @@
         <w:rPr>
           <w:noProof/>
         </w:rPr>
-        <w:instrText xml:space="preserve"> PAGEREF _Toc228189787 \h </w:instrText>
+        <w:instrText xml:space="preserve"> PAGEREF _Toc230455605 \h </w:instrText>
       </w:r>
       <w:r>
         <w:rPr>
@@ -2622,7 +2622,7 @@
         <w:rPr>
           <w:noProof/>
         </w:rPr>
-        <w:t>17</w:t>
+        <w:t>18</w:t>
       </w:r>
       <w:r>
         <w:rPr>
@@ -2663,7 +2663,7 @@
         <w:rPr>
           <w:noProof/>
         </w:rPr>
-        <w:instrText xml:space="preserve"> PAGEREF _Toc228189788 \h </w:instrText>
+        <w:instrText xml:space="preserve"> PAGEREF _Toc230455606 \h </w:instrText>
       </w:r>
       <w:r>
         <w:rPr>
@@ -2680,7 +2680,7 @@
         <w:rPr>
           <w:noProof/>
         </w:rPr>
-        <w:t>18</w:t>
+        <w:t>19</w:t>
       </w:r>
       <w:r>
         <w:rPr>
@@ -2721,7 +2721,7 @@
         <w:rPr>
           <w:noProof/>
         </w:rPr>
-        <w:instrText xml:space="preserve"> PAGEREF _Toc228189789 \h </w:instrText>
+        <w:instrText xml:space="preserve"> PAGEREF _Toc230455607 \h </w:instrText>
       </w:r>
       <w:r>
         <w:rPr>
@@ -2738,7 +2738,7 @@
         <w:rPr>
           <w:noProof/>
         </w:rPr>
-        <w:t>18</w:t>
+        <w:t>19</w:t>
       </w:r>
       <w:r>
         <w:rPr>
@@ -2779,7 +2779,7 @@
         <w:rPr>
           <w:noProof/>
         </w:rPr>
-        <w:instrText xml:space="preserve"> PAGEREF _Toc228189790 \h </w:instrText>
+        <w:instrText xml:space="preserve"> PAGEREF _Toc230455608 \h </w:instrText>
       </w:r>
       <w:r>
         <w:rPr>
@@ -2796,7 +2796,7 @@
         <w:rPr>
           <w:noProof/>
         </w:rPr>
-        <w:t>18</w:t>
+        <w:t>19</w:t>
       </w:r>
       <w:r>
         <w:rPr>
@@ -2837,7 +2837,7 @@
         <w:rPr>
           <w:noProof/>
         </w:rPr>
-        <w:instrText xml:space="preserve"> PAGEREF _Toc228189791 \h </w:instrText>
+        <w:instrText xml:space="preserve"> PAGEREF _Toc230455609 \h </w:instrText>
       </w:r>
       <w:r>
         <w:rPr>
@@ -2854,7 +2854,7 @@
         <w:rPr>
           <w:noProof/>
         </w:rPr>
-        <w:t>18</w:t>
+        <w:t>19</w:t>
       </w:r>
       <w:r>
         <w:rPr>
@@ -2895,7 +2895,7 @@
         <w:rPr>
           <w:noProof/>
         </w:rPr>
-        <w:instrText xml:space="preserve"> PAGEREF _Toc228189792 \h </w:instrText>
+        <w:instrText xml:space="preserve"> PAGEREF _Toc230455610 \h </w:instrText>
       </w:r>
       <w:r>
         <w:rPr>
@@ -2912,7 +2912,7 @@
         <w:rPr>
           <w:noProof/>
         </w:rPr>
-        <w:t>19</w:t>
+        <w:t>20</w:t>
       </w:r>
       <w:r>
         <w:rPr>
@@ -2953,7 +2953,7 @@
         <w:rPr>
           <w:noProof/>
         </w:rPr>
-        <w:instrText xml:space="preserve"> PAGEREF _Toc228189793 \h </w:instrText>
+        <w:instrText xml:space="preserve"> PAGEREF _Toc230455611 \h </w:instrText>
       </w:r>
       <w:r>
         <w:rPr>
@@ -2970,7 +2970,7 @@
         <w:rPr>
           <w:noProof/>
         </w:rPr>
-        <w:t>20</w:t>
+        <w:t>21</w:t>
       </w:r>
       <w:r>
         <w:rPr>
@@ -3011,7 +3011,7 @@
         <w:rPr>
           <w:noProof/>
         </w:rPr>
-        <w:instrText xml:space="preserve"> PAGEREF _Toc228189794 \h </w:instrText>
+        <w:instrText xml:space="preserve"> PAGEREF _Toc230455612 \h </w:instrText>
       </w:r>
       <w:r>
         <w:rPr>
@@ -3028,7 +3028,7 @@
         <w:rPr>
           <w:noProof/>
         </w:rPr>
-        <w:t>20</w:t>
+        <w:t>21</w:t>
       </w:r>
       <w:r>
         <w:rPr>
@@ -3069,7 +3069,7 @@
         <w:rPr>
           <w:noProof/>
         </w:rPr>
-        <w:instrText xml:space="preserve"> PAGEREF _Toc228189795 \h </w:instrText>
+        <w:instrText xml:space="preserve"> PAGEREF _Toc230455613 \h </w:instrText>
       </w:r>
       <w:r>
         <w:rPr>
@@ -3086,7 +3086,7 @@
         <w:rPr>
           <w:noProof/>
         </w:rPr>
-        <w:t>20</w:t>
+        <w:t>21</w:t>
       </w:r>
       <w:r>
         <w:rPr>
@@ -3127,7 +3127,7 @@
         <w:rPr>
           <w:noProof/>
         </w:rPr>
-        <w:instrText xml:space="preserve"> PAGEREF _Toc228189796 \h </w:instrText>
+        <w:instrText xml:space="preserve"> PAGEREF _Toc230455614 \h </w:instrText>
       </w:r>
       <w:r>
         <w:rPr>
@@ -3144,7 +3144,7 @@
         <w:rPr>
           <w:noProof/>
         </w:rPr>
-        <w:t>21</w:t>
+        <w:t>22</w:t>
       </w:r>
       <w:r>
         <w:rPr>
@@ -3167,7 +3167,7 @@
         <w:rPr>
           <w:noProof/>
         </w:rPr>
-        <w:t>19.3 Strobe Feedback Receiver</w:t>
+        <w:t>19.3 Runtime Feedback Receiver</w:t>
       </w:r>
       <w:r>
         <w:rPr>
@@ -3185,7 +3185,7 @@
         <w:rPr>
           <w:noProof/>
         </w:rPr>
-        <w:instrText xml:space="preserve"> PAGEREF _Toc228189797 \h </w:instrText>
+        <w:instrText xml:space="preserve"> PAGEREF _Toc230455615 \h </w:instrText>
       </w:r>
       <w:r>
         <w:rPr>
@@ -3202,7 +3202,7 @@
         <w:rPr>
           <w:noProof/>
         </w:rPr>
-        <w:t>21</w:t>
+        <w:t>22</w:t>
       </w:r>
       <w:r>
         <w:rPr>
@@ -3243,7 +3243,7 @@
         <w:rPr>
           <w:noProof/>
         </w:rPr>
-        <w:instrText xml:space="preserve"> PAGEREF _Toc228189798 \h </w:instrText>
+        <w:instrText xml:space="preserve"> PAGEREF _Toc230455616 \h </w:instrText>
       </w:r>
       <w:r>
         <w:rPr>
@@ -3260,7 +3260,7 @@
         <w:rPr>
           <w:noProof/>
         </w:rPr>
-        <w:t>22</w:t>
+        <w:t>23</w:t>
       </w:r>
       <w:r>
         <w:rPr>
@@ -3301,7 +3301,7 @@
         <w:rPr>
           <w:noProof/>
         </w:rPr>
-        <w:instrText xml:space="preserve"> PAGEREF _Toc228189799 \h </w:instrText>
+        <w:instrText xml:space="preserve"> PAGEREF _Toc230455617 \h </w:instrText>
       </w:r>
       <w:r>
         <w:rPr>
@@ -3318,7 +3318,7 @@
         <w:rPr>
           <w:noProof/>
         </w:rPr>
-        <w:t>22</w:t>
+        <w:t>23</w:t>
       </w:r>
       <w:r>
         <w:rPr>
@@ -3347,7 +3347,7 @@
       <w:pPr>
         <w:pStyle w:val="Titre2"/>
       </w:pPr>
-      <w:bookmarkStart w:id="1" w:name="_Toc228189745"/>
+      <w:bookmarkStart w:id="1" w:name="_Toc230455563"/>
       <w:r>
         <w:t>1. Purpose</w:t>
       </w:r>
@@ -3393,7 +3393,7 @@
       <w:pPr>
         <w:pStyle w:val="Titre2"/>
       </w:pPr>
-      <w:bookmarkStart w:id="2" w:name="_Toc228189746"/>
+      <w:bookmarkStart w:id="2" w:name="_Toc230455564"/>
       <w:r>
         <w:t>2. Scope</w:t>
       </w:r>
@@ -3436,7 +3436,7 @@
     </w:p>
     <w:p>
       <w:r>
-        <w:t>- the optional strobe feedback profile</w:t>
+        <w:t>- the optional runtime feedback profile</w:t>
       </w:r>
     </w:p>
     <w:p>
@@ -3486,7 +3486,7 @@
       <w:pPr>
         <w:pStyle w:val="Titre2"/>
       </w:pPr>
-      <w:bookmarkStart w:id="3" w:name="_Toc228189747"/>
+      <w:bookmarkStart w:id="3" w:name="_Toc230455565"/>
       <w:r>
         <w:t>3. Normative Language</w:t>
       </w:r>
@@ -3506,7 +3506,7 @@
       <w:pPr>
         <w:pStyle w:val="Titre2"/>
       </w:pPr>
-      <w:bookmarkStart w:id="4" w:name="_Toc228189748"/>
+      <w:bookmarkStart w:id="4" w:name="_Toc230455566"/>
       <w:r>
         <w:t>4. Reference Model</w:t>
       </w:r>
@@ -3576,7 +3576,7 @@
     </w:p>
     <w:p>
       <w:r>
-        <w:t>- the window may emit UDP strobe feedback snapshots back to the client</w:t>
+        <w:t>- the window may emit UDP runtime feedback snapshots back to the client</w:t>
       </w:r>
     </w:p>
     <w:p/>
@@ -3589,7 +3589,7 @@
       <w:pPr>
         <w:pStyle w:val="Titre2"/>
       </w:pPr>
-      <w:bookmarkStart w:id="5" w:name="_Toc228189749"/>
+      <w:bookmarkStart w:id="5" w:name="_Toc230455567"/>
       <w:r>
         <w:t>5. Terminology</w:t>
       </w:r>
@@ -3676,7 +3676,7 @@
       <w:pPr>
         <w:pStyle w:val="Titre2"/>
       </w:pPr>
-      <w:bookmarkStart w:id="6" w:name="_Toc228189750"/>
+      <w:bookmarkStart w:id="6" w:name="_Toc230455568"/>
       <w:r>
         <w:t>6. Conformance Profiles</w:t>
       </w:r>
@@ -3691,7 +3691,7 @@
       <w:pPr>
         <w:pStyle w:val="Titre3"/>
       </w:pPr>
-      <w:bookmarkStart w:id="7" w:name="_Toc228189751"/>
+      <w:bookmarkStart w:id="7" w:name="_Toc230455569"/>
       <w:r>
         <w:t>6.1 Profile A - Control Client</w:t>
       </w:r>
@@ -3737,7 +3737,7 @@
       <w:pPr>
         <w:pStyle w:val="Titre3"/>
       </w:pPr>
-      <w:bookmarkStart w:id="8" w:name="_Toc228189752"/>
+      <w:bookmarkStart w:id="8" w:name="_Toc230455570"/>
       <w:r>
         <w:t>6.2 Profile B - Dynamic Data Client</w:t>
       </w:r>
@@ -3773,7 +3773,7 @@
       <w:pPr>
         <w:pStyle w:val="Titre3"/>
       </w:pPr>
-      <w:bookmarkStart w:id="9" w:name="_Toc228189753"/>
+      <w:bookmarkStart w:id="9" w:name="_Toc230455571"/>
       <w:r>
         <w:lastRenderedPageBreak/>
         <w:t>6.3 Profile C - Interactive Feedback Client</w:t>
@@ -3792,12 +3792,12 @@
     </w:p>
     <w:p>
       <w:r>
-        <w:t>- optional UDP strobe feedback reception and decoding</w:t>
-      </w:r>
-    </w:p>
-    <w:p>
-      <w:r>
-        <w:t>- treating window feedback as authoritative for resolved strobe state</w:t>
+        <w:t>- optional UDP runtime-feedback reception and decoding</w:t>
+      </w:r>
+    </w:p>
+    <w:p>
+      <w:r>
+        <w:t>- treating window feedback as authoritative for resolved runtime state</w:t>
       </w:r>
     </w:p>
     <w:p/>
@@ -3805,7 +3805,7 @@
       <w:pPr>
         <w:pStyle w:val="Titre3"/>
       </w:pPr>
-      <w:bookmarkStart w:id="10" w:name="_Toc228189754"/>
+      <w:bookmarkStart w:id="10" w:name="_Toc230455572"/>
       <w:r>
         <w:t>6.4 Profile D - Generated UI Binding Client</w:t>
       </w:r>
@@ -3838,6 +3838,11 @@
     </w:p>
     <w:p>
       <w:r>
+        <w:t>generated `Page::IsActive()` and dynamic `IsStrobeCaptured()` queries</w:t>
+      </w:r>
+    </w:p>
+    <w:p>
+      <w:r>
         <w:t>- expose typed navigation from a generated UI root to pages, reticles, and</w:t>
       </w:r>
     </w:p>
@@ -3866,12 +3871,17 @@
         <w:t>- provide batch-building helpers that preserve the generated `mappingHash`</w:t>
       </w:r>
     </w:p>
+    <w:p>
+      <w:r>
+        <w:t>- when runtime feedback is consumed, expose an ergonomic equivalent of</w:t>
+      </w:r>
+    </w:p>
     <w:p/>
     <w:p>
       <w:pPr>
         <w:pStyle w:val="Titre2"/>
       </w:pPr>
-      <w:bookmarkStart w:id="11" w:name="_Toc228189755"/>
+      <w:bookmarkStart w:id="11" w:name="_Toc230455573"/>
       <w:r>
         <w:t>7. Discovery Artifacts</w:t>
       </w:r>
@@ -3881,7 +3891,7 @@
       <w:pPr>
         <w:pStyle w:val="Titre3"/>
       </w:pPr>
-      <w:bookmarkStart w:id="12" w:name="_Toc228189756"/>
+      <w:bookmarkStart w:id="12" w:name="_Toc230455574"/>
       <w:r>
         <w:t>7.1 Window JSON</w:t>
       </w:r>
@@ -4030,6 +4040,7 @@
           <w:rFonts w:ascii="Consolas" w:hAnsi="Consolas"/>
           <w:sz w:val="18"/>
         </w:rPr>
+        <w:lastRenderedPageBreak/>
         <w:t>}</w:t>
       </w:r>
     </w:p>
@@ -4041,43 +4052,236 @@
     </w:p>
     <w:p>
       <w:r>
+        <w:t>The client MAY obtain equivalent values from a deployment system or manual configuration instead of reading the JSON file directly.</w:t>
+      </w:r>
+    </w:p>
+    <w:p>
+      <w:pPr>
+        <w:pStyle w:val="Titre3"/>
+      </w:pPr>
+      <w:bookmarkStart w:id="13" w:name="_Toc230455575"/>
+      <w:r>
+        <w:t>7.2 Generated Transport Map</w:t>
+      </w:r>
+      <w:bookmarkEnd w:id="13"/>
+    </w:p>
+    <w:p>
+      <w:r>
+        <w:t>If a client addresses pages, reticles, templates, blink types, or primitives by authored name, it MUST use the matching generated transport map or an equivalent authoritative ID source.</w:t>
+      </w:r>
+    </w:p>
+    <w:p>
+      <w:r>
+        <w:t>If a client already knows the generated transport IDs and the matching `mappingHash`, it MAY skip loading the transport map file.</w:t>
+      </w:r>
+    </w:p>
+    <w:p>
+      <w:r>
+        <w:t>The generated transport map is therefore:</w:t>
+      </w:r>
+    </w:p>
+    <w:p>
+      <w:r>
+        <w:t>- REQUIRED for name-based interoperability</w:t>
+      </w:r>
+    </w:p>
+    <w:p>
+      <w:r>
+        <w:t>- OPTIONAL for fully ID-based interoperability</w:t>
+      </w:r>
+    </w:p>
+    <w:p/>
+    <w:p>
+      <w:pPr>
+        <w:pStyle w:val="Titre3"/>
+      </w:pPr>
+      <w:bookmarkStart w:id="14" w:name="_Toc230455576"/>
+      <w:r>
+        <w:t>7.3 Generated Client API and UI Binding Layer</w:t>
+      </w:r>
+      <w:bookmarkEnd w:id="14"/>
+    </w:p>
+    <w:p>
+      <w:r>
+        <w:t>The generated client API is not the wire protocol, but it is still an official integration surface of MFDStudio.</w:t>
+      </w:r>
+    </w:p>
+    <w:p>
+      <w:r>
+        <w:t>A replacement client does not need to reuse the generated C++ code as long as it obeys the command, identifier, and transport rules defined here.</w:t>
+      </w:r>
+    </w:p>
+    <w:p>
+      <w:r>
+        <w:t>However, when the client is a C++ application specific to one authored window, the RECOMMENDED path is still to use the generated API directly instead of re-implementing its navigation surface manually.</w:t>
+      </w:r>
+    </w:p>
+    <w:p>
+      <w:r>
+        <w:t>However, any implementation claiming compatibility with the generated UI layer MUST preserve the following client-facing model:</w:t>
+      </w:r>
+    </w:p>
+    <w:p>
+      <w:r>
+        <w:t>- `ui -&gt; page -&gt; reticle -&gt; primitive`</w:t>
+      </w:r>
+    </w:p>
+    <w:p>
+      <w:r>
+        <w:t>- `page -&gt; strobe`</w:t>
+      </w:r>
+    </w:p>
+    <w:p>
+      <w:r>
+        <w:t>- `page -&gt; dynamic set -&gt; dynamic reticle -&gt; primitive`</w:t>
+      </w:r>
+    </w:p>
+    <w:p/>
+    <w:p>
+      <w:r>
+        <w:t>For this specification, the generated primitive-level API is part of the official compatibility surface, not only a convenience wrapper.</w:t>
+      </w:r>
+    </w:p>
+    <w:p>
+      <w:r>
+        <w:t>That means compatibility is evaluated not only at the raw command level, but also at the generated typed-navigation level exposed to application code.</w:t>
+      </w:r>
+    </w:p>
+    <w:p>
+      <w:r>
+        <w:t>The generated UI layer therefore sits above the transport contract and below the application domain code:</w:t>
+      </w:r>
+    </w:p>
+    <w:p>
+      <w:r>
+        <w:t>reach for string-based primitive setters in normal usage</w:t>
+      </w:r>
+    </w:p>
+    <w:p>
+      <w:r>
+        <w:t>- application code mutates typed handles</w:t>
+      </w:r>
+    </w:p>
+    <w:p>
+      <w:r>
         <w:lastRenderedPageBreak/>
-        <w:t>The client MAY obtain equivalent values from a deployment system or manual configuration instead of reading the JSON file directly.</w:t>
-      </w:r>
-    </w:p>
+        <w:t>- the generated UI layer converts those mutations into commands</w:t>
+      </w:r>
+    </w:p>
+    <w:p>
+      <w:r>
+        <w:t>- the transport layer serializes and sends the resulting `CommandBatch`</w:t>
+      </w:r>
+    </w:p>
+    <w:p>
+      <w:r>
+        <w:t>- generated application code is expected to mutate primitive handles rather than</w:t>
+      </w:r>
+    </w:p>
+    <w:p/>
     <w:p>
       <w:pPr>
         <w:pStyle w:val="Titre3"/>
       </w:pPr>
-      <w:bookmarkStart w:id="13" w:name="_Toc228189757"/>
-      <w:r>
-        <w:t>7.2 Generated Transport Map</w:t>
-      </w:r>
-      <w:bookmarkEnd w:id="13"/>
-    </w:p>
-    <w:p>
-      <w:r>
-        <w:t>If a client addresses pages, reticles, templates, blink types, or primitives by authored name, it MUST use the matching generated transport map or an equivalent authoritative ID source.</w:t>
-      </w:r>
-    </w:p>
-    <w:p>
-      <w:r>
-        <w:t>If a client already knows the generated transport IDs and the matching `mappingHash`, it MAY skip loading the transport map file.</w:t>
-      </w:r>
-    </w:p>
-    <w:p>
-      <w:r>
-        <w:t>The generated transport map is therefore:</w:t>
-      </w:r>
-    </w:p>
-    <w:p>
-      <w:r>
-        <w:t>- REQUIRED for name-based interoperability</w:t>
-      </w:r>
-    </w:p>
-    <w:p>
-      <w:r>
-        <w:t>- OPTIONAL for fully ID-based interoperability</w:t>
+      <w:bookmarkStart w:id="15" w:name="_Toc230455577"/>
+      <w:r>
+        <w:t>7.4 Generated Binding Contract</w:t>
+      </w:r>
+      <w:bookmarkEnd w:id="15"/>
+    </w:p>
+    <w:p>
+      <w:r>
+        <w:t>If an implementation exposes a generated UI layer, the following rules apply:</w:t>
+      </w:r>
+    </w:p>
+    <w:p>
+      <w:r>
+        <w:t>current command list</w:t>
+      </w:r>
+    </w:p>
+    <w:p>
+      <w:r>
+        <w:t>carrying the generated `mappingHash`</w:t>
+      </w:r>
+    </w:p>
+    <w:p>
+      <w:r>
+        <w:t>semantically equivalent to `publisher.SubmitLatest(BuildCommandBatch(sequence))`</w:t>
+      </w:r>
+    </w:p>
+    <w:p>
+      <w:r>
+        <w:t>generated authored-strobe entry per variant</w:t>
+      </w:r>
+    </w:p>
+    <w:p>
+      <w:r>
+        <w:t>user-supplied-runtime-id-based</w:t>
+      </w:r>
+    </w:p>
+    <w:p>
+      <w:r>
+        <w:t>a substitute for `ResetWindowCommand`</w:t>
+      </w:r>
+    </w:p>
+    <w:p>
+      <w:r>
+        <w:t>equivalent in role to `ApplyFeedbackPayload(...)` or `PollFeedback(...)`</w:t>
+      </w:r>
+    </w:p>
+    <w:p>
+      <w:r>
+        <w:t>surfaces SHOULD expose authoritative queries equivalent to `IsActive()` and `IsStrobeCaptured()`</w:t>
+      </w:r>
+    </w:p>
+    <w:p>
+      <w:r>
+        <w:t>- normal application code MUST NOT manipulate transport IDs directly</w:t>
+      </w:r>
+    </w:p>
+    <w:p>
+      <w:r>
+        <w:t>- the generated root MUST provide a `BuildBatch()`-style helper returning the</w:t>
+      </w:r>
+    </w:p>
+    <w:p>
+      <w:r>
+        <w:t>- the generated root MUST provide a `BuildCommandBatch(sequence)`-style helper</w:t>
+      </w:r>
+    </w:p>
+    <w:p>
+      <w:r>
+        <w:t>- a `SubmitLatest(publisher, sequence)`-style helper, if exposed, MUST be</w:t>
+      </w:r>
+    </w:p>
+    <w:p>
+      <w:r>
+        <w:t>- generated page strobe access MUST remain page-scoped</w:t>
+      </w:r>
+    </w:p>
+    <w:p>
+      <w:r>
+        <w:t>- when a page exposes several strobes, the generated layer SHOULD expose one</w:t>
+      </w:r>
+    </w:p>
+    <w:p>
+      <w:r>
+        <w:t>- generated dynamic reticle access MUST remain handle-based rather than</w:t>
+      </w:r>
+    </w:p>
+    <w:p>
+      <w:r>
+        <w:t>- a generated `Reset()` helper MUST be treated as a local staging reset, not as</w:t>
+      </w:r>
+    </w:p>
+    <w:p>
+      <w:r>
+        <w:t>- if runtime feedback is consumed, the generated root MUST provide one helper</w:t>
+      </w:r>
+    </w:p>
+    <w:p>
+      <w:r>
+        <w:t>- if runtime feedback is consumed, the generated page and dynamic-reticle</w:t>
       </w:r>
     </w:p>
     <w:p/>
@@ -4085,413 +4289,264 @@
       <w:pPr>
         <w:pStyle w:val="Titre3"/>
       </w:pPr>
-      <w:bookmarkStart w:id="14" w:name="_Toc228189758"/>
-      <w:r>
-        <w:t>7.3 Generated Client API and UI Binding Layer</w:t>
-      </w:r>
-      <w:bookmarkEnd w:id="14"/>
-    </w:p>
-    <w:p>
-      <w:r>
-        <w:t>The generated client API is not the wire protocol, but it is still an official integration surface of MFDStudio.</w:t>
-      </w:r>
-    </w:p>
-    <w:p>
-      <w:r>
-        <w:t>A replacement client does not need to reuse the generated C++ code as long as it obeys the command, identifier, and transport rules defined here.</w:t>
-      </w:r>
-    </w:p>
-    <w:p>
-      <w:r>
-        <w:t>However, when the client is a C++ application specific to one authored window, the RECOMMENDED path is still to use the generated API directly instead of re-implementing its navigation surface manually.</w:t>
-      </w:r>
-    </w:p>
-    <w:p>
-      <w:r>
-        <w:t>However, any implementation claiming compatibility with the generated UI layer MUST preserve the following client-facing model:</w:t>
-      </w:r>
-    </w:p>
-    <w:p>
-      <w:r>
-        <w:t>- `ui -&gt; page -&gt; reticle -&gt; primitive`</w:t>
-      </w:r>
-    </w:p>
-    <w:p>
-      <w:r>
-        <w:t>- `page -&gt; strobe`</w:t>
-      </w:r>
-    </w:p>
-    <w:p>
-      <w:r>
-        <w:t>- `page -&gt; dynamic set -&gt; dynamic reticle -&gt; primitive`</w:t>
+      <w:bookmarkStart w:id="16" w:name="_Toc230455578"/>
+      <w:r>
+        <w:t>7.5 Primitive-Level Generated Surface</w:t>
+      </w:r>
+      <w:bookmarkEnd w:id="16"/>
+    </w:p>
+    <w:p>
+      <w:r>
+        <w:t>If an implementation exposes a generated UI layer, each exposed authored primitive MUST be reachable from its owning generated reticle or generated dynamic reticle through one typed accessor.</w:t>
+      </w:r>
+    </w:p>
+    <w:p>
+      <w:r>
+        <w:t>The implementation MUST emit the most specific generated primitive handle type that matches the authored primitive kind when that kind is supported by the public client API.</w:t>
+      </w:r>
+    </w:p>
+    <w:p>
+      <w:r>
+        <w:t>Expected examples include:</w:t>
+      </w:r>
+    </w:p>
+    <w:p>
+      <w:r>
+        <w:t>exists</w:t>
+      </w:r>
+    </w:p>
+    <w:p>
+      <w:r>
+        <w:lastRenderedPageBreak/>
+        <w:t>- `TextHandle`</w:t>
+      </w:r>
+    </w:p>
+    <w:p>
+      <w:r>
+        <w:t>- `TimeHandle`</w:t>
+      </w:r>
+    </w:p>
+    <w:p>
+      <w:r>
+        <w:t>- `LineHandle`</w:t>
+      </w:r>
+    </w:p>
+    <w:p>
+      <w:r>
+        <w:t>- `CircleHandle`</w:t>
+      </w:r>
+    </w:p>
+    <w:p>
+      <w:r>
+        <w:t>- `RingHandle`</w:t>
+      </w:r>
+    </w:p>
+    <w:p>
+      <w:r>
+        <w:t>- `RectangleHandle`</w:t>
+      </w:r>
+    </w:p>
+    <w:p>
+      <w:r>
+        <w:t>- `EllipseHandle`</w:t>
+      </w:r>
+    </w:p>
+    <w:p>
+      <w:r>
+        <w:t>- `SquareHandle`</w:t>
+      </w:r>
+    </w:p>
+    <w:p>
+      <w:r>
+        <w:t>- `DiamondHandle`</w:t>
+      </w:r>
+    </w:p>
+    <w:p>
+      <w:r>
+        <w:t>- `TriangleHandle`</w:t>
+      </w:r>
+    </w:p>
+    <w:p>
+      <w:r>
+        <w:t>- `PolylineHandle`</w:t>
+      </w:r>
+    </w:p>
+    <w:p>
+      <w:r>
+        <w:t>- `BezierHandle`</w:t>
+      </w:r>
+    </w:p>
+    <w:p>
+      <w:r>
+        <w:t>- `ArcHandle`</w:t>
+      </w:r>
+    </w:p>
+    <w:p>
+      <w:r>
+        <w:t>- `ImageHandle`</w:t>
+      </w:r>
+    </w:p>
+    <w:p>
+      <w:r>
+        <w:t>- `PrimitiveHandle` only as a fallback when no more specific public handle type</w:t>
       </w:r>
     </w:p>
     <w:p/>
     <w:p>
       <w:r>
-        <w:t>For this specification, the generated primitive-level API is part of the official compatibility surface, not only a convenience wrapper.</w:t>
-      </w:r>
-    </w:p>
-    <w:p>
-      <w:r>
-        <w:t>That means compatibility is evaluated not only at the raw command level, but also at the generated typed-navigation level exposed to application code.</w:t>
-      </w:r>
-    </w:p>
-    <w:p>
-      <w:r>
-        <w:t>The generated UI layer therefore sits above the transport contract and below the application domain code:</w:t>
-      </w:r>
-    </w:p>
-    <w:p>
-      <w:r>
-        <w:t>reach for string-based primitive setters in normal usage</w:t>
-      </w:r>
-    </w:p>
-    <w:p>
-      <w:r>
-        <w:t>- application code mutates typed handles</w:t>
-      </w:r>
-    </w:p>
-    <w:p>
-      <w:r>
-        <w:t>- the generated UI layer converts those mutations into commands</w:t>
-      </w:r>
-    </w:p>
-    <w:p>
-      <w:r>
-        <w:t>- the transport layer serializes and sends the resulting `CommandBatch`</w:t>
-      </w:r>
-    </w:p>
-    <w:p>
+        <w:t>Normative rules:</w:t>
+      </w:r>
+    </w:p>
+    <w:p>
+      <w:r>
+        <w:t>exposed authored primitive</w:t>
+      </w:r>
+    </w:p>
+    <w:p>
+      <w:r>
+        <w:t>primitives authored on the backing template</w:t>
+      </w:r>
+    </w:p>
+    <w:p>
+      <w:r>
+        <w:t>data, not in unrelated whole-reticle fallback behavior</w:t>
+      </w:r>
+    </w:p>
+    <w:p>
+      <w:r>
+        <w:t>equivalent to `SetLineStyle`</w:t>
+      </w:r>
+    </w:p>
+    <w:p>
+      <w:r>
+        <w:t>SHOULD resolve to generated primitive IDs rather than remain name-only</w:t>
+      </w:r>
+    </w:p>
+    <w:p>
+      <w:r>
+        <w:t>low-level string-based primitive patch helpers</w:t>
+      </w:r>
+    </w:p>
+    <w:p>
+      <w:r>
+        <w:t>- static generated reticles MUST expose typed primitive accessors for every</w:t>
+      </w:r>
+    </w:p>
+    <w:p>
+      <w:r>
+        <w:t>- generated dynamic reticles MUST expose the same typed primitive accessors for</w:t>
+      </w:r>
+    </w:p>
+    <w:p>
+      <w:r>
+        <w:t>- mutating one generated primitive handle MUST result in primitive-level patch</w:t>
+      </w:r>
+    </w:p>
+    <w:p>
+      <w:r>
+        <w:t>- outline-capable generated primitive handles MUST expose stroke-style control</w:t>
+      </w:r>
+    </w:p>
+    <w:p>
+      <w:r>
+        <w:t>- when generated primitive IDs are available, the emitted primitive-level patch</w:t>
+      </w:r>
+    </w:p>
+    <w:p>
+      <w:r>
+        <w:t>- generated application code SHOULD prefer these typed primitive accessors over</w:t>
+      </w:r>
+    </w:p>
+    <w:p/>
+    <w:p>
+      <w:pPr>
+        <w:pStyle w:val="Titre2"/>
+      </w:pPr>
+      <w:bookmarkStart w:id="17" w:name="_Toc230455579"/>
       <w:r>
         <w:lastRenderedPageBreak/>
-        <w:t>- generated application code is expected to mutate primitive handles rather than</w:t>
+        <w:t>8. Transport Profile</w:t>
+      </w:r>
+      <w:bookmarkEnd w:id="17"/>
+    </w:p>
+    <w:p>
+      <w:pPr>
+        <w:pStyle w:val="Titre3"/>
+      </w:pPr>
+      <w:bookmarkStart w:id="18" w:name="_Toc230455580"/>
+      <w:r>
+        <w:t>8.1 Command Transport</w:t>
+      </w:r>
+      <w:bookmarkEnd w:id="18"/>
+    </w:p>
+    <w:p>
+      <w:r>
+        <w:t>This specification defines one normative transport profile for command interoperability:</w:t>
+      </w:r>
+    </w:p>
+    <w:p>
+      <w:r>
+        <w:t>- Protocol Buffers payloads over UDP</w:t>
       </w:r>
     </w:p>
     <w:p/>
     <w:p>
+      <w:r>
+        <w:t>The window JSON exposes:</w:t>
+      </w:r>
+    </w:p>
+    <w:p>
+      <w:r>
+        <w:t>- `address`</w:t>
+      </w:r>
+    </w:p>
+    <w:p>
+      <w:r>
+        <w:t>- `port`</w:t>
+      </w:r>
+    </w:p>
+    <w:p>
+      <w:r>
+        <w:t>- `maxPacketSize`</w:t>
+      </w:r>
+    </w:p>
+    <w:p/>
+    <w:p>
+      <w:r>
+        <w:t>A conforming client MUST:</w:t>
+      </w:r>
+    </w:p>
+    <w:p>
+      <w:r>
+        <w:t>range</w:t>
+      </w:r>
+    </w:p>
+    <w:p>
+      <w:r>
+        <w:t>across several UDP payloads</w:t>
+      </w:r>
+    </w:p>
+    <w:p>
+      <w:r>
+        <w:t>- send command payloads to the configured UDP endpoint</w:t>
+      </w:r>
+    </w:p>
+    <w:p>
+      <w:r>
+        <w:t>- respect the configured `maxPacketSize` within the supported `[64, 65507]`</w:t>
+      </w:r>
+    </w:p>
+    <w:p>
+      <w:r>
+        <w:t>- preserve `sequence` and `mappingHash` when splitting one logical command cycle</w:t>
+      </w:r>
+    </w:p>
+    <w:p/>
+    <w:p>
       <w:pPr>
         <w:pStyle w:val="Titre3"/>
       </w:pPr>
-      <w:bookmarkStart w:id="15" w:name="_Toc228189759"/>
-      <w:r>
-        <w:t>7.4 Generated Binding Contract</w:t>
-      </w:r>
-      <w:bookmarkEnd w:id="15"/>
-    </w:p>
-    <w:p>
-      <w:r>
-        <w:t>If an implementation exposes a generated UI layer, the following rules apply:</w:t>
-      </w:r>
-    </w:p>
-    <w:p>
-      <w:r>
-        <w:t>current command list</w:t>
-      </w:r>
-    </w:p>
-    <w:p>
-      <w:r>
-        <w:t>carrying the generated `mappingHash`</w:t>
-      </w:r>
-    </w:p>
-    <w:p>
-      <w:r>
-        <w:t>semantically equivalent to `publisher.SubmitLatest(BuildCommandBatch(sequence))`</w:t>
-      </w:r>
-    </w:p>
-    <w:p>
-      <w:r>
-        <w:t>user-supplied-runtime-id-based</w:t>
-      </w:r>
-    </w:p>
-    <w:p>
-      <w:r>
-        <w:t>a substitute for `ResetWindowCommand`</w:t>
-      </w:r>
-    </w:p>
-    <w:p>
-      <w:r>
-        <w:t>- normal application code MUST NOT manipulate transport IDs directly</w:t>
-      </w:r>
-    </w:p>
-    <w:p>
-      <w:r>
-        <w:t>- the generated root MUST provide a `BuildBatch()`-style helper returning the</w:t>
-      </w:r>
-    </w:p>
-    <w:p>
-      <w:r>
-        <w:t>- the generated root MUST provide a `BuildCommandBatch(sequence)`-style helper</w:t>
-      </w:r>
-    </w:p>
-    <w:p>
-      <w:r>
-        <w:t>- a `SubmitLatest(publisher, sequence)`-style helper, if exposed, MUST be</w:t>
-      </w:r>
-    </w:p>
-    <w:p>
-      <w:r>
-        <w:t>- generated page strobe access MUST remain page-scoped</w:t>
-      </w:r>
-    </w:p>
-    <w:p>
-      <w:r>
-        <w:t>- generated dynamic reticle access MUST remain handle-based rather than</w:t>
-      </w:r>
-    </w:p>
-    <w:p>
-      <w:r>
-        <w:t>- a generated `Reset()` helper MUST be treated as a local staging reset, not as</w:t>
-      </w:r>
-    </w:p>
-    <w:p/>
-    <w:p>
-      <w:pPr>
-        <w:pStyle w:val="Titre3"/>
-      </w:pPr>
-      <w:bookmarkStart w:id="16" w:name="_Toc228189760"/>
-      <w:r>
-        <w:t>7.5 Primitive-Level Generated Surface</w:t>
-      </w:r>
-      <w:bookmarkEnd w:id="16"/>
-    </w:p>
-    <w:p>
-      <w:r>
-        <w:t>If an implementation exposes a generated UI layer, each exposed authored primitive MUST be reachable from its owning generated reticle or generated dynamic reticle through one typed accessor.</w:t>
-      </w:r>
-    </w:p>
-    <w:p>
-      <w:r>
-        <w:t>The implementation MUST emit the most specific generated primitive handle type that matches the authored primitive kind when that kind is supported by the public client API.</w:t>
-      </w:r>
-    </w:p>
-    <w:p>
-      <w:r>
-        <w:t>Expected examples include:</w:t>
-      </w:r>
-    </w:p>
-    <w:p>
-      <w:r>
-        <w:t>exists</w:t>
-      </w:r>
-    </w:p>
-    <w:p>
-      <w:r>
-        <w:t>- `TextHandle`</w:t>
-      </w:r>
-    </w:p>
-    <w:p>
-      <w:r>
-        <w:t>- `TimeHandle`</w:t>
-      </w:r>
-    </w:p>
-    <w:p>
-      <w:r>
-        <w:t>- `LineHandle`</w:t>
-      </w:r>
-    </w:p>
-    <w:p>
-      <w:r>
-        <w:t>- `CircleHandle`</w:t>
-      </w:r>
-    </w:p>
-    <w:p>
-      <w:r>
-        <w:t>- `RingHandle`</w:t>
-      </w:r>
-    </w:p>
-    <w:p>
-      <w:r>
-        <w:t>- `RectangleHandle`</w:t>
-      </w:r>
-    </w:p>
-    <w:p>
-      <w:r>
-        <w:t>- `EllipseHandle`</w:t>
-      </w:r>
-    </w:p>
-    <w:p>
-      <w:r>
-        <w:t>- `SquareHandle`</w:t>
-      </w:r>
-    </w:p>
-    <w:p>
-      <w:r>
-        <w:lastRenderedPageBreak/>
-        <w:t>- `DiamondHandle`</w:t>
-      </w:r>
-    </w:p>
-    <w:p>
-      <w:r>
-        <w:t>- `TriangleHandle`</w:t>
-      </w:r>
-    </w:p>
-    <w:p>
-      <w:r>
-        <w:t>- `PolylineHandle`</w:t>
-      </w:r>
-    </w:p>
-    <w:p>
-      <w:r>
-        <w:t>- `BezierHandle`</w:t>
-      </w:r>
-    </w:p>
-    <w:p>
-      <w:r>
-        <w:t>- `ArcHandle`</w:t>
-      </w:r>
-    </w:p>
-    <w:p>
-      <w:r>
-        <w:t>- `ImageHandle`</w:t>
-      </w:r>
-    </w:p>
-    <w:p>
-      <w:r>
-        <w:t>- `PrimitiveHandle` only as a fallback when no more specific public handle type</w:t>
-      </w:r>
-    </w:p>
-    <w:p/>
-    <w:p>
-      <w:r>
-        <w:t>Normative rules:</w:t>
-      </w:r>
-    </w:p>
-    <w:p>
-      <w:r>
-        <w:t>exposed authored primitive</w:t>
-      </w:r>
-    </w:p>
-    <w:p>
-      <w:r>
-        <w:t>primitives authored on the backing template</w:t>
-      </w:r>
-    </w:p>
-    <w:p>
-      <w:r>
-        <w:t>data, not in unrelated whole-reticle fallback behavior</w:t>
-      </w:r>
-    </w:p>
-    <w:p>
-      <w:r>
-        <w:t>SHOULD resolve to generated primitive IDs rather than remain name-only</w:t>
-      </w:r>
-    </w:p>
-    <w:p>
-      <w:r>
-        <w:t>low-level string-based primitive patch helpers</w:t>
-      </w:r>
-    </w:p>
-    <w:p>
-      <w:r>
-        <w:t>- static generated reticles MUST expose typed primitive accessors for every</w:t>
-      </w:r>
-    </w:p>
-    <w:p>
-      <w:r>
-        <w:t>- generated dynamic reticles MUST expose the same typed primitive accessors for</w:t>
-      </w:r>
-    </w:p>
-    <w:p>
-      <w:r>
-        <w:t>- mutating one generated primitive handle MUST result in primitive-level patch</w:t>
-      </w:r>
-    </w:p>
-    <w:p>
-      <w:r>
-        <w:t>- when generated primitive IDs are available, the emitted primitive-level patch</w:t>
-      </w:r>
-    </w:p>
-    <w:p>
-      <w:r>
-        <w:t>- generated application code SHOULD prefer these typed primitive accessors over</w:t>
-      </w:r>
-    </w:p>
-    <w:p/>
-    <w:p>
-      <w:pPr>
-        <w:pStyle w:val="Titre2"/>
-      </w:pPr>
-      <w:bookmarkStart w:id="17" w:name="_Toc228189761"/>
-      <w:r>
-        <w:t>8. Transport Profile</w:t>
-      </w:r>
-      <w:bookmarkEnd w:id="17"/>
-    </w:p>
-    <w:p>
-      <w:pPr>
-        <w:pStyle w:val="Titre3"/>
-      </w:pPr>
-      <w:bookmarkStart w:id="18" w:name="_Toc228189762"/>
-      <w:r>
-        <w:t>8.1 Command Transport</w:t>
-      </w:r>
-      <w:bookmarkEnd w:id="18"/>
-    </w:p>
-    <w:p>
-      <w:r>
-        <w:t>This specification defines one normative transport profile for command interoperability:</w:t>
-      </w:r>
-    </w:p>
-    <w:p>
-      <w:r>
-        <w:t>- Protocol Buffers payloads over UDP</w:t>
-      </w:r>
-    </w:p>
-    <w:p/>
-    <w:p>
-      <w:r>
-        <w:t>The window JSON exposes:</w:t>
-      </w:r>
-    </w:p>
-    <w:p>
-      <w:r>
-        <w:t>- `address`</w:t>
-      </w:r>
-    </w:p>
-    <w:p>
-      <w:r>
-        <w:t>- `port`</w:t>
-      </w:r>
-    </w:p>
-    <w:p>
-      <w:r>
-        <w:t>- `maxPacketSize`</w:t>
-      </w:r>
-    </w:p>
-    <w:p/>
-    <w:p>
-      <w:r>
-        <w:t>A conforming client MUST:</w:t>
-      </w:r>
-    </w:p>
-    <w:p>
-      <w:r>
-        <w:lastRenderedPageBreak/>
-        <w:t>across several UDP payloads</w:t>
-      </w:r>
-    </w:p>
-    <w:p>
-      <w:r>
-        <w:t>- send command payloads to the configured UDP endpoint</w:t>
-      </w:r>
-    </w:p>
-    <w:p>
-      <w:r>
-        <w:t>- respect the configured `maxPacketSize`</w:t>
-      </w:r>
-    </w:p>
-    <w:p>
-      <w:r>
-        <w:t>- preserve `sequence` and `mappingHash` when splitting one logical command cycle</w:t>
-      </w:r>
-    </w:p>
-    <w:p/>
-    <w:p>
-      <w:pPr>
-        <w:pStyle w:val="Titre3"/>
-      </w:pPr>
-      <w:bookmarkStart w:id="19" w:name="_Toc228189763"/>
+      <w:bookmarkStart w:id="19" w:name="_Toc230455581"/>
       <w:r>
         <w:t>8.2 Feedback Transport</w:t>
       </w:r>
@@ -4618,7 +4673,7 @@
           <w:rFonts w:ascii="Consolas" w:hAnsi="Consolas"/>
           <w:sz w:val="18"/>
         </w:rPr>
-        <w:t xml:space="preserve">  }</w:t>
+        <w:t xml:space="preserve">  },</w:t>
       </w:r>
     </w:p>
     <w:p>
@@ -4635,26 +4690,61 @@
           <w:rFonts w:ascii="Consolas" w:hAnsi="Consolas"/>
           <w:sz w:val="18"/>
         </w:rPr>
-        <w:t>}</w:t>
+        <w:t xml:space="preserve">  "fastIntervalMs": 20,</w:t>
       </w:r>
     </w:p>
     <w:p>
       <w:pPr>
         <w:spacing w:after="120"/>
         <w:ind w:left="360"/>
-      </w:pPr>
-    </w:p>
-    <w:p>
-      <w:r>
-        <w:t>then a Profile C client MAY receive strobe feedback on that UDP endpoint.</w:t>
+        <w:rPr>
+          <w:rFonts w:ascii="Consolas" w:hAnsi="Consolas"/>
+          <w:sz w:val="18"/>
+        </w:rPr>
+      </w:pPr>
+      <w:r>
+        <w:rPr>
+          <w:rFonts w:ascii="Consolas" w:hAnsi="Consolas"/>
+          <w:sz w:val="18"/>
+        </w:rPr>
+        <w:t xml:space="preserve">  "heartbeatIntervalMs": 350</w:t>
+      </w:r>
+    </w:p>
+    <w:p>
+      <w:pPr>
+        <w:spacing w:after="120"/>
+        <w:ind w:left="360"/>
+        <w:rPr>
+          <w:rFonts w:ascii="Consolas" w:hAnsi="Consolas"/>
+          <w:sz w:val="18"/>
+        </w:rPr>
+      </w:pPr>
+      <w:r>
+        <w:rPr>
+          <w:rFonts w:ascii="Consolas" w:hAnsi="Consolas"/>
+          <w:sz w:val="18"/>
+        </w:rPr>
+        <w:t>}</w:t>
+      </w:r>
+    </w:p>
+    <w:p>
+      <w:pPr>
+        <w:spacing w:after="120"/>
+        <w:ind w:left="360"/>
+      </w:pPr>
+    </w:p>
+    <w:p>
+      <w:r>
+        <w:t>then a Profile C client MAY receive runtime feedback on that UDP endpoint. Changed runtime state may be emitted on the fast interval, while unchanged state is heartbeat-throttled. Clients MUST keep treating feedback payloads as authoritative snapshots rather than acknowledgements. `ActivePageFeedback` identifies the single rendered active page, and `StrobeStatusFeedback` applies only to that active page strobe.</w:t>
       </w:r>
     </w:p>
     <w:p>
       <w:pPr>
         <w:pStyle w:val="Titre3"/>
       </w:pPr>
-      <w:bookmarkStart w:id="20" w:name="_Toc228189764"/>
-      <w:r>
+      <w:bookmarkStart w:id="20" w:name="_Toc230455582"/>
+      <w:r>
+        <w:lastRenderedPageBreak/>
         <w:t>8.3 Reliability Model</w:t>
       </w:r>
       <w:bookmarkEnd w:id="20"/>
@@ -4694,7 +4784,7 @@
       <w:pPr>
         <w:pStyle w:val="Titre2"/>
       </w:pPr>
-      <w:bookmarkStart w:id="21" w:name="_Toc228189765"/>
+      <w:bookmarkStart w:id="21" w:name="_Toc230455583"/>
       <w:r>
         <w:t>9. Coordinate and Value Model</w:t>
       </w:r>
@@ -4728,210 +4818,209 @@
     <w:p/>
     <w:p>
       <w:r>
+        <w:t>Clients SHOULD clamp or sanitize obviously invalid values before sending them. The runtime remains authoritative for its own safety checks.</w:t>
+      </w:r>
+    </w:p>
+    <w:p>
+      <w:pPr>
+        <w:pStyle w:val="Titre2"/>
+      </w:pPr>
+      <w:bookmarkStart w:id="22" w:name="_Toc230455584"/>
+      <w:r>
+        <w:t>10. Identifier Model</w:t>
+      </w:r>
+      <w:bookmarkEnd w:id="22"/>
+    </w:p>
+    <w:p>
+      <w:pPr>
+        <w:pStyle w:val="Titre3"/>
+      </w:pPr>
+      <w:bookmarkStart w:id="23" w:name="_Toc230455585"/>
+      <w:r>
+        <w:t>10.1 Authored Names</w:t>
+      </w:r>
+      <w:bookmarkEnd w:id="23"/>
+    </w:p>
+    <w:p>
+      <w:r>
+        <w:t>Authored names are human-readable identifiers such as:</w:t>
+      </w:r>
+    </w:p>
+    <w:p>
+      <w:r>
+        <w:t>- page names</w:t>
+      </w:r>
+    </w:p>
+    <w:p>
+      <w:r>
+        <w:t>- static reticle IDs</w:t>
+      </w:r>
+    </w:p>
+    <w:p>
+      <w:r>
+        <w:t>- dynamic template IDs</w:t>
+      </w:r>
+    </w:p>
+    <w:p>
+      <w:r>
+        <w:t>- primitive IDs</w:t>
+      </w:r>
+    </w:p>
+    <w:p>
+      <w:r>
+        <w:t>- blink type names</w:t>
+      </w:r>
+    </w:p>
+    <w:p/>
+    <w:p>
+      <w:r>
+        <w:t>These names are convenient in high-level clients but are not the normative on-wire identity when generated IDs are available.</w:t>
+      </w:r>
+    </w:p>
+    <w:p>
+      <w:pPr>
+        <w:pStyle w:val="Titre3"/>
+      </w:pPr>
+      <w:bookmarkStart w:id="24" w:name="_Toc230455586"/>
+      <w:r>
+        <w:t>10.2 Generated Transport IDs</w:t>
+      </w:r>
+      <w:bookmarkEnd w:id="24"/>
+    </w:p>
+    <w:p>
+      <w:r>
+        <w:t>Generated transport IDs are deterministic 64-bit identifiers derived from the authored model and exported by the generated transport map.</w:t>
+      </w:r>
+    </w:p>
+    <w:p>
+      <w:r>
         <w:lastRenderedPageBreak/>
-        <w:t>Clients SHOULD clamp or sanitize obviously invalid values before sending them. The runtime remains authoritative for its own safety checks.</w:t>
+        <w:t>When a command uses generated IDs, the client MUST send the matching `mappingHash` in the surrounding `CommandBatch`.</w:t>
+      </w:r>
+    </w:p>
+    <w:p>
+      <w:pPr>
+        <w:pStyle w:val="Titre3"/>
+      </w:pPr>
+      <w:bookmarkStart w:id="25" w:name="_Toc230455587"/>
+      <w:r>
+        <w:t>10.3 Dynamic Runtime IDs</w:t>
+      </w:r>
+      <w:bookmarkEnd w:id="25"/>
+    </w:p>
+    <w:p>
+      <w:r>
+        <w:t>Dynamic reticles are identified on the wire by `runtimeReticleId`.</w:t>
+      </w:r>
+    </w:p>
+    <w:p>
+      <w:r>
+        <w:t>For dynamic reticles:</w:t>
+      </w:r>
+    </w:p>
+    <w:p>
+      <w:r>
+        <w:t>- `reticleId` is only a local convenience alias</w:t>
+      </w:r>
+    </w:p>
+    <w:p>
+      <w:r>
+        <w:t>- `runtimeReticleId` is the authoritative transport identity</w:t>
+      </w:r>
+    </w:p>
+    <w:p>
+      <w:r>
+        <w:t>- the runtime MAY expose hidden alias forms internally</w:t>
+      </w:r>
+    </w:p>
+    <w:p/>
+    <w:p>
+      <w:r>
+        <w:t>A replacement client MUST treat `runtimeReticleId` as the stable transport identity of a dynamic instance.</w:t>
       </w:r>
     </w:p>
     <w:p>
       <w:pPr>
         <w:pStyle w:val="Titre2"/>
       </w:pPr>
-      <w:bookmarkStart w:id="22" w:name="_Toc228189766"/>
-      <w:r>
-        <w:t>10. Identifier Model</w:t>
-      </w:r>
-      <w:bookmarkEnd w:id="22"/>
-    </w:p>
-    <w:p>
-      <w:pPr>
-        <w:pStyle w:val="Titre3"/>
-      </w:pPr>
-      <w:bookmarkStart w:id="23" w:name="_Toc228189767"/>
-      <w:r>
-        <w:t>10.1 Authored Names</w:t>
-      </w:r>
-      <w:bookmarkEnd w:id="23"/>
-    </w:p>
-    <w:p>
-      <w:r>
-        <w:t>Authored names are human-readable identifiers such as:</w:t>
-      </w:r>
-    </w:p>
-    <w:p>
-      <w:r>
-        <w:t>- page names</w:t>
-      </w:r>
-    </w:p>
-    <w:p>
-      <w:r>
-        <w:t>- static reticle IDs</w:t>
-      </w:r>
-    </w:p>
-    <w:p>
-      <w:r>
-        <w:t>- dynamic template IDs</w:t>
-      </w:r>
-    </w:p>
-    <w:p>
-      <w:r>
-        <w:t>- primitive IDs</w:t>
-      </w:r>
-    </w:p>
-    <w:p>
-      <w:r>
-        <w:t>- blink type names</w:t>
+      <w:bookmarkStart w:id="26" w:name="_Toc230455588"/>
+      <w:r>
+        <w:t>11. Command Batch Contract</w:t>
+      </w:r>
+      <w:bookmarkEnd w:id="26"/>
+    </w:p>
+    <w:p>
+      <w:r>
+        <w:t>`CommandBatch` is the unit of one external update cycle.</w:t>
+      </w:r>
+    </w:p>
+    <w:p>
+      <w:r>
+        <w:t>It contains:</w:t>
+      </w:r>
+    </w:p>
+    <w:p>
+      <w:r>
+        <w:t>- `sequence`</w:t>
+      </w:r>
+    </w:p>
+    <w:p>
+      <w:r>
+        <w:t>- `mappingHash`</w:t>
+      </w:r>
+    </w:p>
+    <w:p>
+      <w:r>
+        <w:t>- `commands`</w:t>
       </w:r>
     </w:p>
     <w:p/>
     <w:p>
       <w:r>
-        <w:t>These names are convenient in high-level clients but are not the normative on-wire identity when generated IDs are available.</w:t>
-      </w:r>
-    </w:p>
-    <w:p>
-      <w:pPr>
-        <w:pStyle w:val="Titre3"/>
-      </w:pPr>
-      <w:bookmarkStart w:id="24" w:name="_Toc228189768"/>
-      <w:r>
-        <w:t>10.2 Generated Transport IDs</w:t>
-      </w:r>
-      <w:bookmarkEnd w:id="24"/>
-    </w:p>
-    <w:p>
-      <w:r>
-        <w:t>Generated transport IDs are deterministic 64-bit identifiers derived from the authored model and exported by the generated transport map.</w:t>
-      </w:r>
-    </w:p>
-    <w:p>
-      <w:r>
-        <w:t>When a command uses generated IDs, the client MUST send the matching `mappingHash` in the surrounding `CommandBatch`.</w:t>
-      </w:r>
-    </w:p>
-    <w:p>
-      <w:pPr>
-        <w:pStyle w:val="Titre3"/>
-      </w:pPr>
-      <w:bookmarkStart w:id="25" w:name="_Toc228189769"/>
-      <w:r>
-        <w:t>10.3 Dynamic Runtime IDs</w:t>
-      </w:r>
-      <w:bookmarkEnd w:id="25"/>
-    </w:p>
-    <w:p>
-      <w:r>
-        <w:t>Dynamic reticles are identified on the wire by `runtimeReticleId`.</w:t>
-      </w:r>
-    </w:p>
-    <w:p>
-      <w:r>
-        <w:t>For dynamic reticles:</w:t>
-      </w:r>
-    </w:p>
-    <w:p>
-      <w:r>
-        <w:t>- `reticleId` is only a local convenience alias</w:t>
-      </w:r>
-    </w:p>
-    <w:p>
-      <w:r>
-        <w:t>- `runtimeReticleId` is the authoritative transport identity</w:t>
-      </w:r>
-    </w:p>
-    <w:p>
-      <w:r>
-        <w:t>- the runtime MAY expose hidden alias forms internally</w:t>
+        <w:t>Normative rules:</w:t>
+      </w:r>
+    </w:p>
+    <w:p>
+      <w:r>
+        <w:t>generated IDs</w:t>
+      </w:r>
+    </w:p>
+    <w:p>
+      <w:r>
+        <w:t>the loaded transport map</w:t>
+      </w:r>
+    </w:p>
+    <w:p>
+      <w:r>
+        <w:t>- a client MAY leave `sequence` at `0` if it does not track an external cycle</w:t>
+      </w:r>
+    </w:p>
+    <w:p>
+      <w:r>
+        <w:t>- a client SHOULD use one stable `sequence` value per external update cycle</w:t>
+      </w:r>
+    </w:p>
+    <w:p>
+      <w:r>
+        <w:t>- a client MUST provide a non-empty `mappingHash` whenever one command uses</w:t>
+      </w:r>
+    </w:p>
+    <w:p>
+      <w:r>
+        <w:t>- a runtime MUST reject a generated-ID batch whose `mappingHash` does not match</w:t>
+      </w:r>
+    </w:p>
+    <w:p>
+      <w:r>
+        <w:t>- a runtime MUST reject generated-ID commands received without `mappingHash`</w:t>
       </w:r>
     </w:p>
     <w:p/>
     <w:p>
-      <w:r>
-        <w:t>A replacement client MUST treat `runtimeReticleId` as the stable transport identity of a dynamic instance.</w:t>
-      </w:r>
-    </w:p>
-    <w:p>
       <w:pPr>
         <w:pStyle w:val="Titre2"/>
       </w:pPr>
-      <w:bookmarkStart w:id="26" w:name="_Toc228189770"/>
-      <w:r>
-        <w:t>11. Command Batch Contract</w:t>
-      </w:r>
-      <w:bookmarkEnd w:id="26"/>
-    </w:p>
-    <w:p>
-      <w:r>
-        <w:t>`CommandBatch` is the unit of one external update cycle.</w:t>
-      </w:r>
-    </w:p>
-    <w:p>
-      <w:r>
-        <w:t>It contains:</w:t>
-      </w:r>
-    </w:p>
-    <w:p>
-      <w:r>
-        <w:t>- `sequence`</w:t>
-      </w:r>
-    </w:p>
-    <w:p>
-      <w:r>
-        <w:t>- `mappingHash`</w:t>
-      </w:r>
-    </w:p>
-    <w:p>
-      <w:r>
-        <w:lastRenderedPageBreak/>
-        <w:t>- `commands`</w:t>
-      </w:r>
-    </w:p>
-    <w:p/>
-    <w:p>
-      <w:r>
-        <w:t>Normative rules:</w:t>
-      </w:r>
-    </w:p>
-    <w:p>
-      <w:r>
-        <w:t>generated IDs</w:t>
-      </w:r>
-    </w:p>
-    <w:p>
-      <w:r>
-        <w:t>the loaded transport map</w:t>
-      </w:r>
-    </w:p>
-    <w:p>
-      <w:r>
-        <w:t>- a client MAY leave `sequence` at `0` if it does not track an external cycle</w:t>
-      </w:r>
-    </w:p>
-    <w:p>
-      <w:r>
-        <w:t>- a client SHOULD use one stable `sequence` value per external update cycle</w:t>
-      </w:r>
-    </w:p>
-    <w:p>
-      <w:r>
-        <w:t>- a client MUST provide a non-empty `mappingHash` whenever one command uses</w:t>
-      </w:r>
-    </w:p>
-    <w:p>
-      <w:r>
-        <w:t>- a runtime MUST reject a generated-ID batch whose `mappingHash` does not match</w:t>
-      </w:r>
-    </w:p>
-    <w:p>
-      <w:r>
-        <w:t>- a runtime MUST reject generated-ID commands received without `mappingHash`</w:t>
-      </w:r>
-    </w:p>
-    <w:p/>
-    <w:p>
-      <w:pPr>
-        <w:pStyle w:val="Titre2"/>
-      </w:pPr>
-      <w:bookmarkStart w:id="27" w:name="_Toc228189771"/>
+      <w:bookmarkStart w:id="27" w:name="_Toc230455589"/>
       <w:r>
         <w:t>12. Command Semantics</w:t>
       </w:r>
@@ -5086,6 +5175,7 @@
                 <w:rFonts w:ascii="Aptos" w:hAnsi="Aptos"/>
                 <w:sz w:val="20"/>
               </w:rPr>
+              <w:lastRenderedPageBreak/>
               <w:t>`SetPageViewCommand`</w:t>
             </w:r>
           </w:p>
@@ -5250,7 +5340,7 @@
                 <w:rFonts w:ascii="Aptos" w:hAnsi="Aptos"/>
                 <w:sz w:val="20"/>
               </w:rPr>
-              <w:t>update strobe activation and/or requested position</w:t>
+              <w:t>update selected strobe entry, activation, and/or requested position</w:t>
             </w:r>
           </w:p>
         </w:tc>
@@ -5502,7 +5592,7 @@
       <w:pPr>
         <w:pStyle w:val="Titre3"/>
       </w:pPr>
-      <w:bookmarkStart w:id="28" w:name="_Toc228189772"/>
+      <w:bookmarkStart w:id="28" w:name="_Toc230455590"/>
       <w:r>
         <w:t>12.1 ActivatePageCommand</w:t>
       </w:r>
@@ -5520,637 +5610,698 @@
     </w:p>
     <w:p>
       <w:r>
+        <w:t>- the target page becomes the active page</w:t>
+      </w:r>
+    </w:p>
+    <w:p>
+      <w:r>
+        <w:t>- no other runtime state is implicitly reset</w:t>
+      </w:r>
+    </w:p>
+    <w:p/>
+    <w:p>
+      <w:r>
+        <w:t>Clients SHOULD send page activation on context change, not every frame.</w:t>
+      </w:r>
+    </w:p>
+    <w:p>
+      <w:pPr>
+        <w:pStyle w:val="Titre3"/>
+      </w:pPr>
+      <w:bookmarkStart w:id="29" w:name="_Toc230455591"/>
+      <w:r>
+        <w:t>12.2 SetPageViewCommand</w:t>
+      </w:r>
+      <w:bookmarkEnd w:id="29"/>
+    </w:p>
+    <w:p>
+      <w:r>
+        <w:t>This command updates the current view state of one page:</w:t>
+      </w:r>
+    </w:p>
+    <w:p>
+      <w:r>
+        <w:t>- logical center</w:t>
+      </w:r>
+    </w:p>
+    <w:p>
+      <w:r>
+        <w:t>- zoom</w:t>
+      </w:r>
+    </w:p>
+    <w:p/>
+    <w:p>
+      <w:r>
+        <w:t>It MUST NOT be interpreted as a page activation command.</w:t>
+      </w:r>
+    </w:p>
+    <w:p>
+      <w:pPr>
+        <w:pStyle w:val="Titre3"/>
+      </w:pPr>
+      <w:bookmarkStart w:id="30" w:name="_Toc230455592"/>
+      <w:r>
+        <w:t>12.3 UpdateWindowDisplayCommand</w:t>
+      </w:r>
+      <w:bookmarkEnd w:id="30"/>
+    </w:p>
+    <w:p>
+      <w:r>
+        <w:t>This command updates whole-window display properties such as:</w:t>
+      </w:r>
+    </w:p>
+    <w:p>
+      <w:r>
+        <w:t>- color inversion</w:t>
+      </w:r>
+    </w:p>
+    <w:p>
+      <w:r>
+        <w:t>- brightness</w:t>
+      </w:r>
+    </w:p>
+    <w:p>
+      <w:r>
         <w:lastRenderedPageBreak/>
-        <w:t>- the target page becomes the active page</w:t>
-      </w:r>
-    </w:p>
-    <w:p>
-      <w:r>
-        <w:t>- no other runtime state is implicitly reset</w:t>
+        <w:t>- blackout or disabled state</w:t>
       </w:r>
     </w:p>
     <w:p/>
     <w:p>
       <w:r>
-        <w:t>Clients SHOULD send page activation on context change, not every frame.</w:t>
+        <w:t>It applies to the rendered output, not to the authored document itself.</w:t>
       </w:r>
     </w:p>
     <w:p>
       <w:pPr>
         <w:pStyle w:val="Titre3"/>
       </w:pPr>
-      <w:bookmarkStart w:id="29" w:name="_Toc228189773"/>
-      <w:r>
-        <w:t>12.2 SetPageViewCommand</w:t>
-      </w:r>
-      <w:bookmarkEnd w:id="29"/>
-    </w:p>
-    <w:p>
-      <w:r>
-        <w:t>This command updates the current view state of one page:</w:t>
-      </w:r>
-    </w:p>
-    <w:p>
-      <w:r>
-        <w:t>- logical center</w:t>
-      </w:r>
-    </w:p>
-    <w:p>
-      <w:r>
-        <w:t>- zoom</w:t>
+      <w:bookmarkStart w:id="31" w:name="_Toc230455593"/>
+      <w:r>
+        <w:t>12.4 UpdateReticleCommand</w:t>
+      </w:r>
+      <w:bookmarkEnd w:id="31"/>
+    </w:p>
+    <w:p>
+      <w:r>
+        <w:t>This command applies a `ReticlePatch` to one addressed static reticle.</w:t>
+      </w:r>
+    </w:p>
+    <w:p>
+      <w:r>
+        <w:t>A client MAY patch only a subset of fields. Unspecified fields MUST be treated as unchanged.</w:t>
+      </w:r>
+    </w:p>
+    <w:p>
+      <w:r>
+        <w:t>If the patch uses:</w:t>
+      </w:r>
+    </w:p>
+    <w:p>
+      <w:r>
+        <w:t>- named blink types</w:t>
+      </w:r>
+    </w:p>
+    <w:p>
+      <w:r>
+        <w:t>- named primitive text overrides</w:t>
+      </w:r>
+    </w:p>
+    <w:p>
+      <w:r>
+        <w:t>- named primitive letter spacings</w:t>
+      </w:r>
+    </w:p>
+    <w:p>
+      <w:r>
+        <w:t>- named primitive sub-patches</w:t>
       </w:r>
     </w:p>
     <w:p/>
     <w:p>
       <w:r>
-        <w:t>It MUST NOT be interpreted as a page activation command.</w:t>
+        <w:t>then the client MUST provide enough transport mapping context to resolve those names before serialization.</w:t>
       </w:r>
     </w:p>
     <w:p>
       <w:pPr>
         <w:pStyle w:val="Titre3"/>
       </w:pPr>
-      <w:bookmarkStart w:id="30" w:name="_Toc228189774"/>
-      <w:r>
-        <w:t>12.3 UpdateWindowDisplayCommand</w:t>
-      </w:r>
-      <w:bookmarkEnd w:id="30"/>
-    </w:p>
-    <w:p>
-      <w:r>
-        <w:t>This command updates whole-window display properties such as:</w:t>
-      </w:r>
-    </w:p>
-    <w:p>
-      <w:r>
-        <w:t>- color inversion</w:t>
-      </w:r>
-    </w:p>
-    <w:p>
-      <w:r>
-        <w:t>- brightness</w:t>
-      </w:r>
-    </w:p>
-    <w:p>
-      <w:r>
-        <w:t>- blackout or disabled state</w:t>
+      <w:bookmarkStart w:id="32" w:name="_Toc230455594"/>
+      <w:r>
+        <w:t>12.5 UpdateStrobeCommand</w:t>
+      </w:r>
+      <w:bookmarkEnd w:id="32"/>
+    </w:p>
+    <w:p>
+      <w:r>
+        <w:t>This command is page-scoped and updates:</w:t>
+      </w:r>
+    </w:p>
+    <w:p>
+      <w:r>
+        <w:t>- optional selected strobe entry</w:t>
+      </w:r>
+    </w:p>
+    <w:p>
+      <w:r>
+        <w:t>- optional active state</w:t>
+      </w:r>
+    </w:p>
+    <w:p>
+      <w:r>
+        <w:t>- optional requested position</w:t>
       </w:r>
     </w:p>
     <w:p/>
     <w:p>
       <w:r>
-        <w:t>It applies to the rendered output, not to the authored document itself.</w:t>
+        <w:t>The command expresses intent only. The runtime remains authoritative for the resolved final strobe state after magnetization and capture logic.</w:t>
       </w:r>
     </w:p>
     <w:p>
       <w:pPr>
         <w:pStyle w:val="Titre3"/>
       </w:pPr>
-      <w:bookmarkStart w:id="31" w:name="_Toc228189775"/>
-      <w:r>
-        <w:t>12.4 UpdateReticleCommand</w:t>
-      </w:r>
-      <w:bookmarkEnd w:id="31"/>
-    </w:p>
-    <w:p>
-      <w:r>
-        <w:t>This command applies a `ReticlePatch` to one addressed static reticle.</w:t>
-      </w:r>
-    </w:p>
-    <w:p>
-      <w:r>
-        <w:t>A client MAY patch only a subset of fields. Unspecified fields MUST be treated as unchanged.</w:t>
-      </w:r>
-    </w:p>
-    <w:p>
-      <w:r>
-        <w:t>If the patch uses:</w:t>
-      </w:r>
-    </w:p>
-    <w:p>
-      <w:r>
-        <w:t>- named blink types</w:t>
-      </w:r>
-    </w:p>
-    <w:p>
-      <w:r>
-        <w:t>- named primitive text overrides</w:t>
-      </w:r>
-    </w:p>
-    <w:p>
-      <w:r>
-        <w:t>- named primitive letter spacings</w:t>
-      </w:r>
-    </w:p>
-    <w:p>
-      <w:r>
-        <w:t>- named primitive sub-patches</w:t>
+      <w:bookmarkStart w:id="33" w:name="_Toc230455595"/>
+      <w:r>
+        <w:t>12.6 UpsertDynamicReticleCommand</w:t>
+      </w:r>
+      <w:bookmarkEnd w:id="33"/>
+    </w:p>
+    <w:p>
+      <w:r>
+        <w:t>This command creates a missing dynamic reticle or updates an existing one.</w:t>
+      </w:r>
+    </w:p>
+    <w:p>
+      <w:r>
+        <w:t>When creation is needed:</w:t>
+      </w:r>
+    </w:p>
+    <w:p>
+      <w:r>
+        <w:t>- the template identity MUST be provided</w:t>
+      </w:r>
+    </w:p>
+    <w:p>
+      <w:r>
+        <w:t>- the dynamic instance MUST be identified by `runtimeReticleId` on the wire</w:t>
       </w:r>
     </w:p>
     <w:p/>
     <w:p>
-      <w:r>
-        <w:t>then the client MUST provide enough transport mapping context to resolve those names before serialization.</w:t>
-      </w:r>
-    </w:p>
-    <w:p>
       <w:pPr>
         <w:pStyle w:val="Titre3"/>
       </w:pPr>
-      <w:bookmarkStart w:id="32" w:name="_Toc228189776"/>
-      <w:r>
-        <w:t>12.5 UpdateStrobeCommand</w:t>
-      </w:r>
-      <w:bookmarkEnd w:id="32"/>
-    </w:p>
-    <w:p>
-      <w:r>
-        <w:t>This command is page-scoped and updates:</w:t>
-      </w:r>
-    </w:p>
-    <w:p>
-      <w:r>
-        <w:t>- optional active state</w:t>
-      </w:r>
-    </w:p>
-    <w:p>
+      <w:bookmarkStart w:id="34" w:name="_Toc230455596"/>
+      <w:r>
+        <w:t>12.7 UpsertDynamicReticlesCommand</w:t>
+      </w:r>
+      <w:bookmarkEnd w:id="34"/>
+    </w:p>
+    <w:p>
+      <w:r>
+        <w:t>This command performs the same semantic action as repeated `UpsertDynamicReticleCommand` operations, but for many reticles of the same template inside the same update cycle.</w:t>
+      </w:r>
+    </w:p>
+    <w:p>
+      <w:r>
+        <w:t>A conforming client SHOULD prefer this bulk form for high-rate loops and radar-style workloads.</w:t>
+      </w:r>
+    </w:p>
+    <w:p>
+      <w:pPr>
+        <w:pStyle w:val="Titre3"/>
+      </w:pPr>
+      <w:bookmarkStart w:id="35" w:name="_Toc230455597"/>
       <w:r>
         <w:lastRenderedPageBreak/>
-        <w:t>- optional requested position</w:t>
+        <w:t>12.8 SetDynamicReticleSetVisibilityCommand</w:t>
+      </w:r>
+      <w:bookmarkEnd w:id="35"/>
+    </w:p>
+    <w:p>
+      <w:r>
+        <w:t>This command toggles visibility for the dynamic reticle set defined by one page and one template.</w:t>
+      </w:r>
+    </w:p>
+    <w:p>
+      <w:r>
+        <w:t>It MUST affect only reticles belonging to that page/template set.</w:t>
+      </w:r>
+    </w:p>
+    <w:p>
+      <w:pPr>
+        <w:pStyle w:val="Titre3"/>
+      </w:pPr>
+      <w:bookmarkStart w:id="36" w:name="_Toc230455598"/>
+      <w:r>
+        <w:t>12.9 RemoveDynamicReticleCommand</w:t>
+      </w:r>
+      <w:bookmarkEnd w:id="36"/>
+    </w:p>
+    <w:p>
+      <w:r>
+        <w:t>This command removes one addressed dynamic reticle instance.</w:t>
+      </w:r>
+    </w:p>
+    <w:p>
+      <w:r>
+        <w:t>Removal MUST target the dynamic runtime identity, not only a local alias.</w:t>
+      </w:r>
+    </w:p>
+    <w:p>
+      <w:pPr>
+        <w:pStyle w:val="Titre3"/>
+      </w:pPr>
+      <w:bookmarkStart w:id="37" w:name="_Toc230455599"/>
+      <w:r>
+        <w:t>12.10 ResetWindowCommand</w:t>
+      </w:r>
+      <w:bookmarkEnd w:id="37"/>
+    </w:p>
+    <w:p>
+      <w:r>
+        <w:t>This command restores the runtime to its authored initial state.</w:t>
+      </w:r>
+    </w:p>
+    <w:p>
+      <w:r>
+        <w:t>The runtime reset includes:</w:t>
+      </w:r>
+    </w:p>
+    <w:p>
+      <w:r>
+        <w:t>- active page selection</w:t>
+      </w:r>
+    </w:p>
+    <w:p>
+      <w:r>
+        <w:t>- page views</w:t>
+      </w:r>
+    </w:p>
+    <w:p>
+      <w:r>
+        <w:t>- whole-window display parameters</w:t>
+      </w:r>
+    </w:p>
+    <w:p>
+      <w:r>
+        <w:t>- dynamic reticles</w:t>
+      </w:r>
+    </w:p>
+    <w:p>
+      <w:r>
+        <w:t>- strobe runtime state</w:t>
       </w:r>
     </w:p>
     <w:p/>
     <w:p>
-      <w:r>
-        <w:t>The command expresses intent only. The runtime remains authoritative for the resolved final strobe state after magnetization and capture logic.</w:t>
+      <w:pPr>
+        <w:pStyle w:val="Titre2"/>
+      </w:pPr>
+      <w:bookmarkStart w:id="38" w:name="_Toc230455600"/>
+      <w:r>
+        <w:t>13. Dynamic Reticle Rules</w:t>
+      </w:r>
+      <w:bookmarkEnd w:id="38"/>
+    </w:p>
+    <w:p>
+      <w:r>
+        <w:t>Dynamic reticles are the core compatibility boundary for high-rate clients.</w:t>
+      </w:r>
+    </w:p>
+    <w:p>
+      <w:r>
+        <w:t>A conforming dynamic-data client MUST follow these rules:</w:t>
+      </w:r>
+    </w:p>
+    <w:p>
+      <w:r>
+        <w:t>- use authored templates as the source of dynamic instances</w:t>
+      </w:r>
+    </w:p>
+    <w:p>
+      <w:r>
+        <w:t>- preserve one stable runtime identity per external logical object</w:t>
+      </w:r>
+    </w:p>
+    <w:p>
+      <w:r>
+        <w:t>- update an existing logical object with the same runtime identity</w:t>
+      </w:r>
+    </w:p>
+    <w:p>
+      <w:r>
+        <w:t>- remove the runtime identity when the logical object disappears</w:t>
+      </w:r>
+    </w:p>
+    <w:p/>
+    <w:p>
+      <w:r>
+        <w:t>For generated client APIs, hidden runtime IDs may be managed internally by the generated dynamic set. That behavior is informative but compatible with this specification.</w:t>
+      </w:r>
+    </w:p>
+    <w:p>
+      <w:r>
+        <w:t>For raw replacement clients, a stable runtime identity strategy is REQUIRED.</w:t>
       </w:r>
     </w:p>
     <w:p>
       <w:pPr>
         <w:pStyle w:val="Titre3"/>
       </w:pPr>
-      <w:bookmarkStart w:id="33" w:name="_Toc228189777"/>
-      <w:r>
-        <w:t>12.6 UpsertDynamicReticleCommand</w:t>
-      </w:r>
-      <w:bookmarkEnd w:id="33"/>
-    </w:p>
-    <w:p>
-      <w:r>
-        <w:t>This command creates a missing dynamic reticle or updates an existing one.</w:t>
-      </w:r>
-    </w:p>
-    <w:p>
-      <w:r>
-        <w:t>When creation is needed:</w:t>
-      </w:r>
-    </w:p>
-    <w:p>
-      <w:r>
-        <w:t>- the template identity MUST be provided</w:t>
-      </w:r>
-    </w:p>
-    <w:p>
-      <w:r>
-        <w:t>- the dynamic instance MUST be identified by `runtimeReticleId` on the wire</w:t>
+      <w:bookmarkStart w:id="39" w:name="_Toc230455601"/>
+      <w:r>
+        <w:t>13.1 Generated Dynamic Set Rules</w:t>
+      </w:r>
+      <w:bookmarkEnd w:id="39"/>
+    </w:p>
+    <w:p>
+      <w:r>
+        <w:t>If a generated UI layer is exposed, one typed dynamic-set accessor MUST exist for each authored dynamic template.</w:t>
+      </w:r>
+    </w:p>
+    <w:p>
+      <w:r>
+        <w:t>For such generated dynamic sets:</w:t>
+      </w:r>
+    </w:p>
+    <w:p>
+      <w:r>
+        <w:t>available when the authored template exposes primitives</w:t>
+      </w:r>
+    </w:p>
+    <w:p>
+      <w:r>
+        <w:t>reticles instead of collapsing everything to one generic primitive wrapper</w:t>
+      </w:r>
+    </w:p>
+    <w:p>
+      <w:r>
+        <w:lastRenderedPageBreak/>
+        <w:t>- `Create()` MUST allocate and retain a hidden runtime dynamic identity</w:t>
+      </w:r>
+    </w:p>
+    <w:p>
+      <w:r>
+        <w:t>- `Remove(handle)` MUST remove the instance referenced by the typed handle</w:t>
+      </w:r>
+    </w:p>
+    <w:p>
+      <w:r>
+        <w:t>- application code MUST NOT be required to provide the runtime dynamic ID</w:t>
+      </w:r>
+    </w:p>
+    <w:p>
+      <w:r>
+        <w:t>- primitive-level typed access on the generated dynamic reticle SHOULD remain</w:t>
+      </w:r>
+    </w:p>
+    <w:p>
+      <w:r>
+        <w:t>- primitive-specific handle kinds SHOULD be preserved on generated dynamic</w:t>
       </w:r>
     </w:p>
     <w:p/>
     <w:p>
       <w:pPr>
+        <w:pStyle w:val="Titre2"/>
+      </w:pPr>
+      <w:bookmarkStart w:id="40" w:name="_Toc230455602"/>
+      <w:r>
+        <w:t>14. Optional Runtime Feedback Profile</w:t>
+      </w:r>
+      <w:bookmarkEnd w:id="40"/>
+    </w:p>
+    <w:p>
+      <w:r>
+        <w:t>If feedback UDP is enabled, the window MAY emit `StrobeStatusFeedback`, `ActivePageFeedback`, or both on the same UDP stream.</w:t>
+      </w:r>
+    </w:p>
+    <w:p>
+      <w:r>
+        <w:t>Important fields are:</w:t>
+      </w:r>
+    </w:p>
+    <w:p>
+      <w:r>
+        <w:t>- `sequence`</w:t>
+      </w:r>
+    </w:p>
+    <w:p>
+      <w:r>
+        <w:t>- `pageName`</w:t>
+      </w:r>
+    </w:p>
+    <w:p/>
+    <w:p>
+      <w:r>
+        <w:t>for `ActivePageFeedback`, and:</w:t>
+      </w:r>
+    </w:p>
+    <w:p>
+      <w:r>
+        <w:t>- `sequence`</w:t>
+      </w:r>
+    </w:p>
+    <w:p>
+      <w:r>
+        <w:t>- `pageName`</w:t>
+      </w:r>
+    </w:p>
+    <w:p>
+      <w:r>
+        <w:t>- `strobeId`</w:t>
+      </w:r>
+    </w:p>
+    <w:p>
+      <w:r>
+        <w:t>- `active`</w:t>
+      </w:r>
+    </w:p>
+    <w:p>
+      <w:r>
+        <w:t>- `position`</w:t>
+      </w:r>
+    </w:p>
+    <w:p>
+      <w:r>
+        <w:t>- `capture`</w:t>
+      </w:r>
+    </w:p>
+    <w:p>
+      <w:r>
+        <w:t>- `magnet`</w:t>
+      </w:r>
+    </w:p>
+    <w:p>
+      <w:r>
+        <w:t>- optional `captureResult`</w:t>
+      </w:r>
+    </w:p>
+    <w:p/>
+    <w:p>
+      <w:r>
+        <w:t>Normative rules:</w:t>
+      </w:r>
+    </w:p>
+    <w:p>
+      <w:r>
+        <w:t>contain several supported feedback payload kinds</w:t>
+      </w:r>
+    </w:p>
+    <w:p>
+      <w:r>
+        <w:t>the requested position</w:t>
+      </w:r>
+    </w:p>
+    <w:p>
+      <w:r>
+        <w:t>currently rendered as active</w:t>
+      </w:r>
+    </w:p>
+    <w:p>
+      <w:r>
+        <w:t>the currently active page strobe</w:t>
+      </w:r>
+    </w:p>
+    <w:p>
+      <w:r>
+        <w:t>clear or conservatively ignore stale captured-target state until a newer strobe snapshot arrives for the new active page</w:t>
+      </w:r>
+    </w:p>
+    <w:p>
+      <w:r>
+        <w:t>target</w:t>
+      </w:r>
+    </w:p>
+    <w:p>
+      <w:r>
+        <w:t>- a feedback-capable client MUST accept that the same UDP feedback stream can</w:t>
+      </w:r>
+    </w:p>
+    <w:p>
+      <w:r>
+        <w:lastRenderedPageBreak/>
+        <w:t>- a feedback-capable client MUST treat feedback as the resolved runtime state</w:t>
+      </w:r>
+    </w:p>
+    <w:p>
+      <w:r>
+        <w:t>- a feedback-capable client MUST NOT assume the resolved strobe position equals</w:t>
+      </w:r>
+    </w:p>
+    <w:p>
+      <w:r>
+        <w:t>- `ActivePageFeedback` MUST be treated as authoritative for which page is</w:t>
+      </w:r>
+    </w:p>
+    <w:p>
+      <w:r>
+        <w:t>- a feedback-capable client MUST treat `StrobeStatusFeedback` as valid only for</w:t>
+      </w:r>
+    </w:p>
+    <w:p>
+      <w:r>
+        <w:t>- when the authoritative active page changes, a feedback-capable client MUST</w:t>
+      </w:r>
+    </w:p>
+    <w:p>
+      <w:r>
+        <w:t>- if magnetization is enabled, the feedback position MAY snap to a dynamic</w:t>
+      </w:r>
+    </w:p>
+    <w:p>
+      <w:r>
+        <w:t>- if capture is active, `captureResult` MAY describe the captured target</w:t>
+      </w:r>
+    </w:p>
+    <w:p/>
+    <w:p>
+      <w:pPr>
+        <w:pStyle w:val="Titre2"/>
+      </w:pPr>
+      <w:bookmarkStart w:id="41" w:name="_Toc230455603"/>
+      <w:r>
+        <w:t>15. Error Handling and Mismatch Rules</w:t>
+      </w:r>
+      <w:bookmarkEnd w:id="41"/>
+    </w:p>
+    <w:p>
+      <w:r>
+        <w:t>A conforming client MUST surface at least the following interoperability failures clearly:</w:t>
+      </w:r>
+    </w:p>
+    <w:p>
+      <w:r>
+        <w:t>- command transport unavailable</w:t>
+      </w:r>
+    </w:p>
+    <w:p>
+      <w:r>
+        <w:t>- feedback transport unavailable when feedback is expected</w:t>
+      </w:r>
+    </w:p>
+    <w:p>
+      <w:r>
+        <w:t>- generated transport IDs used without `mappingHash`</w:t>
+      </w:r>
+    </w:p>
+    <w:p>
+      <w:r>
+        <w:t>- `mappingHash` mismatch between client batch and window runtime</w:t>
+      </w:r>
+    </w:p>
+    <w:p>
+      <w:r>
+        <w:t>- missing transport map when name-based helpers require generated resolution</w:t>
+      </w:r>
+    </w:p>
+    <w:p>
+      <w:r>
+        <w:t>- invalid command payload rejected by the runtime</w:t>
+      </w:r>
+    </w:p>
+    <w:p/>
+    <w:p>
+      <w:r>
+        <w:t>Clients SHOULD log enough context to identify:</w:t>
+      </w:r>
+    </w:p>
+    <w:p>
+      <w:r>
+        <w:t>- target page</w:t>
+      </w:r>
+    </w:p>
+    <w:p>
+      <w:r>
+        <w:t>- target reticle or template</w:t>
+      </w:r>
+    </w:p>
+    <w:p>
+      <w:r>
+        <w:t>- external cycle sequence when available</w:t>
+      </w:r>
+    </w:p>
+    <w:p>
+      <w:r>
+        <w:t>- whether the failing path was name-based or ID-based</w:t>
+      </w:r>
+    </w:p>
+    <w:p/>
+    <w:p>
+      <w:pPr>
+        <w:pStyle w:val="Titre2"/>
+      </w:pPr>
+      <w:bookmarkStart w:id="42" w:name="_Toc230455604"/>
+      <w:r>
+        <w:t>16. Recommended Integration Modes</w:t>
+      </w:r>
+      <w:bookmarkEnd w:id="42"/>
+    </w:p>
+    <w:p>
+      <w:pPr>
         <w:pStyle w:val="Titre3"/>
       </w:pPr>
-      <w:bookmarkStart w:id="34" w:name="_Toc228189778"/>
-      <w:r>
-        <w:t>12.7 UpsertDynamicReticlesCommand</w:t>
-      </w:r>
-      <w:bookmarkEnd w:id="34"/>
-    </w:p>
-    <w:p>
-      <w:r>
-        <w:t>This command performs the same semantic action as repeated `UpsertDynamicReticleCommand` operations, but for many reticles of the same template inside the same update cycle.</w:t>
-      </w:r>
-    </w:p>
-    <w:p>
-      <w:r>
-        <w:t>A conforming client SHOULD prefer this bulk form for high-rate loops and radar-style workloads.</w:t>
-      </w:r>
-    </w:p>
+      <w:bookmarkStart w:id="43" w:name="_Toc230455605"/>
+      <w:r>
+        <w:t>16.1 Mode A - Generated Client API</w:t>
+      </w:r>
+      <w:bookmarkEnd w:id="43"/>
+    </w:p>
+    <w:p>
+      <w:r>
+        <w:t>Use this mode when:</w:t>
+      </w:r>
+    </w:p>
+    <w:p>
+      <w:r>
+        <w:t>- you control the C++ integration</w:t>
+      </w:r>
+    </w:p>
+    <w:p>
+      <w:r>
+        <w:t>- you want typed accessors instead of strings</w:t>
+      </w:r>
+    </w:p>
+    <w:p>
+      <w:r>
+        <w:t>- you want the generated layer to hide transport IDs</w:t>
+      </w:r>
+    </w:p>
+    <w:p>
+      <w:r>
+        <w:t>- you want the normal supported client-facing workflow</w:t>
+      </w:r>
+    </w:p>
+    <w:p/>
     <w:p>
       <w:pPr>
         <w:pStyle w:val="Titre3"/>
       </w:pPr>
-      <w:bookmarkStart w:id="35" w:name="_Toc228189779"/>
-      <w:r>
-        <w:t>12.8 SetDynamicReticleSetVisibilityCommand</w:t>
-      </w:r>
-      <w:bookmarkEnd w:id="35"/>
-    </w:p>
-    <w:p>
-      <w:r>
-        <w:t>This command toggles visibility for the dynamic reticle set defined by one page and one template.</w:t>
-      </w:r>
-    </w:p>
-    <w:p>
-      <w:r>
-        <w:t>It MUST affect only reticles belonging to that page/template set.</w:t>
-      </w:r>
-    </w:p>
-    <w:p>
-      <w:pPr>
-        <w:pStyle w:val="Titre3"/>
-      </w:pPr>
-      <w:bookmarkStart w:id="36" w:name="_Toc228189780"/>
-      <w:r>
-        <w:t>12.9 RemoveDynamicReticleCommand</w:t>
-      </w:r>
-      <w:bookmarkEnd w:id="36"/>
-    </w:p>
-    <w:p>
-      <w:r>
-        <w:t>This command removes one addressed dynamic reticle instance.</w:t>
-      </w:r>
-    </w:p>
-    <w:p>
-      <w:r>
-        <w:t>Removal MUST target the dynamic runtime identity, not only a local alias.</w:t>
-      </w:r>
-    </w:p>
-    <w:p>
-      <w:pPr>
-        <w:pStyle w:val="Titre3"/>
-      </w:pPr>
-      <w:bookmarkStart w:id="37" w:name="_Toc228189781"/>
-      <w:r>
-        <w:t>12.10 ResetWindowCommand</w:t>
-      </w:r>
-      <w:bookmarkEnd w:id="37"/>
-    </w:p>
-    <w:p>
-      <w:r>
-        <w:t>This command restores the runtime to its authored initial state.</w:t>
-      </w:r>
-    </w:p>
-    <w:p>
-      <w:r>
-        <w:t>The runtime reset includes:</w:t>
-      </w:r>
-    </w:p>
-    <w:p>
-      <w:r>
-        <w:t>- active page selection</w:t>
-      </w:r>
-    </w:p>
-    <w:p>
-      <w:r>
-        <w:t>- page views</w:t>
-      </w:r>
-    </w:p>
-    <w:p>
-      <w:r>
-        <w:t>- whole-window display parameters</w:t>
-      </w:r>
-    </w:p>
-    <w:p>
-      <w:r>
-        <w:t>- dynamic reticles</w:t>
-      </w:r>
-    </w:p>
-    <w:p>
-      <w:r>
-        <w:t>- strobe runtime state</w:t>
-      </w:r>
-    </w:p>
-    <w:p/>
-    <w:p>
-      <w:pPr>
-        <w:pStyle w:val="Titre2"/>
-      </w:pPr>
-      <w:bookmarkStart w:id="38" w:name="_Toc228189782"/>
-      <w:r>
-        <w:t>13. Dynamic Reticle Rules</w:t>
-      </w:r>
-      <w:bookmarkEnd w:id="38"/>
-    </w:p>
-    <w:p>
-      <w:r>
-        <w:t>Dynamic reticles are the core compatibility boundary for high-rate clients.</w:t>
-      </w:r>
-    </w:p>
-    <w:p>
-      <w:r>
-        <w:t>A conforming dynamic-data client MUST follow these rules:</w:t>
-      </w:r>
-    </w:p>
-    <w:p>
-      <w:r>
-        <w:lastRenderedPageBreak/>
-        <w:t>- use authored templates as the source of dynamic instances</w:t>
-      </w:r>
-    </w:p>
-    <w:p>
-      <w:r>
-        <w:t>- preserve one stable runtime identity per external logical object</w:t>
-      </w:r>
-    </w:p>
-    <w:p>
-      <w:r>
-        <w:t>- update an existing logical object with the same runtime identity</w:t>
-      </w:r>
-    </w:p>
-    <w:p>
-      <w:r>
-        <w:t>- remove the runtime identity when the logical object disappears</w:t>
-      </w:r>
-    </w:p>
-    <w:p/>
-    <w:p>
-      <w:r>
-        <w:t>For generated client APIs, hidden runtime IDs may be managed internally by the generated dynamic set. That behavior is informative but compatible with this specification.</w:t>
-      </w:r>
-    </w:p>
-    <w:p>
-      <w:r>
-        <w:t>For raw replacement clients, a stable runtime identity strategy is REQUIRED.</w:t>
-      </w:r>
-    </w:p>
-    <w:p>
-      <w:pPr>
-        <w:pStyle w:val="Titre3"/>
-      </w:pPr>
-      <w:bookmarkStart w:id="39" w:name="_Toc228189783"/>
-      <w:r>
-        <w:t>13.1 Generated Dynamic Set Rules</w:t>
-      </w:r>
-      <w:bookmarkEnd w:id="39"/>
-    </w:p>
-    <w:p>
-      <w:r>
-        <w:t>If a generated UI layer is exposed, one typed dynamic-set accessor MUST exist for each authored dynamic template.</w:t>
-      </w:r>
-    </w:p>
-    <w:p>
-      <w:r>
-        <w:t>For such generated dynamic sets:</w:t>
-      </w:r>
-    </w:p>
-    <w:p>
-      <w:r>
-        <w:t>available when the authored template exposes primitives</w:t>
-      </w:r>
-    </w:p>
-    <w:p>
-      <w:r>
-        <w:t>reticles instead of collapsing everything to one generic primitive wrapper</w:t>
-      </w:r>
-    </w:p>
-    <w:p>
-      <w:r>
-        <w:t>- `Create()` MUST allocate and retain a hidden runtime dynamic identity</w:t>
-      </w:r>
-    </w:p>
-    <w:p>
-      <w:r>
-        <w:t>- `Remove(handle)` MUST remove the instance referenced by the typed handle</w:t>
-      </w:r>
-    </w:p>
-    <w:p>
-      <w:r>
-        <w:t>- application code MUST NOT be required to provide the runtime dynamic ID</w:t>
-      </w:r>
-    </w:p>
-    <w:p>
-      <w:r>
-        <w:t>- primitive-level typed access on the generated dynamic reticle SHOULD remain</w:t>
-      </w:r>
-    </w:p>
-    <w:p>
-      <w:r>
-        <w:t>- primitive-specific handle kinds SHOULD be preserved on generated dynamic</w:t>
-      </w:r>
-    </w:p>
-    <w:p/>
-    <w:p>
-      <w:pPr>
-        <w:pStyle w:val="Titre2"/>
-      </w:pPr>
-      <w:bookmarkStart w:id="40" w:name="_Toc228189784"/>
-      <w:r>
-        <w:t>14. Optional Strobe Feedback Profile</w:t>
-      </w:r>
-      <w:bookmarkEnd w:id="40"/>
-    </w:p>
-    <w:p>
-      <w:r>
-        <w:t>If feedback UDP is enabled, the window MAY emit `StrobeStatusFeedback`.</w:t>
-      </w:r>
-    </w:p>
-    <w:p>
-      <w:r>
-        <w:t>Important fields are:</w:t>
-      </w:r>
-    </w:p>
-    <w:p>
-      <w:r>
-        <w:t>- `sequence`</w:t>
-      </w:r>
-    </w:p>
-    <w:p>
-      <w:r>
-        <w:t>- `pageName`</w:t>
-      </w:r>
-    </w:p>
-    <w:p>
-      <w:r>
-        <w:t>- `strobeId`</w:t>
-      </w:r>
-    </w:p>
-    <w:p>
-      <w:r>
-        <w:t>- `active`</w:t>
-      </w:r>
-    </w:p>
-    <w:p>
-      <w:r>
-        <w:t>- `position`</w:t>
-      </w:r>
-    </w:p>
-    <w:p>
-      <w:r>
-        <w:t>- `capture`</w:t>
-      </w:r>
-    </w:p>
-    <w:p>
-      <w:r>
-        <w:t>- `magnet`</w:t>
-      </w:r>
-    </w:p>
-    <w:p>
-      <w:r>
-        <w:t>- optional `captureResult`</w:t>
-      </w:r>
-    </w:p>
-    <w:p/>
-    <w:p>
-      <w:r>
-        <w:lastRenderedPageBreak/>
-        <w:t>Normative rules:</w:t>
-      </w:r>
-    </w:p>
-    <w:p>
-      <w:r>
-        <w:t>the requested position</w:t>
-      </w:r>
-    </w:p>
-    <w:p>
-      <w:r>
-        <w:t>target</w:t>
-      </w:r>
-    </w:p>
-    <w:p>
-      <w:r>
-        <w:t>- a feedback-capable client MUST treat feedback as the resolved runtime state</w:t>
-      </w:r>
-    </w:p>
-    <w:p>
-      <w:r>
-        <w:t>- a feedback-capable client MUST NOT assume the resolved strobe position equals</w:t>
-      </w:r>
-    </w:p>
-    <w:p>
-      <w:r>
-        <w:t>- if magnetization is enabled, the feedback position MAY snap to a dynamic</w:t>
-      </w:r>
-    </w:p>
-    <w:p>
-      <w:r>
-        <w:t>- if capture is active, `captureResult` MAY describe the captured target</w:t>
-      </w:r>
-    </w:p>
-    <w:p/>
-    <w:p>
-      <w:pPr>
-        <w:pStyle w:val="Titre2"/>
-      </w:pPr>
-      <w:bookmarkStart w:id="41" w:name="_Toc228189785"/>
-      <w:r>
-        <w:t>15. Error Handling and Mismatch Rules</w:t>
-      </w:r>
-      <w:bookmarkEnd w:id="41"/>
-    </w:p>
-    <w:p>
-      <w:r>
-        <w:t>A conforming client MUST surface at least the following interoperability failures clearly:</w:t>
-      </w:r>
-    </w:p>
-    <w:p>
-      <w:r>
-        <w:t>- command transport unavailable</w:t>
-      </w:r>
-    </w:p>
-    <w:p>
-      <w:r>
-        <w:t>- feedback transport unavailable when feedback is expected</w:t>
-      </w:r>
-    </w:p>
-    <w:p>
-      <w:r>
-        <w:t>- generated transport IDs used without `mappingHash`</w:t>
-      </w:r>
-    </w:p>
-    <w:p>
-      <w:r>
-        <w:t>- `mappingHash` mismatch between client batch and window runtime</w:t>
-      </w:r>
-    </w:p>
-    <w:p>
-      <w:r>
-        <w:t>- missing transport map when name-based helpers require generated resolution</w:t>
-      </w:r>
-    </w:p>
-    <w:p>
-      <w:r>
-        <w:t>- invalid command payload rejected by the runtime</w:t>
-      </w:r>
-    </w:p>
-    <w:p/>
-    <w:p>
-      <w:r>
-        <w:t>Clients SHOULD log enough context to identify:</w:t>
-      </w:r>
-    </w:p>
-    <w:p>
-      <w:r>
-        <w:t>- target page</w:t>
-      </w:r>
-    </w:p>
-    <w:p>
-      <w:r>
-        <w:t>- target reticle or template</w:t>
-      </w:r>
-    </w:p>
-    <w:p>
-      <w:r>
-        <w:t>- external cycle sequence when available</w:t>
-      </w:r>
-    </w:p>
-    <w:p>
-      <w:r>
-        <w:t>- whether the failing path was name-based or ID-based</w:t>
-      </w:r>
-    </w:p>
-    <w:p/>
-    <w:p>
-      <w:pPr>
-        <w:pStyle w:val="Titre2"/>
-      </w:pPr>
-      <w:bookmarkStart w:id="42" w:name="_Toc228189786"/>
-      <w:r>
-        <w:t>16. Recommended Integration Modes</w:t>
-      </w:r>
-      <w:bookmarkEnd w:id="42"/>
-    </w:p>
-    <w:p>
-      <w:pPr>
-        <w:pStyle w:val="Titre3"/>
-      </w:pPr>
-      <w:bookmarkStart w:id="43" w:name="_Toc228189787"/>
-      <w:r>
-        <w:t>16.1 Mode A - Generated Client API</w:t>
-      </w:r>
-      <w:bookmarkEnd w:id="43"/>
-    </w:p>
-    <w:p>
-      <w:r>
-        <w:t>Use this mode when:</w:t>
-      </w:r>
-    </w:p>
-    <w:p>
-      <w:r>
-        <w:t>- you control the C++ integration</w:t>
-      </w:r>
-    </w:p>
-    <w:p>
-      <w:r>
-        <w:t>- you want typed accessors instead of strings</w:t>
-      </w:r>
-    </w:p>
-    <w:p>
-      <w:r>
-        <w:t>- you want the generated layer to hide transport IDs</w:t>
-      </w:r>
-    </w:p>
-    <w:p>
-      <w:r>
-        <w:t>- you want the normal supported client-facing workflow</w:t>
-      </w:r>
-    </w:p>
-    <w:p/>
-    <w:p>
-      <w:pPr>
-        <w:pStyle w:val="Titre3"/>
-      </w:pPr>
-      <w:bookmarkStart w:id="44" w:name="_Toc228189788"/>
+      <w:bookmarkStart w:id="44" w:name="_Toc230455606"/>
       <w:r>
         <w:lastRenderedPageBreak/>
         <w:t>16.2 Mode B - Raw CommandClient With Transport Map</w:t>
@@ -6182,7 +6333,7 @@
       <w:pPr>
         <w:pStyle w:val="Titre3"/>
       </w:pPr>
-      <w:bookmarkStart w:id="45" w:name="_Toc228189789"/>
+      <w:bookmarkStart w:id="45" w:name="_Toc230455607"/>
       <w:r>
         <w:t>16.3 Mode C - Fully ID-Based Client</w:t>
       </w:r>
@@ -6213,7 +6364,7 @@
       <w:pPr>
         <w:pStyle w:val="Titre3"/>
       </w:pPr>
-      <w:bookmarkStart w:id="46" w:name="_Toc228189790"/>
+      <w:bookmarkStart w:id="46" w:name="_Toc230455608"/>
       <w:r>
         <w:t>16.4 Mode D - Generated UI Binding</w:t>
       </w:r>
@@ -6254,7 +6405,7 @@
       <w:pPr>
         <w:pStyle w:val="Titre2"/>
       </w:pPr>
-      <w:bookmarkStart w:id="47" w:name="_Toc228189791"/>
+      <w:bookmarkStart w:id="47" w:name="_Toc230455609"/>
       <w:r>
         <w:t>17. Minimal Replacement-Client Checklist</w:t>
       </w:r>
@@ -6283,7 +6434,7 @@
         <w:tblLook w:val="0000" w:firstRow="0" w:lastRow="0" w:firstColumn="0" w:lastColumn="0" w:noHBand="0" w:noVBand="0"/>
       </w:tblPr>
       <w:tblGrid>
-        <w:gridCol w:w="3245"/>
+        <w:gridCol w:w="3313"/>
         <w:gridCol w:w="5104"/>
       </w:tblGrid>
       <w:tr>
@@ -6794,7 +6945,7 @@
                 <w:rFonts w:ascii="Aptos" w:hAnsi="Aptos"/>
                 <w:sz w:val="20"/>
               </w:rPr>
-              <w:t>receive one strobe feedback packet</w:t>
+              <w:t>receive one runtime feedback packet</w:t>
             </w:r>
           </w:p>
         </w:tc>
@@ -6850,8 +7001,8 @@
         <w:tblLook w:val="0000" w:firstRow="0" w:lastRow="0" w:firstColumn="0" w:lastColumn="0" w:noHBand="0" w:noVBand="0"/>
       </w:tblPr>
       <w:tblGrid>
-        <w:gridCol w:w="2826"/>
-        <w:gridCol w:w="6236"/>
+        <w:gridCol w:w="2885"/>
+        <w:gridCol w:w="6177"/>
       </w:tblGrid>
       <w:tr>
         <w:tblPrEx>
@@ -7092,7 +7243,55 @@
                 <w:rFonts w:ascii="Aptos" w:hAnsi="Aptos"/>
                 <w:sz w:val="20"/>
               </w:rPr>
-              <w:t>no strobe transport object is required from application code</w:t>
+              <w:t>no standalone strobe transport object is required from application code</w:t>
+            </w:r>
+          </w:p>
+        </w:tc>
+      </w:tr>
+      <w:tr>
+        <w:tblPrEx>
+          <w:tblCellMar>
+            <w:top w:w="0" w:type="dxa"/>
+            <w:bottom w:w="0" w:type="dxa"/>
+          </w:tblCellMar>
+        </w:tblPrEx>
+        <w:tc>
+          <w:tcPr>
+            <w:tcW w:w="0" w:type="auto"/>
+          </w:tcPr>
+          <w:p>
+            <w:pPr>
+              <w:rPr>
+                <w:rFonts w:ascii="Aptos" w:hAnsi="Aptos"/>
+                <w:sz w:val="20"/>
+              </w:rPr>
+            </w:pPr>
+            <w:r>
+              <w:rPr>
+                <w:rFonts w:ascii="Aptos" w:hAnsi="Aptos"/>
+                <w:sz w:val="20"/>
+              </w:rPr>
+              <w:t>generated strobe variants remain discoverable</w:t>
+            </w:r>
+          </w:p>
+        </w:tc>
+        <w:tc>
+          <w:tcPr>
+            <w:tcW w:w="0" w:type="auto"/>
+          </w:tcPr>
+          <w:p>
+            <w:pPr>
+              <w:rPr>
+                <w:rFonts w:ascii="Aptos" w:hAnsi="Aptos"/>
+                <w:sz w:val="20"/>
+              </w:rPr>
+            </w:pPr>
+            <w:r>
+              <w:rPr>
+                <w:rFonts w:ascii="Aptos" w:hAnsi="Aptos"/>
+                <w:sz w:val="20"/>
+              </w:rPr>
+              <w:t>authored multi-strobe pages expose generated entries that can be selected without raw IDs</w:t>
             </w:r>
           </w:p>
         </w:tc>
@@ -7168,6 +7367,54 @@
                 <w:rFonts w:ascii="Aptos" w:hAnsi="Aptos"/>
                 <w:sz w:val="20"/>
               </w:rPr>
+              <w:t>generated runtime-feedback queries stay authoritative</w:t>
+            </w:r>
+          </w:p>
+        </w:tc>
+        <w:tc>
+          <w:tcPr>
+            <w:tcW w:w="0" w:type="auto"/>
+          </w:tcPr>
+          <w:p>
+            <w:pPr>
+              <w:rPr>
+                <w:rFonts w:ascii="Aptos" w:hAnsi="Aptos"/>
+                <w:sz w:val="20"/>
+              </w:rPr>
+            </w:pPr>
+            <w:r>
+              <w:rPr>
+                <w:rFonts w:ascii="Aptos" w:hAnsi="Aptos"/>
+                <w:sz w:val="20"/>
+              </w:rPr>
+              <w:t>`IsActive()` and `IsStrobeCaptured()` reflect the consumed runtime feedback stream</w:t>
+            </w:r>
+          </w:p>
+        </w:tc>
+      </w:tr>
+      <w:tr>
+        <w:tblPrEx>
+          <w:tblCellMar>
+            <w:top w:w="0" w:type="dxa"/>
+            <w:bottom w:w="0" w:type="dxa"/>
+          </w:tblCellMar>
+        </w:tblPrEx>
+        <w:tc>
+          <w:tcPr>
+            <w:tcW w:w="0" w:type="auto"/>
+          </w:tcPr>
+          <w:p>
+            <w:pPr>
+              <w:rPr>
+                <w:rFonts w:ascii="Aptos" w:hAnsi="Aptos"/>
+                <w:sz w:val="20"/>
+              </w:rPr>
+            </w:pPr>
+            <w:r>
+              <w:rPr>
+                <w:rFonts w:ascii="Aptos" w:hAnsi="Aptos"/>
+                <w:sz w:val="20"/>
+              </w:rPr>
               <w:t>generated batch helper carries `mappingHash`</w:t>
             </w:r>
           </w:p>
@@ -7248,7 +7495,7 @@
       <w:pPr>
         <w:pStyle w:val="Titre3"/>
       </w:pPr>
-      <w:bookmarkStart w:id="48" w:name="_Toc228189792"/>
+      <w:bookmarkStart w:id="48" w:name="_Toc230455610"/>
       <w:r>
         <w:t>17.1 Requirement-To-Test Traceability</w:t>
       </w:r>
@@ -7276,6 +7523,7 @@
     </w:p>
     <w:p>
       <w:r>
+        <w:lastRenderedPageBreak/>
         <w:t>- the conformance matrix links that contract to repository tests</w:t>
       </w:r>
     </w:p>
@@ -7289,9 +7537,8 @@
       <w:pPr>
         <w:pStyle w:val="Titre2"/>
       </w:pPr>
-      <w:bookmarkStart w:id="49" w:name="_Toc228189793"/>
-      <w:r>
-        <w:lastRenderedPageBreak/>
+      <w:bookmarkStart w:id="49" w:name="_Toc230455611"/>
+      <w:r>
         <w:t>18. Implementation Guidance</w:t>
       </w:r>
       <w:bookmarkEnd w:id="49"/>
@@ -7351,7 +7598,7 @@
       <w:pPr>
         <w:pStyle w:val="Titre2"/>
       </w:pPr>
-      <w:bookmarkStart w:id="50" w:name="_Toc228189794"/>
+      <w:bookmarkStart w:id="50" w:name="_Toc230455612"/>
       <w:r>
         <w:t>19. Example Integration Snippets</w:t>
       </w:r>
@@ -7361,7 +7608,7 @@
       <w:pPr>
         <w:pStyle w:val="Titre3"/>
       </w:pPr>
-      <w:bookmarkStart w:id="51" w:name="_Toc228189795"/>
+      <w:bookmarkStart w:id="51" w:name="_Toc230455613"/>
       <w:r>
         <w:t>19.1 Generated Page Client</w:t>
       </w:r>
@@ -7659,6 +7906,7 @@
           <w:rFonts w:ascii="Consolas" w:hAnsi="Consolas"/>
           <w:sz w:val="18"/>
         </w:rPr>
+        <w:lastRenderedPageBreak/>
         <w:t>full_demo_ui::FullDemoMockupUi ui;</w:t>
       </w:r>
     </w:p>
@@ -7687,7 +7935,6 @@
     </w:p>
     <w:p>
       <w:r>
-        <w:lastRenderedPageBreak/>
         <w:t>Generated page wrappers expose the stable page transport id and generated mapping hash to `CommandClient`, so this page-level call does not need a local transport map. Raw name-resolving helpers remain available for generic tooling, but they are a compatibility surface rather than the preferred generated-client workflow.</w:t>
       </w:r>
     </w:p>
@@ -7695,7 +7942,7 @@
       <w:pPr>
         <w:pStyle w:val="Titre3"/>
       </w:pPr>
-      <w:bookmarkStart w:id="52" w:name="_Toc228189796"/>
+      <w:bookmarkStart w:id="52" w:name="_Toc230455614"/>
       <w:r>
         <w:t>19.2 Bulk Dynamic Update Cycle</w:t>
       </w:r>
@@ -8067,9 +8314,9 @@
       <w:pPr>
         <w:pStyle w:val="Titre3"/>
       </w:pPr>
-      <w:bookmarkStart w:id="53" w:name="_Toc228189797"/>
-      <w:r>
-        <w:t>19.3 Strobe Feedback Receiver</w:t>
+      <w:bookmarkStart w:id="53" w:name="_Toc230455615"/>
+      <w:r>
+        <w:t>19.3 Runtime Feedback Receiver</w:t>
       </w:r>
       <w:bookmarkEnd w:id="53"/>
     </w:p>
@@ -8172,7 +8419,7 @@
           <w:rFonts w:ascii="Consolas" w:hAnsi="Consolas"/>
           <w:sz w:val="18"/>
         </w:rPr>
-        <w:t xml:space="preserve">        mfd::DeserializeStrobeStatusFeedback(</w:t>
+        <w:t xml:space="preserve">        mfd::DeserializeFeedbackPayload(</w:t>
       </w:r>
     </w:p>
     <w:p>
@@ -8189,6 +8436,7 @@
           <w:rFonts w:ascii="Consolas" w:hAnsi="Consolas"/>
           <w:sz w:val="18"/>
         </w:rPr>
+        <w:lastRenderedPageBreak/>
         <w:t xml:space="preserve">            std::string_view(reinterpret_cast&lt;const char*&gt;(payload-&gt;data()), payload-&gt;size()));</w:t>
       </w:r>
     </w:p>
@@ -8219,7 +8467,7 @@
       <w:pPr>
         <w:pStyle w:val="Titre2"/>
       </w:pPr>
-      <w:bookmarkStart w:id="54" w:name="_Toc228189798"/>
+      <w:bookmarkStart w:id="54" w:name="_Toc230455616"/>
       <w:r>
         <w:t>20. Related Documents</w:t>
       </w:r>
@@ -8280,7 +8528,7 @@
       <w:pPr>
         <w:pStyle w:val="Titre2"/>
       </w:pPr>
-      <w:bookmarkStart w:id="55" w:name="_Toc228189799"/>
+      <w:bookmarkStart w:id="55" w:name="_Toc230455617"/>
       <w:r>
         <w:t>21. Candidate Evolution Path</w:t>
       </w:r>
@@ -8757,7 +9005,7 @@
     <w:link w:val="Titre1Car"/>
     <w:uiPriority w:val="9"/>
     <w:qFormat/>
-    <w:rsid w:val="002E14E9"/>
+    <w:rsid w:val="00864914"/>
     <w:pPr>
       <w:keepNext/>
       <w:keepLines/>
@@ -8779,7 +9027,7 @@
     <w:uiPriority w:val="9"/>
     <w:unhideWhenUsed/>
     <w:qFormat/>
-    <w:rsid w:val="002E14E9"/>
+    <w:rsid w:val="00864914"/>
     <w:pPr>
       <w:keepNext/>
       <w:keepLines/>
@@ -8801,7 +9049,7 @@
     <w:uiPriority w:val="9"/>
     <w:unhideWhenUsed/>
     <w:qFormat/>
-    <w:rsid w:val="002E14E9"/>
+    <w:rsid w:val="00864914"/>
     <w:pPr>
       <w:keepNext/>
       <w:keepLines/>
@@ -8824,7 +9072,7 @@
     <w:semiHidden/>
     <w:unhideWhenUsed/>
     <w:qFormat/>
-    <w:rsid w:val="002E14E9"/>
+    <w:rsid w:val="00864914"/>
     <w:pPr>
       <w:keepNext/>
       <w:keepLines/>
@@ -8847,7 +9095,7 @@
     <w:semiHidden/>
     <w:unhideWhenUsed/>
     <w:qFormat/>
-    <w:rsid w:val="002E14E9"/>
+    <w:rsid w:val="00864914"/>
     <w:pPr>
       <w:keepNext/>
       <w:keepLines/>
@@ -8868,7 +9116,7 @@
     <w:semiHidden/>
     <w:unhideWhenUsed/>
     <w:qFormat/>
-    <w:rsid w:val="002E14E9"/>
+    <w:rsid w:val="00864914"/>
     <w:pPr>
       <w:keepNext/>
       <w:keepLines/>
@@ -8891,7 +9139,7 @@
     <w:semiHidden/>
     <w:unhideWhenUsed/>
     <w:qFormat/>
-    <w:rsid w:val="002E14E9"/>
+    <w:rsid w:val="00864914"/>
     <w:pPr>
       <w:keepNext/>
       <w:keepLines/>
@@ -8912,7 +9160,7 @@
     <w:semiHidden/>
     <w:unhideWhenUsed/>
     <w:qFormat/>
-    <w:rsid w:val="002E14E9"/>
+    <w:rsid w:val="00864914"/>
     <w:pPr>
       <w:keepNext/>
       <w:keepLines/>
@@ -8935,7 +9183,7 @@
     <w:semiHidden/>
     <w:unhideWhenUsed/>
     <w:qFormat/>
-    <w:rsid w:val="002E14E9"/>
+    <w:rsid w:val="00864914"/>
     <w:pPr>
       <w:keepNext/>
       <w:keepLines/>
@@ -8979,7 +9227,7 @@
     <w:basedOn w:val="Policepardfaut"/>
     <w:link w:val="Titre1"/>
     <w:uiPriority w:val="9"/>
-    <w:rsid w:val="002E14E9"/>
+    <w:rsid w:val="00864914"/>
     <w:rPr>
       <w:rFonts w:asciiTheme="majorHAnsi" w:eastAsiaTheme="majorEastAsia" w:hAnsiTheme="majorHAnsi" w:cstheme="majorBidi"/>
       <w:color w:val="2F5496" w:themeColor="accent1" w:themeShade="BF"/>
@@ -8992,7 +9240,7 @@
     <w:basedOn w:val="Policepardfaut"/>
     <w:link w:val="Titre2"/>
     <w:uiPriority w:val="9"/>
-    <w:rsid w:val="002E14E9"/>
+    <w:rsid w:val="00864914"/>
     <w:rPr>
       <w:rFonts w:asciiTheme="majorHAnsi" w:eastAsiaTheme="majorEastAsia" w:hAnsiTheme="majorHAnsi" w:cstheme="majorBidi"/>
       <w:color w:val="2F5496" w:themeColor="accent1" w:themeShade="BF"/>
@@ -9005,7 +9253,7 @@
     <w:basedOn w:val="Policepardfaut"/>
     <w:link w:val="Titre3"/>
     <w:uiPriority w:val="9"/>
-    <w:rsid w:val="002E14E9"/>
+    <w:rsid w:val="00864914"/>
     <w:rPr>
       <w:rFonts w:eastAsiaTheme="majorEastAsia" w:cstheme="majorBidi"/>
       <w:color w:val="2F5496" w:themeColor="accent1" w:themeShade="BF"/>
@@ -9019,7 +9267,7 @@
     <w:link w:val="Titre4"/>
     <w:uiPriority w:val="9"/>
     <w:semiHidden/>
-    <w:rsid w:val="002E14E9"/>
+    <w:rsid w:val="00864914"/>
     <w:rPr>
       <w:rFonts w:eastAsiaTheme="majorEastAsia" w:cstheme="majorBidi"/>
       <w:i/>
@@ -9033,7 +9281,7 @@
     <w:link w:val="Titre5"/>
     <w:uiPriority w:val="9"/>
     <w:semiHidden/>
-    <w:rsid w:val="002E14E9"/>
+    <w:rsid w:val="00864914"/>
     <w:rPr>
       <w:rFonts w:eastAsiaTheme="majorEastAsia" w:cstheme="majorBidi"/>
       <w:color w:val="2F5496" w:themeColor="accent1" w:themeShade="BF"/>
@@ -9045,7 +9293,7 @@
     <w:link w:val="Titre6"/>
     <w:uiPriority w:val="9"/>
     <w:semiHidden/>
-    <w:rsid w:val="002E14E9"/>
+    <w:rsid w:val="00864914"/>
     <w:rPr>
       <w:rFonts w:eastAsiaTheme="majorEastAsia" w:cstheme="majorBidi"/>
       <w:i/>
@@ -9059,7 +9307,7 @@
     <w:link w:val="Titre7"/>
     <w:uiPriority w:val="9"/>
     <w:semiHidden/>
-    <w:rsid w:val="002E14E9"/>
+    <w:rsid w:val="00864914"/>
     <w:rPr>
       <w:rFonts w:eastAsiaTheme="majorEastAsia" w:cstheme="majorBidi"/>
       <w:color w:val="595959" w:themeColor="text1" w:themeTint="A6"/>
@@ -9071,7 +9319,7 @@
     <w:link w:val="Titre8"/>
     <w:uiPriority w:val="9"/>
     <w:semiHidden/>
-    <w:rsid w:val="002E14E9"/>
+    <w:rsid w:val="00864914"/>
     <w:rPr>
       <w:rFonts w:eastAsiaTheme="majorEastAsia" w:cstheme="majorBidi"/>
       <w:i/>
@@ -9085,7 +9333,7 @@
     <w:link w:val="Titre9"/>
     <w:uiPriority w:val="9"/>
     <w:semiHidden/>
-    <w:rsid w:val="002E14E9"/>
+    <w:rsid w:val="00864914"/>
     <w:rPr>
       <w:rFonts w:eastAsiaTheme="majorEastAsia" w:cstheme="majorBidi"/>
       <w:color w:val="272727" w:themeColor="text1" w:themeTint="D8"/>
@@ -9098,7 +9346,7 @@
     <w:link w:val="TitreCar"/>
     <w:uiPriority w:val="10"/>
     <w:qFormat/>
-    <w:rsid w:val="002E14E9"/>
+    <w:rsid w:val="00864914"/>
     <w:pPr>
       <w:spacing w:after="80" w:line="240" w:lineRule="auto"/>
       <w:contextualSpacing/>
@@ -9116,7 +9364,7 @@
     <w:basedOn w:val="Policepardfaut"/>
     <w:link w:val="Titre"/>
     <w:uiPriority w:val="10"/>
-    <w:rsid w:val="002E14E9"/>
+    <w:rsid w:val="00864914"/>
     <w:rPr>
       <w:rFonts w:asciiTheme="majorHAnsi" w:eastAsiaTheme="majorEastAsia" w:hAnsiTheme="majorHAnsi" w:cstheme="majorBidi"/>
       <w:spacing w:val="-10"/>
@@ -9132,7 +9380,7 @@
     <w:link w:val="Sous-titreCar"/>
     <w:uiPriority w:val="11"/>
     <w:qFormat/>
-    <w:rsid w:val="002E14E9"/>
+    <w:rsid w:val="00864914"/>
     <w:pPr>
       <w:numPr>
         <w:ilvl w:val="1"/>
@@ -9151,7 +9399,7 @@
     <w:basedOn w:val="Policepardfaut"/>
     <w:link w:val="Sous-titre"/>
     <w:uiPriority w:val="11"/>
-    <w:rsid w:val="002E14E9"/>
+    <w:rsid w:val="00864914"/>
     <w:rPr>
       <w:rFonts w:eastAsiaTheme="majorEastAsia" w:cstheme="majorBidi"/>
       <w:color w:val="595959" w:themeColor="text1" w:themeTint="A6"/>
@@ -9167,7 +9415,7 @@
     <w:link w:val="CitationCar"/>
     <w:uiPriority w:val="29"/>
     <w:qFormat/>
-    <w:rsid w:val="002E14E9"/>
+    <w:rsid w:val="00864914"/>
     <w:pPr>
       <w:spacing w:before="160"/>
       <w:jc w:val="center"/>
@@ -9183,7 +9431,7 @@
     <w:basedOn w:val="Policepardfaut"/>
     <w:link w:val="Citation"/>
     <w:uiPriority w:val="29"/>
-    <w:rsid w:val="002E14E9"/>
+    <w:rsid w:val="00864914"/>
     <w:rPr>
       <w:i/>
       <w:iCs/>
@@ -9195,7 +9443,7 @@
     <w:basedOn w:val="Normal"/>
     <w:uiPriority w:val="34"/>
     <w:qFormat/>
-    <w:rsid w:val="002E14E9"/>
+    <w:rsid w:val="00864914"/>
     <w:pPr>
       <w:ind w:left="720"/>
       <w:contextualSpacing/>
@@ -9206,7 +9454,7 @@
     <w:basedOn w:val="Policepardfaut"/>
     <w:uiPriority w:val="21"/>
     <w:qFormat/>
-    <w:rsid w:val="002E14E9"/>
+    <w:rsid w:val="00864914"/>
     <w:rPr>
       <w:i/>
       <w:iCs/>
@@ -9220,7 +9468,7 @@
     <w:link w:val="CitationintenseCar"/>
     <w:uiPriority w:val="30"/>
     <w:qFormat/>
-    <w:rsid w:val="002E14E9"/>
+    <w:rsid w:val="00864914"/>
     <w:pPr>
       <w:pBdr>
         <w:top w:val="single" w:sz="4" w:space="10" w:color="2F5496" w:themeColor="accent1" w:themeShade="BF"/>
@@ -9241,7 +9489,7 @@
     <w:basedOn w:val="Policepardfaut"/>
     <w:link w:val="Citationintense"/>
     <w:uiPriority w:val="30"/>
-    <w:rsid w:val="002E14E9"/>
+    <w:rsid w:val="00864914"/>
     <w:rPr>
       <w:i/>
       <w:iCs/>
@@ -9253,7 +9501,7 @@
     <w:basedOn w:val="Policepardfaut"/>
     <w:uiPriority w:val="32"/>
     <w:qFormat/>
-    <w:rsid w:val="002E14E9"/>
+    <w:rsid w:val="00864914"/>
     <w:rPr>
       <w:b/>
       <w:bCs/>
@@ -9269,7 +9517,7 @@
     <w:autoRedefine/>
     <w:uiPriority w:val="39"/>
     <w:unhideWhenUsed/>
-    <w:rsid w:val="002E14E9"/>
+    <w:rsid w:val="00864914"/>
     <w:pPr>
       <w:spacing w:after="100"/>
     </w:pPr>
@@ -9281,7 +9529,7 @@
     <w:autoRedefine/>
     <w:uiPriority w:val="39"/>
     <w:unhideWhenUsed/>
-    <w:rsid w:val="002E14E9"/>
+    <w:rsid w:val="00864914"/>
     <w:pPr>
       <w:spacing w:after="100"/>
       <w:ind w:left="220"/>
@@ -9294,7 +9542,7 @@
     <w:autoRedefine/>
     <w:uiPriority w:val="39"/>
     <w:unhideWhenUsed/>
-    <w:rsid w:val="002E14E9"/>
+    <w:rsid w:val="00864914"/>
     <w:pPr>
       <w:spacing w:after="100"/>
       <w:ind w:left="440"/>
